--- a/Практика 1.docx
+++ b/Практика 1.docx
@@ -1,6 +1,6 @@
 
 <file path=word/document.xml><?xml version="1.0" encoding="utf-8"?>
-<w:document xmlns:wpc="http://schemas.microsoft.com/office/word/2010/wordprocessingCanvas" xmlns:cx="http://schemas.microsoft.com/office/drawing/2014/chartex" xmlns:mc="http://schemas.openxmlformats.org/markup-compatibility/2006" xmlns:o="urn:schemas-microsoft-com:office:office" xmlns:r="http://schemas.openxmlformats.org/officeDocument/2006/relationships" xmlns:m="http://schemas.openxmlformats.org/officeDocument/2006/math" xmlns:v="urn:schemas-microsoft-com:vml" xmlns:wp14="http://schemas.microsoft.com/office/word/2010/wordprocessingDrawing" xmlns:wp="http://schemas.openxmlformats.org/drawingml/2006/wordprocessingDrawing" xmlns:w10="urn:schemas-microsoft-com:office:word" xmlns:w="http://schemas.openxmlformats.org/wordprocessingml/2006/main" xmlns:w14="http://schemas.microsoft.com/office/word/2010/wordml" xmlns:w15="http://schemas.microsoft.com/office/word/2012/wordml" xmlns:w16se="http://schemas.microsoft.com/office/word/2015/wordml/symex" xmlns:wpg="http://schemas.microsoft.com/office/word/2010/wordprocessingGroup" xmlns:wpi="http://schemas.microsoft.com/office/word/2010/wordprocessingInk" xmlns:wne="http://schemas.microsoft.com/office/word/2006/wordml" xmlns:wps="http://schemas.microsoft.com/office/word/2010/wordprocessingShape" mc:Ignorable="w14 w15 w16se wp14">
+<w:document xmlns:wpc="http://schemas.microsoft.com/office/word/2010/wordprocessingCanvas" xmlns:cx="http://schemas.microsoft.com/office/drawing/2014/chartex" xmlns:cx1="http://schemas.microsoft.com/office/drawing/2015/9/8/chartex" xmlns:cx2="http://schemas.microsoft.com/office/drawing/2015/10/21/chartex" xmlns:cx3="http://schemas.microsoft.com/office/drawing/2016/5/9/chartex" xmlns:cx4="http://schemas.microsoft.com/office/drawing/2016/5/10/chartex" xmlns:cx5="http://schemas.microsoft.com/office/drawing/2016/5/11/chartex" xmlns:cx6="http://schemas.microsoft.com/office/drawing/2016/5/12/chartex" xmlns:cx7="http://schemas.microsoft.com/office/drawing/2016/5/13/chartex" xmlns:cx8="http://schemas.microsoft.com/office/drawing/2016/5/14/chartex" xmlns:mc="http://schemas.openxmlformats.org/markup-compatibility/2006" xmlns:aink="http://schemas.microsoft.com/office/drawing/2016/ink" xmlns:am3d="http://schemas.microsoft.com/office/drawing/2017/model3d" xmlns:o="urn:schemas-microsoft-com:office:office" xmlns:oel="http://schemas.microsoft.com/office/2019/extlst" xmlns:r="http://schemas.openxmlformats.org/officeDocument/2006/relationships" xmlns:m="http://schemas.openxmlformats.org/officeDocument/2006/math" xmlns:v="urn:schemas-microsoft-com:vml" xmlns:wp14="http://schemas.microsoft.com/office/word/2010/wordprocessingDrawing" xmlns:wp="http://schemas.openxmlformats.org/drawingml/2006/wordprocessingDrawing" xmlns:w10="urn:schemas-microsoft-com:office:word" xmlns:w="http://schemas.openxmlformats.org/wordprocessingml/2006/main" xmlns:w14="http://schemas.microsoft.com/office/word/2010/wordml" xmlns:w15="http://schemas.microsoft.com/office/word/2012/wordml" xmlns:w16cex="http://schemas.microsoft.com/office/word/2018/wordml/cex" xmlns:w16cid="http://schemas.microsoft.com/office/word/2016/wordml/cid" xmlns:w16="http://schemas.microsoft.com/office/word/2018/wordml" xmlns:w16du="http://schemas.microsoft.com/office/word/2023/wordml/word16du" xmlns:w16sdtdh="http://schemas.microsoft.com/office/word/2020/wordml/sdtdatahash" xmlns:w16sdtfl="http://schemas.microsoft.com/office/word/2024/wordml/sdtformatlock" xmlns:w16se="http://schemas.microsoft.com/office/word/2015/wordml/symex" xmlns:wpg="http://schemas.microsoft.com/office/word/2010/wordprocessingGroup" xmlns:wpi="http://schemas.microsoft.com/office/word/2010/wordprocessingInk" xmlns:wne="http://schemas.microsoft.com/office/word/2006/wordml" xmlns:wps="http://schemas.microsoft.com/office/word/2010/wordprocessingShape" mc:Ignorable="w14 w15 w16se w16cid w16 w16cex w16sdtdh w16sdtfl w16du wp14">
   <w:body>
     <w:tbl>
       <w:tblPr>
@@ -86,7 +86,27 @@
                 <w:b/>
                 <w:sz w:val="22"/>
               </w:rPr>
-              <w:t>«Российский экономический университет имени Г.В. Плеханова»</w:t>
+              <w:t xml:space="preserve">«Российский экономический университет имени </w:t>
+            </w:r>
+            <w:proofErr w:type="gramStart"/>
+            <w:r>
+              <w:rPr>
+                <w:rStyle w:val="FontStyle110"/>
+                <w:rFonts w:ascii="Times New Roman" w:hAnsi="Times New Roman"/>
+                <w:b/>
+                <w:sz w:val="22"/>
+              </w:rPr>
+              <w:t>Г.В.</w:t>
+            </w:r>
+            <w:proofErr w:type="gramEnd"/>
+            <w:r>
+              <w:rPr>
+                <w:rStyle w:val="FontStyle110"/>
+                <w:rFonts w:ascii="Times New Roman" w:hAnsi="Times New Roman"/>
+                <w:b/>
+                <w:sz w:val="22"/>
+              </w:rPr>
+              <w:t xml:space="preserve"> Плеханова»</w:t>
             </w:r>
           </w:p>
           <w:p>
@@ -649,8 +669,10 @@
               <w:rFonts w:asciiTheme="minorHAnsi" w:eastAsiaTheme="minorEastAsia" w:hAnsiTheme="minorHAnsi" w:cstheme="minorBidi"/>
               <w:noProof/>
               <w:color w:val="auto"/>
-              <w:sz w:val="22"/>
-              <w:szCs w:val="22"/>
+              <w:kern w:val="2"/>
+              <w:sz w:val="24"/>
+              <w:szCs w:val="24"/>
+              <w14:ligatures w14:val="standardContextual"/>
             </w:rPr>
           </w:pPr>
           <w:r>
@@ -662,7 +684,7 @@
           <w:r>
             <w:fldChar w:fldCharType="separate"/>
           </w:r>
-          <w:hyperlink w:anchor="_Toc242197475" w:history="1">
+          <w:hyperlink w:anchor="_Toc242313999" w:history="1">
             <w:r>
               <w:rPr>
                 <w:rStyle w:val="a7"/>
@@ -689,7 +711,7 @@
                 <w:noProof/>
                 <w:webHidden/>
               </w:rPr>
-              <w:instrText xml:space="preserve"> PAGEREF _Toc242197475 \h </w:instrText>
+              <w:instrText xml:space="preserve"> PAGEREF _Toc242313999 \h </w:instrText>
             </w:r>
             <w:r>
               <w:rPr>
@@ -727,11 +749,13 @@
               <w:rFonts w:asciiTheme="minorHAnsi" w:eastAsiaTheme="minorEastAsia" w:hAnsiTheme="minorHAnsi" w:cstheme="minorBidi"/>
               <w:noProof/>
               <w:color w:val="auto"/>
-              <w:sz w:val="22"/>
-              <w:szCs w:val="22"/>
+              <w:kern w:val="2"/>
+              <w:sz w:val="24"/>
+              <w:szCs w:val="24"/>
+              <w14:ligatures w14:val="standardContextual"/>
             </w:rPr>
           </w:pPr>
-          <w:hyperlink w:anchor="_Toc242197476" w:history="1">
+          <w:hyperlink w:anchor="_Toc242314000" w:history="1">
             <w:r>
               <w:rPr>
                 <w:rStyle w:val="a7"/>
@@ -758,7 +782,7 @@
                 <w:noProof/>
                 <w:webHidden/>
               </w:rPr>
-              <w:instrText xml:space="preserve"> PAGEREF _Toc242197476 \h </w:instrText>
+              <w:instrText xml:space="preserve"> PAGEREF _Toc242314000 \h </w:instrText>
             </w:r>
             <w:r>
               <w:rPr>
@@ -796,11 +820,13 @@
               <w:rFonts w:asciiTheme="minorHAnsi" w:eastAsiaTheme="minorEastAsia" w:hAnsiTheme="minorHAnsi" w:cstheme="minorBidi"/>
               <w:noProof/>
               <w:color w:val="auto"/>
-              <w:sz w:val="22"/>
-              <w:szCs w:val="22"/>
+              <w:kern w:val="2"/>
+              <w:sz w:val="24"/>
+              <w:szCs w:val="24"/>
+              <w14:ligatures w14:val="standardContextual"/>
             </w:rPr>
           </w:pPr>
-          <w:hyperlink w:anchor="_Toc242197477" w:history="1">
+          <w:hyperlink w:anchor="_Toc242314001" w:history="1">
             <w:r>
               <w:rPr>
                 <w:rStyle w:val="a7"/>
@@ -827,7 +853,7 @@
                 <w:noProof/>
                 <w:webHidden/>
               </w:rPr>
-              <w:instrText xml:space="preserve"> PAGEREF _Toc242197477 \h </w:instrText>
+              <w:instrText xml:space="preserve"> PAGEREF _Toc242314001 \h </w:instrText>
             </w:r>
             <w:r>
               <w:rPr>
@@ -865,11 +891,13 @@
               <w:rFonts w:asciiTheme="minorHAnsi" w:eastAsiaTheme="minorEastAsia" w:hAnsiTheme="minorHAnsi" w:cstheme="minorBidi"/>
               <w:noProof/>
               <w:color w:val="auto"/>
-              <w:sz w:val="22"/>
-              <w:szCs w:val="22"/>
+              <w:kern w:val="2"/>
+              <w:sz w:val="24"/>
+              <w:szCs w:val="24"/>
+              <w14:ligatures w14:val="standardContextual"/>
             </w:rPr>
           </w:pPr>
-          <w:hyperlink w:anchor="_Toc242197478" w:history="1">
+          <w:hyperlink w:anchor="_Toc242314002" w:history="1">
             <w:r>
               <w:rPr>
                 <w:rStyle w:val="a7"/>
@@ -896,7 +924,7 @@
                 <w:noProof/>
                 <w:webHidden/>
               </w:rPr>
-              <w:instrText xml:space="preserve"> PAGEREF _Toc242197478 \h </w:instrText>
+              <w:instrText xml:space="preserve"> PAGEREF _Toc242314002 \h </w:instrText>
             </w:r>
             <w:r>
               <w:rPr>
@@ -934,11 +962,13 @@
               <w:rFonts w:asciiTheme="minorHAnsi" w:eastAsiaTheme="minorEastAsia" w:hAnsiTheme="minorHAnsi" w:cstheme="minorBidi"/>
               <w:noProof/>
               <w:color w:val="auto"/>
-              <w:sz w:val="22"/>
-              <w:szCs w:val="22"/>
+              <w:kern w:val="2"/>
+              <w:sz w:val="24"/>
+              <w:szCs w:val="24"/>
+              <w14:ligatures w14:val="standardContextual"/>
             </w:rPr>
           </w:pPr>
-          <w:hyperlink w:anchor="_Toc242197479" w:history="1">
+          <w:hyperlink w:anchor="_Toc242314003" w:history="1">
             <w:r>
               <w:rPr>
                 <w:rStyle w:val="a7"/>
@@ -965,7 +995,7 @@
                 <w:noProof/>
                 <w:webHidden/>
               </w:rPr>
-              <w:instrText xml:space="preserve"> PAGEREF _Toc242197479 \h </w:instrText>
+              <w:instrText xml:space="preserve"> PAGEREF _Toc242314003 \h </w:instrText>
             </w:r>
             <w:r>
               <w:rPr>
@@ -986,6 +1016,77 @@
                 <w:webHidden/>
               </w:rPr>
               <w:t>34</w:t>
+            </w:r>
+            <w:r>
+              <w:rPr>
+                <w:noProof/>
+                <w:webHidden/>
+              </w:rPr>
+              <w:fldChar w:fldCharType="end"/>
+            </w:r>
+          </w:hyperlink>
+        </w:p>
+        <w:p>
+          <w:pPr>
+            <w:pStyle w:val="12"/>
+            <w:rPr>
+              <w:rFonts w:asciiTheme="minorHAnsi" w:eastAsiaTheme="minorEastAsia" w:hAnsiTheme="minorHAnsi" w:cstheme="minorBidi"/>
+              <w:noProof/>
+              <w:color w:val="auto"/>
+              <w:kern w:val="2"/>
+              <w:sz w:val="24"/>
+              <w:szCs w:val="24"/>
+              <w14:ligatures w14:val="standardContextual"/>
+            </w:rPr>
+          </w:pPr>
+          <w:hyperlink w:anchor="_Toc242314004" w:history="1">
+            <w:r>
+              <w:rPr>
+                <w:rStyle w:val="a7"/>
+                <w:noProof/>
+              </w:rPr>
+              <w:t>Практическая работа №6</w:t>
+            </w:r>
+            <w:r>
+              <w:rPr>
+                <w:noProof/>
+                <w:webHidden/>
+              </w:rPr>
+              <w:tab/>
+            </w:r>
+            <w:r>
+              <w:rPr>
+                <w:noProof/>
+                <w:webHidden/>
+              </w:rPr>
+              <w:fldChar w:fldCharType="begin"/>
+            </w:r>
+            <w:r>
+              <w:rPr>
+                <w:noProof/>
+                <w:webHidden/>
+              </w:rPr>
+              <w:instrText xml:space="preserve"> PAGEREF _Toc242314004 \h </w:instrText>
+            </w:r>
+            <w:r>
+              <w:rPr>
+                <w:noProof/>
+                <w:webHidden/>
+              </w:rPr>
+            </w:r>
+            <w:r>
+              <w:rPr>
+                <w:noProof/>
+                <w:webHidden/>
+              </w:rPr>
+              <w:fldChar w:fldCharType="separate"/>
+            </w:r>
+            <w:r>
+              <w:rPr>
+                <w:noProof/>
+                <w:webHidden/>
+              </w:rPr>
+              <w:t>41</w:t>
             </w:r>
             <w:r>
               <w:rPr>
@@ -1027,7 +1128,7 @@
       <w:pPr>
         <w:pStyle w:val="af4"/>
       </w:pPr>
-      <w:bookmarkStart w:id="0" w:name="_Toc242197475"/>
+      <w:bookmarkStart w:id="0" w:name="_Toc242313999"/>
       <w:r>
         <w:lastRenderedPageBreak/>
         <w:t>Практическая работа №1</w:t>
@@ -1039,10 +1140,18 @@
         <w:spacing w:before="0" w:after="0"/>
       </w:pPr>
       <w:r>
-        <w:t xml:space="preserve">Цель работы: </w:t>
-      </w:r>
-      <w:r>
-        <w:t xml:space="preserve">Разработать </w:t>
+        <w:t>Цель работы</w:t>
+      </w:r>
+      <w:proofErr w:type="gramStart"/>
+      <w:r>
+        <w:t xml:space="preserve">: </w:t>
+      </w:r>
+      <w:r>
+        <w:t>Разработать</w:t>
+      </w:r>
+      <w:proofErr w:type="gramEnd"/>
+      <w:r>
+        <w:t xml:space="preserve"> </w:t>
       </w:r>
       <w:proofErr w:type="spellStart"/>
       <w:r>
@@ -1067,15 +1176,7 @@
         <w:t>»</w:t>
       </w:r>
       <w:r>
-        <w:t xml:space="preserve">, реализовать формы с </w:t>
-      </w:r>
-      <w:proofErr w:type="spellStart"/>
-      <w:r>
-        <w:t>валидацией</w:t>
-      </w:r>
-      <w:proofErr w:type="spellEnd"/>
-      <w:r>
-        <w:t>, передачу данных через URL-параметры, переключение тем оформления и покрыть логику модульными тестами.</w:t>
+        <w:t>, реализовать формы с валидацией, передачу данных через URL-параметры, переключение тем оформления и покрыть логику модульными тестами.</w:t>
       </w:r>
     </w:p>
     <w:p>
@@ -1747,7 +1848,15 @@
         <w:fldChar w:fldCharType="end"/>
       </w:r>
       <w:r>
-        <w:t xml:space="preserve"> - Ошибка при деление на 0.</w:t>
+        <w:t xml:space="preserve"> - Ошибка </w:t>
+      </w:r>
+      <w:proofErr w:type="gramStart"/>
+      <w:r>
+        <w:t>при деление</w:t>
+      </w:r>
+      <w:proofErr w:type="gramEnd"/>
+      <w:r>
+        <w:t xml:space="preserve"> на 0.</w:t>
       </w:r>
     </w:p>
     <w:p>
@@ -2263,188 +2372,168 @@
         <w:t>/</w:t>
       </w:r>
       <w:proofErr w:type="spellStart"/>
+      <w:r>
+        <w:t>result?a</w:t>
+      </w:r>
+      <w:proofErr w:type="spellEnd"/>
+      <w:r>
+        <w:t xml:space="preserve">=10&amp;op=%2F&amp;b=3. Здесь a и b это числа, а </w:t>
+      </w:r>
+      <w:proofErr w:type="spellStart"/>
+      <w:r>
+        <w:t>op</w:t>
+      </w:r>
+      <w:proofErr w:type="spellEnd"/>
+      <w:r>
+        <w:t xml:space="preserve"> это операция.</w:t>
+      </w:r>
+    </w:p>
+    <w:p>
+      <w:pPr>
+        <w:spacing w:before="0" w:after="0"/>
+        <w:rPr>
+          <w:lang w:val="en-US"/>
+        </w:rPr>
+      </w:pPr>
+      <w:r>
+        <w:t xml:space="preserve">Символ операции кодируется через </w:t>
+      </w:r>
+      <w:proofErr w:type="spellStart"/>
+      <w:r>
+        <w:t>Uri.encodeComponent</w:t>
+      </w:r>
+      <w:proofErr w:type="spellEnd"/>
+      <w:r>
+        <w:t>, чтобы браузер не воспринял плюс как пробел. Конвертер</w:t>
+      </w:r>
+      <w:r>
+        <w:rPr>
+          <w:lang w:val="en-US"/>
+        </w:rPr>
+        <w:t xml:space="preserve"> </w:t>
+      </w:r>
+      <w:r>
+        <w:t>работает</w:t>
+      </w:r>
+      <w:r>
+        <w:rPr>
+          <w:lang w:val="en-US"/>
+        </w:rPr>
+        <w:t xml:space="preserve"> </w:t>
+      </w:r>
+      <w:r>
+        <w:t>так</w:t>
+      </w:r>
+      <w:r>
+        <w:rPr>
+          <w:lang w:val="en-US"/>
+        </w:rPr>
+        <w:t xml:space="preserve"> </w:t>
+      </w:r>
+      <w:r>
+        <w:t>же</w:t>
+      </w:r>
+      <w:r>
+        <w:rPr>
+          <w:lang w:val="en-US"/>
+        </w:rPr>
+        <w:t>: converter/</w:t>
+      </w:r>
+      <w:proofErr w:type="spellStart"/>
+      <w:r>
+        <w:rPr>
+          <w:lang w:val="en-US"/>
+        </w:rPr>
+        <w:t>result?from</w:t>
+      </w:r>
+      <w:proofErr w:type="spellEnd"/>
+      <w:r>
+        <w:rPr>
+          <w:lang w:val="en-US"/>
+        </w:rPr>
+        <w:t>=</w:t>
+      </w:r>
+      <w:proofErr w:type="spellStart"/>
+      <w:r>
+        <w:rPr>
+          <w:lang w:val="en-US"/>
+        </w:rPr>
+        <w:t>USD&amp;to</w:t>
+      </w:r>
+      <w:proofErr w:type="spellEnd"/>
+      <w:r>
+        <w:rPr>
+          <w:lang w:val="en-US"/>
+        </w:rPr>
+        <w:t>=</w:t>
+      </w:r>
+      <w:proofErr w:type="spellStart"/>
+      <w:r>
+        <w:rPr>
+          <w:lang w:val="en-US"/>
+        </w:rPr>
+        <w:t>RUB&amp;amount</w:t>
+      </w:r>
+      <w:proofErr w:type="spellEnd"/>
+      <w:r>
+        <w:rPr>
+          <w:lang w:val="en-US"/>
+        </w:rPr>
+        <w:t>=100.</w:t>
+      </w:r>
+    </w:p>
+    <w:p>
+      <w:pPr>
+        <w:spacing w:before="0" w:after="0"/>
+        <w:rPr>
+          <w:sz w:val="24"/>
+        </w:rPr>
+      </w:pPr>
+      <w:r>
+        <w:lastRenderedPageBreak/>
+        <w:t xml:space="preserve">Экран результата берёт данные только из адресной строки через </w:t>
+      </w:r>
+      <w:proofErr w:type="spellStart"/>
       <w:proofErr w:type="gramStart"/>
       <w:r>
-        <w:t>result?a</w:t>
+        <w:t>state.uri.queryParameters</w:t>
       </w:r>
       <w:proofErr w:type="spellEnd"/>
       <w:proofErr w:type="gramEnd"/>
       <w:r>
-        <w:t xml:space="preserve">=10&amp;op=%2F&amp;b=3. Здесь a и b это числа, а </w:t>
+        <w:t>. Он не получает их от предыдущего экрана напрямую. Поэтому если скопировать адрес и открыть его в новой вкладке, экран покажет то же самое. Если в адресе ошибка, например деление на ноль или не числа, экран выводит понятное сообщение, а не падает. На рисунке 9 видно переданные параметры в адресной строке.</w:t>
+      </w:r>
+    </w:p>
+    <w:p>
+      <w:pPr>
+        <w:spacing w:before="0" w:after="0"/>
+      </w:pPr>
+      <w:r>
+        <w:t>Вывод</w:t>
+      </w:r>
+      <w:proofErr w:type="gramStart"/>
+      <w:r>
+        <w:t>: В ходе</w:t>
+      </w:r>
+      <w:proofErr w:type="gramEnd"/>
+      <w:r>
+        <w:t xml:space="preserve"> практической работы реализовано </w:t>
       </w:r>
       <w:proofErr w:type="spellStart"/>
       <w:r>
-        <w:t>op</w:t>
+        <w:t>Flutter</w:t>
       </w:r>
       <w:proofErr w:type="spellEnd"/>
       <w:r>
-        <w:t xml:space="preserve"> это операция.</w:t>
-      </w:r>
-    </w:p>
-    <w:p>
-      <w:pPr>
-        <w:spacing w:before="0" w:after="0"/>
-        <w:rPr>
-          <w:lang w:val="en-US"/>
-        </w:rPr>
-      </w:pPr>
-      <w:r>
-        <w:t xml:space="preserve">Символ операции кодируется через </w:t>
+        <w:t xml:space="preserve"> веб-приложение, удовлетворяющее всем требованиям на оценку «5»: клиентская маршрутизация через </w:t>
       </w:r>
       <w:proofErr w:type="spellStart"/>
       <w:r>
-        <w:t>Uri.encodeComponent</w:t>
+        <w:t>go_router</w:t>
       </w:r>
       <w:proofErr w:type="spellEnd"/>
       <w:r>
-        <w:t>, чтобы браузер не воспринял плюс как пробел. Конвертер</w:t>
-      </w:r>
-      <w:r>
-        <w:rPr>
-          <w:lang w:val="en-US"/>
-        </w:rPr>
-        <w:t xml:space="preserve"> </w:t>
-      </w:r>
-      <w:r>
-        <w:t>работает</w:t>
-      </w:r>
-      <w:r>
-        <w:rPr>
-          <w:lang w:val="en-US"/>
-        </w:rPr>
-        <w:t xml:space="preserve"> </w:t>
-      </w:r>
-      <w:r>
-        <w:t>так</w:t>
-      </w:r>
-      <w:r>
-        <w:rPr>
-          <w:lang w:val="en-US"/>
-        </w:rPr>
-        <w:t xml:space="preserve"> </w:t>
-      </w:r>
-      <w:r>
-        <w:t>же</w:t>
-      </w:r>
-      <w:r>
-        <w:rPr>
-          <w:lang w:val="en-US"/>
-        </w:rPr>
-        <w:t>: converter/</w:t>
-      </w:r>
-      <w:proofErr w:type="spellStart"/>
-      <w:proofErr w:type="gramStart"/>
-      <w:r>
-        <w:rPr>
-          <w:lang w:val="en-US"/>
-        </w:rPr>
-        <w:t>result?from</w:t>
-      </w:r>
-      <w:proofErr w:type="spellEnd"/>
-      <w:proofErr w:type="gramEnd"/>
-      <w:r>
-        <w:rPr>
-          <w:lang w:val="en-US"/>
-        </w:rPr>
-        <w:t>=</w:t>
-      </w:r>
-      <w:proofErr w:type="spellStart"/>
-      <w:r>
-        <w:rPr>
-          <w:lang w:val="en-US"/>
-        </w:rPr>
-        <w:t>USD&amp;to</w:t>
-      </w:r>
-      <w:proofErr w:type="spellEnd"/>
-      <w:r>
-        <w:rPr>
-          <w:lang w:val="en-US"/>
-        </w:rPr>
-        <w:t>=</w:t>
-      </w:r>
-      <w:proofErr w:type="spellStart"/>
-      <w:r>
-        <w:rPr>
-          <w:lang w:val="en-US"/>
-        </w:rPr>
-        <w:t>RUB&amp;amount</w:t>
-      </w:r>
-      <w:proofErr w:type="spellEnd"/>
-      <w:r>
-        <w:rPr>
-          <w:lang w:val="en-US"/>
-        </w:rPr>
-        <w:t>=100.</w:t>
-      </w:r>
-    </w:p>
-    <w:p>
-      <w:pPr>
-        <w:spacing w:before="0" w:after="0"/>
-        <w:rPr>
-          <w:sz w:val="24"/>
-        </w:rPr>
-      </w:pPr>
-      <w:r>
-        <w:lastRenderedPageBreak/>
-        <w:t xml:space="preserve">Экран результата берёт данные только из адресной строки через </w:t>
-      </w:r>
-      <w:proofErr w:type="spellStart"/>
-      <w:proofErr w:type="gramStart"/>
-      <w:r>
-        <w:t>state.uri.queryParameters</w:t>
-      </w:r>
-      <w:proofErr w:type="spellEnd"/>
-      <w:proofErr w:type="gramEnd"/>
-      <w:r>
-        <w:t xml:space="preserve">. Он не получает их от предыдущего экрана напрямую. Поэтому если скопировать адрес и открыть его в новой вкладке, экран покажет то же самое. Если в адресе ошибка, </w:t>
-      </w:r>
-      <w:proofErr w:type="gramStart"/>
-      <w:r>
-        <w:t>например</w:t>
-      </w:r>
-      <w:proofErr w:type="gramEnd"/>
-      <w:r>
-        <w:t xml:space="preserve"> деление на ноль или не числа, экран выводит понятное сообщение, а не падает. На рисунке 9 видно переданные параметры в адресной строке.</w:t>
-      </w:r>
-    </w:p>
-    <w:p>
-      <w:pPr>
-        <w:spacing w:before="0" w:after="0"/>
-      </w:pPr>
-      <w:r>
-        <w:t xml:space="preserve">Вывод: </w:t>
-      </w:r>
-      <w:proofErr w:type="gramStart"/>
-      <w:r>
-        <w:t>В</w:t>
-      </w:r>
-      <w:proofErr w:type="gramEnd"/>
-      <w:r>
-        <w:t xml:space="preserve"> ходе практической работы реализовано </w:t>
-      </w:r>
-      <w:proofErr w:type="spellStart"/>
-      <w:r>
-        <w:t>Flutter</w:t>
-      </w:r>
-      <w:proofErr w:type="spellEnd"/>
-      <w:r>
-        <w:t xml:space="preserve"> веб-приложение, удовлетворяющее всем требованиям на оценку «5»: клиентская маршрутизация через </w:t>
-      </w:r>
-      <w:proofErr w:type="spellStart"/>
-      <w:r>
-        <w:t>go_router</w:t>
-      </w:r>
-      <w:proofErr w:type="spellEnd"/>
-      <w:r>
-        <w:t xml:space="preserve">, передача данных через URL-параметры, </w:t>
-      </w:r>
-      <w:proofErr w:type="spellStart"/>
-      <w:r>
-        <w:t>валидация</w:t>
-      </w:r>
-      <w:proofErr w:type="spellEnd"/>
-      <w:r>
-        <w:t xml:space="preserve"> форм, адаптивная раскладка, переключение и сохранение темы, сохранение последних выбранных валют, модульные тесты вычислительной логики.</w:t>
+        <w:t>, передача данных через URL-параметры, валидация форм, адаптивная раскладка, переключение и сохранение темы, сохранение последних выбранных валют, модульные тесты вычислительной логики.</w:t>
       </w:r>
     </w:p>
     <w:p>
@@ -2461,7 +2550,7 @@
       <w:pPr>
         <w:pStyle w:val="af4"/>
       </w:pPr>
-      <w:bookmarkStart w:id="1" w:name="_Toc242197476"/>
+      <w:bookmarkStart w:id="1" w:name="_Toc242314000"/>
       <w:r>
         <w:lastRenderedPageBreak/>
         <w:t>Практическая работа №</w:t>
@@ -2473,7 +2562,15 @@
     </w:p>
     <w:p>
       <w:r>
-        <w:t xml:space="preserve">Цель работы: Освоить управление состоянием через </w:t>
+        <w:t>Цель работы</w:t>
+      </w:r>
+      <w:proofErr w:type="gramStart"/>
+      <w:r>
+        <w:t>: Освоить</w:t>
+      </w:r>
+      <w:proofErr w:type="gramEnd"/>
+      <w:r>
+        <w:t xml:space="preserve"> управление состоянием через </w:t>
       </w:r>
       <w:proofErr w:type="spellStart"/>
       <w:r>
@@ -3561,29 +3658,15 @@
       </w:r>
       <w:proofErr w:type="spellEnd"/>
       <w:r>
-        <w:t xml:space="preserve"> &amp;&amp; !b[i].</w:t>
-      </w:r>
-      <w:proofErr w:type="spellStart"/>
-      <w:r>
-        <w:t>isDeleted</w:t>
-      </w:r>
-      <w:proofErr w:type="spellEnd"/>
-      <w:r>
-        <w:t>); использовалось обращение b[i].</w:t>
-      </w:r>
-      <w:proofErr w:type="spellStart"/>
-      <w:r>
-        <w:t>isDeleted</w:t>
-      </w:r>
-      <w:proofErr w:type="spellEnd"/>
-      <w:r>
-        <w:t xml:space="preserve">. Переменная b в этом выражении представляет собой отдельный товар, а не список, поэтому у неё нет элементов по индексам и запись b[i] не имеет смысла. Из-за этого программа выдавала ошибку и не компилировалась. </w:t>
-      </w:r>
-      <w:r>
-        <w:t>Тут</w:t>
-      </w:r>
-      <w:r>
-        <w:t xml:space="preserve"> исправили это, заменив b[i</w:t>
+        <w:t xml:space="preserve"> &amp;</w:t>
+      </w:r>
+      <w:proofErr w:type="gramStart"/>
+      <w:r>
+        <w:t>&amp; !b</w:t>
+      </w:r>
+      <w:proofErr w:type="gramEnd"/>
+      <w:r>
+        <w:t>[i</w:t>
       </w:r>
       <w:proofErr w:type="gramStart"/>
       <w:r>
@@ -3596,32 +3679,66 @@
       <w:proofErr w:type="spellEnd"/>
       <w:proofErr w:type="gramEnd"/>
       <w:r>
+        <w:t>); использовалось обращение b[i</w:t>
+      </w:r>
+      <w:proofErr w:type="gramStart"/>
+      <w:r>
+        <w:t>].</w:t>
+      </w:r>
+      <w:proofErr w:type="spellStart"/>
+      <w:r>
+        <w:t>isDeleted</w:t>
+      </w:r>
+      <w:proofErr w:type="spellEnd"/>
+      <w:proofErr w:type="gramEnd"/>
+      <w:r>
+        <w:t xml:space="preserve">. Переменная b в этом выражении представляет собой отдельный товар, а не список, поэтому у неё нет элементов по индексам и запись b[i] не имеет смысла. Из-за этого программа выдавала ошибку и не компилировалась. </w:t>
+      </w:r>
+      <w:r>
+        <w:t>Тут</w:t>
+      </w:r>
+      <w:r>
+        <w:t xml:space="preserve"> исправили это, заменив b[i</w:t>
+      </w:r>
+      <w:proofErr w:type="gramStart"/>
+      <w:r>
+        <w:t>].</w:t>
+      </w:r>
+      <w:proofErr w:type="spellStart"/>
+      <w:r>
+        <w:t>isDeleted</w:t>
+      </w:r>
+      <w:proofErr w:type="spellEnd"/>
+      <w:proofErr w:type="gramEnd"/>
+      <w:r>
         <w:t> на нормальное обращение к свойству самого товара — </w:t>
-      </w:r>
-      <w:proofErr w:type="spellStart"/>
-      <w:r>
-        <w:t>p.isDeleted</w:t>
-      </w:r>
-      <w:proofErr w:type="spellEnd"/>
-      <w:r>
-        <w:t>. В итоге строка стала выглядеть так: </w:t>
-      </w:r>
-      <w:proofErr w:type="spellStart"/>
-      <w:r>
-        <w:t>final</w:t>
-      </w:r>
-      <w:proofErr w:type="spellEnd"/>
-      <w:r>
-        <w:t xml:space="preserve"> i = _</w:t>
       </w:r>
       <w:proofErr w:type="spellStart"/>
       <w:proofErr w:type="gramStart"/>
       <w:r>
-        <w:t>products.indexWhere</w:t>
+        <w:t>p.isDeleted</w:t>
       </w:r>
       <w:proofErr w:type="spellEnd"/>
       <w:proofErr w:type="gramEnd"/>
       <w:r>
+        <w:t>. В итоге строка стала выглядеть так: </w:t>
+      </w:r>
+      <w:proofErr w:type="spellStart"/>
+      <w:r>
+        <w:t>final</w:t>
+      </w:r>
+      <w:proofErr w:type="spellEnd"/>
+      <w:r>
+        <w:t xml:space="preserve"> i = _</w:t>
+      </w:r>
+      <w:proofErr w:type="spellStart"/>
+      <w:proofErr w:type="gramStart"/>
+      <w:r>
+        <w:t>products.indexWhere</w:t>
+      </w:r>
+      <w:proofErr w:type="spellEnd"/>
+      <w:proofErr w:type="gramEnd"/>
+      <w:r>
         <w:t xml:space="preserve">((p) =&gt; p.id == </w:t>
       </w:r>
       <w:proofErr w:type="spellStart"/>
@@ -3630,15 +3747,28 @@
       </w:r>
       <w:proofErr w:type="spellEnd"/>
       <w:r>
-        <w:t xml:space="preserve"> &amp;&amp; !</w:t>
+        <w:t xml:space="preserve"> &amp;</w:t>
+      </w:r>
+      <w:proofErr w:type="gramStart"/>
+      <w:r>
+        <w:t>&amp; !</w:t>
       </w:r>
       <w:proofErr w:type="spellStart"/>
       <w:r>
-        <w:t>p.isDeleted</w:t>
+        <w:t>p</w:t>
+      </w:r>
+      <w:proofErr w:type="gramEnd"/>
+      <w:r>
+        <w:t>.isDeleted</w:t>
       </w:r>
       <w:proofErr w:type="spellEnd"/>
-      <w:r>
-        <w:t>);. Теперь программа берёт конкретный товар, проверяет, что он ещё не удалён, и помечает его удалённым</w:t>
+      <w:proofErr w:type="gramStart"/>
+      <w:r>
+        <w:t>);.</w:t>
+      </w:r>
+      <w:proofErr w:type="gramEnd"/>
+      <w:r>
+        <w:t xml:space="preserve"> Теперь программа берёт конкретный товар, проверяет, что он ещё не удалён, и помечает его удалённым</w:t>
       </w:r>
       <w:r>
         <w:t>.</w:t>
@@ -3649,23 +3779,7 @@
         <w:spacing w:before="0" w:after="0"/>
       </w:pPr>
       <w:r>
-        <w:t xml:space="preserve">Модели описывают поля товара. </w:t>
-      </w:r>
-      <w:proofErr w:type="spellStart"/>
-      <w:r>
-        <w:t>Репозитории</w:t>
-      </w:r>
-      <w:proofErr w:type="spellEnd"/>
-      <w:r>
-        <w:t xml:space="preserve"> хранят данные. Состояние обрабатывает их, сортирует и фильтрует. Экраны и </w:t>
-      </w:r>
-      <w:proofErr w:type="spellStart"/>
-      <w:r>
-        <w:t>виджеты</w:t>
-      </w:r>
-      <w:proofErr w:type="spellEnd"/>
-      <w:r>
-        <w:t xml:space="preserve"> показывает пользователю. Так код остаётся чистым, и изменения в одном месте не ломают остальное.</w:t>
+        <w:t>Модели описывают поля товара. Репозитории хранят данные. Состояние обрабатывает их, сортирует и фильтрует. Экраны и виджеты показывает пользователю. Так код остаётся чистым, и изменения в одном месте не ломают остальное.</w:t>
       </w:r>
     </w:p>
     <w:p>
@@ -3685,15 +3799,7 @@
         <w:t>н</w:t>
       </w:r>
       <w:r>
-        <w:t xml:space="preserve"> один </w:t>
-      </w:r>
-      <w:proofErr w:type="spellStart"/>
-      <w:r>
-        <w:t>виджет</w:t>
-      </w:r>
-      <w:proofErr w:type="spellEnd"/>
-      <w:r>
-        <w:t xml:space="preserve"> </w:t>
+        <w:t xml:space="preserve"> один виджет </w:t>
       </w:r>
       <w:proofErr w:type="spellStart"/>
       <w:r>
@@ -3734,7 +3840,7 @@
       <w:pPr>
         <w:pStyle w:val="af4"/>
       </w:pPr>
-      <w:bookmarkStart w:id="2" w:name="_Toc242197477"/>
+      <w:bookmarkStart w:id="2" w:name="_Toc242314001"/>
       <w:r>
         <w:lastRenderedPageBreak/>
         <w:t>Практическая работа №</w:t>
@@ -4114,23 +4220,7 @@
                 <w:color w:val="0F1115"/>
                 <w:szCs w:val="24"/>
               </w:rPr>
-              <w:t>Правила проверки (</w:t>
-            </w:r>
-            <w:proofErr w:type="spellStart"/>
-            <w:r>
-              <w:rPr>
-                <w:color w:val="0F1115"/>
-                <w:szCs w:val="24"/>
-              </w:rPr>
-              <w:t>Валидация</w:t>
-            </w:r>
-            <w:proofErr w:type="spellEnd"/>
-            <w:r>
-              <w:rPr>
-                <w:color w:val="0F1115"/>
-                <w:szCs w:val="24"/>
-              </w:rPr>
-              <w:t>)</w:t>
+              <w:t>Правила проверки (Валидация)</w:t>
             </w:r>
           </w:p>
         </w:tc>
@@ -5222,7 +5312,6 @@
                 <w:color w:val="0F1115"/>
                 <w:szCs w:val="24"/>
               </w:rPr>
-              <w:lastRenderedPageBreak/>
               <w:t>Категория</w:t>
             </w:r>
           </w:p>
@@ -6387,7 +6476,21 @@
               <w:rPr>
                 <w:szCs w:val="24"/>
               </w:rPr>
-              <w:t>Список категорий (M:N)</w:t>
+              <w:t>Список категорий (</w:t>
+            </w:r>
+            <w:proofErr w:type="gramStart"/>
+            <w:r>
+              <w:rPr>
+                <w:szCs w:val="24"/>
+              </w:rPr>
+              <w:t>M:N</w:t>
+            </w:r>
+            <w:proofErr w:type="gramEnd"/>
+            <w:r>
+              <w:rPr>
+                <w:szCs w:val="24"/>
+              </w:rPr>
+              <w:t>)</w:t>
             </w:r>
           </w:p>
         </w:tc>
@@ -6468,7 +6571,21 @@
               <w:rPr>
                 <w:szCs w:val="24"/>
               </w:rPr>
-              <w:t>Список брендов (M:N)</w:t>
+              <w:t>Список брендов (</w:t>
+            </w:r>
+            <w:proofErr w:type="gramStart"/>
+            <w:r>
+              <w:rPr>
+                <w:szCs w:val="24"/>
+              </w:rPr>
+              <w:t>M:N</w:t>
+            </w:r>
+            <w:proofErr w:type="gramEnd"/>
+            <w:r>
+              <w:rPr>
+                <w:szCs w:val="24"/>
+              </w:rPr>
+              <w:t>)</w:t>
             </w:r>
           </w:p>
         </w:tc>
@@ -8821,7 +8938,6 @@
               <w:rPr>
                 <w:szCs w:val="24"/>
               </w:rPr>
-              <w:lastRenderedPageBreak/>
               <w:t>Карта лояльности</w:t>
             </w:r>
           </w:p>
@@ -9643,7 +9759,7 @@
       <w:pPr>
         <w:pStyle w:val="af4"/>
       </w:pPr>
-      <w:bookmarkStart w:id="3" w:name="_Toc242197478"/>
+      <w:bookmarkStart w:id="3" w:name="_Toc242314002"/>
       <w:r>
         <w:lastRenderedPageBreak/>
         <w:t>Практическая работа №</w:t>
@@ -9655,13 +9771,21 @@
     </w:p>
     <w:p>
       <w:r>
-        <w:t>Цель работы:</w:t>
+        <w:t>Цель работы</w:t>
+      </w:r>
+      <w:proofErr w:type="gramStart"/>
+      <w:r>
+        <w:t>:</w:t>
       </w:r>
       <w:r>
         <w:t xml:space="preserve"> </w:t>
       </w:r>
       <w:r>
-        <w:t xml:space="preserve">Заменить хранилище в памяти на настоящий сервер, освоить работу с </w:t>
+        <w:t>Заменить</w:t>
+      </w:r>
+      <w:proofErr w:type="gramEnd"/>
+      <w:r>
+        <w:t xml:space="preserve"> хранилище в памяти на настоящий сервер, освоить работу с </w:t>
       </w:r>
       <w:proofErr w:type="spellStart"/>
       <w:r>
@@ -10201,13 +10325,8 @@
         <w:t xml:space="preserve"> - </w:t>
       </w:r>
       <w:r>
-        <w:t xml:space="preserve">Вкладка </w:t>
-      </w:r>
-      <w:proofErr w:type="spellStart"/>
-      <w:r>
-        <w:t>Network</w:t>
-      </w:r>
-      <w:proofErr w:type="spellEnd"/>
+        <w:t>Вкладка Network</w:t>
+      </w:r>
       <w:r>
         <w:t>.</w:t>
       </w:r>
@@ -10223,21 +10342,7 @@
         <w:rPr>
           <w:szCs w:val="28"/>
         </w:rPr>
-        <w:t xml:space="preserve">Вкладка </w:t>
-      </w:r>
-      <w:proofErr w:type="spellStart"/>
-      <w:r>
-        <w:rPr>
-          <w:szCs w:val="28"/>
-        </w:rPr>
-        <w:t>Network</w:t>
-      </w:r>
-      <w:proofErr w:type="spellEnd"/>
-      <w:r>
-        <w:rPr>
-          <w:szCs w:val="28"/>
-        </w:rPr>
-        <w:t>: при переходе на 2-ю страницу каталога товаров уходит новый запрос к серверу </w:t>
+        <w:t>Вкладка Network: при переходе на 2-ю страницу каталога товаров уходит новый запрос к серверу </w:t>
       </w:r>
       <w:r>
         <w:rPr>
@@ -10553,7 +10658,21 @@
         <w:rPr>
           <w:szCs w:val="28"/>
         </w:rPr>
-        <w:t> и т.д.).</w:t>
+        <w:t xml:space="preserve"> и </w:t>
+      </w:r>
+      <w:proofErr w:type="gramStart"/>
+      <w:r>
+        <w:rPr>
+          <w:szCs w:val="28"/>
+        </w:rPr>
+        <w:t>т.д.</w:t>
+      </w:r>
+      <w:proofErr w:type="gramEnd"/>
+      <w:r>
+        <w:rPr>
+          <w:szCs w:val="28"/>
+        </w:rPr>
+        <w:t>).</w:t>
       </w:r>
     </w:p>
     <w:p>
@@ -10706,7 +10825,7 @@
       <w:pPr>
         <w:pStyle w:val="af4"/>
       </w:pPr>
-      <w:bookmarkStart w:id="4" w:name="_Toc242197479"/>
+      <w:bookmarkStart w:id="4" w:name="_Toc242314003"/>
       <w:r>
         <w:lastRenderedPageBreak/>
         <w:t>Практическая работа №</w:t>
@@ -10718,13 +10837,21 @@
     </w:p>
     <w:p>
       <w:r>
-        <w:t>Цель работы:</w:t>
+        <w:t>Цель работы</w:t>
+      </w:r>
+      <w:proofErr w:type="gramStart"/>
+      <w:r>
+        <w:t>:</w:t>
       </w:r>
       <w:r>
         <w:t xml:space="preserve"> </w:t>
       </w:r>
       <w:r>
-        <w:t>Реализовать вход в систему, разграничение прав по ролям и защиту маршрутов на клиенте</w:t>
+        <w:t>Реализовать</w:t>
+      </w:r>
+      <w:proofErr w:type="gramEnd"/>
+      <w:r>
+        <w:t xml:space="preserve"> вход в систему, разграничение прав по ролям и защиту маршрутов на клиенте</w:t>
       </w:r>
       <w:r>
         <w:t xml:space="preserve">, также </w:t>
@@ -10743,6 +10870,9 @@
         <w:pStyle w:val="af1"/>
       </w:pPr>
       <w:r>
+        <w:rPr>
+          <w:noProof/>
+        </w:rPr>
         <w:drawing>
           <wp:inline distT="0" distB="0" distL="0" distR="0" wp14:anchorId="5019C764" wp14:editId="7ED3CB27">
             <wp:extent cx="3329305" cy="3164897"/>
@@ -10822,6 +10952,7 @@
       </w:pPr>
       <w:r>
         <w:rPr>
+          <w:noProof/>
           <w:lang w:val="en-US"/>
         </w:rPr>
         <w:lastRenderedPageBreak/>
@@ -10897,6 +11028,7 @@
       </w:pPr>
       <w:r>
         <w:rPr>
+          <w:noProof/>
           <w:lang w:val="en-US"/>
         </w:rPr>
         <w:drawing>
@@ -10975,6 +11107,7 @@
       <w:r>
         <w:rPr>
           <w:b/>
+          <w:noProof/>
           <w:lang w:val="en-US"/>
         </w:rPr>
         <w:lastRenderedPageBreak/>
@@ -11055,6 +11188,7 @@
       <w:r>
         <w:rPr>
           <w:b/>
+          <w:noProof/>
           <w:lang w:val="en-US"/>
         </w:rPr>
         <w:drawing>
@@ -11382,6 +11516,9 @@
         <w:pStyle w:val="af1"/>
       </w:pPr>
       <w:r>
+        <w:rPr>
+          <w:noProof/>
+        </w:rPr>
         <w:drawing>
           <wp:inline distT="0" distB="0" distL="0" distR="0" wp14:anchorId="006CA23B" wp14:editId="69DF60A3">
             <wp:extent cx="5940425" cy="1002030"/>
@@ -11459,6 +11596,9 @@
         <w:pStyle w:val="af1"/>
       </w:pPr>
       <w:r>
+        <w:rPr>
+          <w:noProof/>
+        </w:rPr>
         <w:drawing>
           <wp:inline distT="0" distB="0" distL="0" distR="0" wp14:anchorId="47380FAD" wp14:editId="4CBE3A23">
             <wp:extent cx="3534268" cy="1314633"/>
@@ -12710,7 +12850,7 @@
           <w:color w:val="auto"/>
           <w:szCs w:val="28"/>
         </w:rPr>
-        <w:t xml:space="preserve">При регистрации создаётся и </w:t>
+        <w:t xml:space="preserve">При регистрации создаётся и учётка покупателя, и карточка клиента. Они связаны через </w:t>
       </w:r>
       <w:proofErr w:type="spellStart"/>
       <w:r>
@@ -12718,7 +12858,7 @@
           <w:color w:val="auto"/>
           <w:szCs w:val="28"/>
         </w:rPr>
-        <w:t>учётка</w:t>
+        <w:t>customerId</w:t>
       </w:r>
       <w:proofErr w:type="spellEnd"/>
       <w:r>
@@ -12726,105 +12866,61 @@
           <w:color w:val="auto"/>
           <w:szCs w:val="28"/>
         </w:rPr>
-        <w:t xml:space="preserve"> покупателя, и карточка клиента. Они связаны через </w:t>
+        <w:t>, поэтому на экране «Мои покупки» человек видит только свои продажи.</w:t>
+      </w:r>
+    </w:p>
+    <w:p>
+      <w:pPr>
+        <w:rPr>
+          <w:szCs w:val="28"/>
+        </w:rPr>
+      </w:pPr>
+      <w:r>
+        <w:rPr>
+          <w:szCs w:val="28"/>
+        </w:rPr>
+        <w:t>Жизненный цикл токена:</w:t>
+      </w:r>
+    </w:p>
+    <w:p>
+      <w:pPr>
+        <w:rPr>
+          <w:szCs w:val="28"/>
+        </w:rPr>
+      </w:pPr>
+      <w:r>
+        <w:rPr>
+          <w:szCs w:val="28"/>
+        </w:rPr>
+        <w:t xml:space="preserve">Пользователь вводит логин и пароль. Хеш пароля считает только сервер. Если данные верные, сервер отдаёт </w:t>
       </w:r>
       <w:proofErr w:type="spellStart"/>
       <w:r>
         <w:rPr>
-          <w:color w:val="auto"/>
           <w:szCs w:val="28"/>
         </w:rPr>
-        <w:t>customerId</w:t>
+        <w:t>access</w:t>
       </w:r>
       <w:proofErr w:type="spellEnd"/>
       <w:r>
         <w:rPr>
-          <w:color w:val="auto"/>
           <w:szCs w:val="28"/>
         </w:rPr>
-        <w:t>, поэтому на экране «Мои покупки» человек видит только свои продажи.</w:t>
-      </w:r>
-    </w:p>
-    <w:p>
-      <w:pPr>
+        <w:t xml:space="preserve">-токен для обычных запросов, </w:t>
+      </w:r>
+      <w:proofErr w:type="spellStart"/>
+      <w:r>
         <w:rPr>
           <w:szCs w:val="28"/>
         </w:rPr>
-      </w:pPr>
+        <w:t>refresh</w:t>
+      </w:r>
+      <w:proofErr w:type="spellEnd"/>
       <w:r>
         <w:rPr>
           <w:szCs w:val="28"/>
         </w:rPr>
-        <w:t xml:space="preserve">Жизненный цикл </w:t>
-      </w:r>
-      <w:proofErr w:type="spellStart"/>
-      <w:r>
-        <w:rPr>
-          <w:szCs w:val="28"/>
-        </w:rPr>
-        <w:t>токена</w:t>
-      </w:r>
-      <w:proofErr w:type="spellEnd"/>
-      <w:r>
-        <w:rPr>
-          <w:szCs w:val="28"/>
-        </w:rPr>
-        <w:t>:</w:t>
-      </w:r>
-    </w:p>
-    <w:p>
-      <w:pPr>
-        <w:rPr>
-          <w:szCs w:val="28"/>
-        </w:rPr>
-      </w:pPr>
-      <w:r>
-        <w:rPr>
-          <w:szCs w:val="28"/>
-        </w:rPr>
-        <w:t xml:space="preserve">Пользователь вводит логин и пароль. </w:t>
-      </w:r>
-      <w:proofErr w:type="spellStart"/>
-      <w:r>
-        <w:rPr>
-          <w:szCs w:val="28"/>
-        </w:rPr>
-        <w:t>Хеш</w:t>
-      </w:r>
-      <w:proofErr w:type="spellEnd"/>
-      <w:r>
-        <w:rPr>
-          <w:szCs w:val="28"/>
-        </w:rPr>
-        <w:t xml:space="preserve"> пароля считает только сервер. Если данные верные, сервер отдаёт </w:t>
-      </w:r>
-      <w:proofErr w:type="spellStart"/>
-      <w:r>
-        <w:rPr>
-          <w:szCs w:val="28"/>
-        </w:rPr>
-        <w:t>access-токен</w:t>
-      </w:r>
-      <w:proofErr w:type="spellEnd"/>
-      <w:r>
-        <w:rPr>
-          <w:szCs w:val="28"/>
-        </w:rPr>
-        <w:t xml:space="preserve"> для обычных запросов, </w:t>
-      </w:r>
-      <w:proofErr w:type="spellStart"/>
-      <w:r>
-        <w:rPr>
-          <w:szCs w:val="28"/>
-        </w:rPr>
-        <w:t>refresh-токен</w:t>
-      </w:r>
-      <w:proofErr w:type="spellEnd"/>
-      <w:r>
-        <w:rPr>
-          <w:szCs w:val="28"/>
-        </w:rPr>
-        <w:t xml:space="preserve"> для обновления пары и сведения о пользователе. Обычно </w:t>
+        <w:t xml:space="preserve">-токен для обновления пары и сведения о пользователе. Обычно </w:t>
       </w:r>
       <w:proofErr w:type="spellStart"/>
       <w:r>
@@ -12867,82 +12963,85 @@
           <w:sz w:val="28"/>
           <w:szCs w:val="28"/>
         </w:rPr>
-        <w:t xml:space="preserve"> 60</w:t>
-      </w:r>
-      <w:r>
-        <w:rPr>
+        <w:t xml:space="preserve"> </w:t>
+      </w:r>
+      <w:proofErr w:type="gramStart"/>
+      <w:r>
+        <w:rPr>
+          <w:rStyle w:val="HTML"/>
+          <w:rFonts w:ascii="Times New Roman" w:hAnsi="Times New Roman" w:cs="Times New Roman"/>
+          <w:sz w:val="28"/>
           <w:szCs w:val="28"/>
         </w:rPr>
-        <w:t xml:space="preserve"> — 60 секунд. </w:t>
+        <w:t>60</w:t>
+      </w:r>
+      <w:r>
+        <w:rPr>
+          <w:szCs w:val="28"/>
+        </w:rPr>
+        <w:t> — 60</w:t>
+      </w:r>
+      <w:proofErr w:type="gramEnd"/>
+      <w:r>
+        <w:rPr>
+          <w:szCs w:val="28"/>
+        </w:rPr>
+        <w:t xml:space="preserve"> секунд. Токены и профиль сохраняются в </w:t>
       </w:r>
       <w:proofErr w:type="spellStart"/>
       <w:r>
         <w:rPr>
           <w:szCs w:val="28"/>
         </w:rPr>
-        <w:t>Токены</w:t>
+        <w:t>localStorage</w:t>
       </w:r>
       <w:proofErr w:type="spellEnd"/>
       <w:r>
         <w:rPr>
           <w:szCs w:val="28"/>
         </w:rPr>
-        <w:t xml:space="preserve"> и профиль сохраняются в </w:t>
+        <w:t>, поэтому сессия переживает обновление страницы.</w:t>
+      </w:r>
+    </w:p>
+    <w:p>
+      <w:pPr>
+        <w:rPr>
+          <w:szCs w:val="28"/>
+        </w:rPr>
+      </w:pPr>
+      <w:r>
+        <w:rPr>
+          <w:szCs w:val="28"/>
+        </w:rPr>
+        <w:t xml:space="preserve">Каждый запрос к API идёт с </w:t>
       </w:r>
       <w:proofErr w:type="spellStart"/>
       <w:r>
         <w:rPr>
           <w:szCs w:val="28"/>
         </w:rPr>
-        <w:t>localStorage</w:t>
+        <w:t>Authorization</w:t>
       </w:r>
       <w:proofErr w:type="spellEnd"/>
       <w:r>
         <w:rPr>
           <w:szCs w:val="28"/>
         </w:rPr>
-        <w:t>, поэтому сессия переживает обновление страницы.</w:t>
-      </w:r>
-    </w:p>
-    <w:p>
-      <w:pPr>
+        <w:t xml:space="preserve"> и </w:t>
+      </w:r>
+      <w:proofErr w:type="spellStart"/>
+      <w:r>
         <w:rPr>
           <w:szCs w:val="28"/>
         </w:rPr>
-      </w:pPr>
+        <w:t>access</w:t>
+      </w:r>
+      <w:proofErr w:type="spellEnd"/>
       <w:r>
         <w:rPr>
           <w:szCs w:val="28"/>
         </w:rPr>
-        <w:t xml:space="preserve">Каждый запрос к API идёт с </w:t>
-      </w:r>
-      <w:proofErr w:type="spellStart"/>
-      <w:r>
-        <w:rPr>
-          <w:szCs w:val="28"/>
-        </w:rPr>
-        <w:t>Authorization</w:t>
-      </w:r>
-      <w:proofErr w:type="spellEnd"/>
-      <w:r>
-        <w:rPr>
-          <w:szCs w:val="28"/>
-        </w:rPr>
-        <w:t xml:space="preserve"> и </w:t>
-      </w:r>
-      <w:proofErr w:type="spellStart"/>
-      <w:r>
-        <w:rPr>
-          <w:szCs w:val="28"/>
-        </w:rPr>
-        <w:t>access-токеном</w:t>
-      </w:r>
-      <w:proofErr w:type="spellEnd"/>
-      <w:r>
-        <w:rPr>
-          <w:szCs w:val="28"/>
-        </w:rPr>
-        <w:t xml:space="preserve">. Если </w:t>
+        <w:t xml:space="preserve">-токеном. Если </w:t>
       </w:r>
       <w:proofErr w:type="spellStart"/>
       <w:r>
@@ -13034,146 +13133,5171 @@
           <w:szCs w:val="28"/>
         </w:rPr>
         <w:lastRenderedPageBreak/>
-        <w:t xml:space="preserve">Бездействие 3 минуты завершает сессию (предупреждение за 30 секунд). Через 2 часа от входа сессия заканчивается даже при активности. При выходе </w:t>
+        <w:t xml:space="preserve">Бездействие 3 минуты завершает сессию (предупреждение за 30 секунд). Через 2 часа от входа сессия заканчивается даже при активности. При выходе токены удаляются, </w:t>
       </w:r>
       <w:proofErr w:type="spellStart"/>
       <w:r>
         <w:rPr>
           <w:szCs w:val="28"/>
         </w:rPr>
-        <w:t>токены</w:t>
+        <w:t>refresh</w:t>
       </w:r>
       <w:proofErr w:type="spellEnd"/>
       <w:r>
         <w:rPr>
           <w:szCs w:val="28"/>
         </w:rPr>
-        <w:t xml:space="preserve"> удаляются, </w:t>
+        <w:t xml:space="preserve"> аннулируется на сервере.</w:t>
+      </w:r>
+    </w:p>
+    <w:p>
+      <w:pPr>
+        <w:rPr>
+          <w:szCs w:val="28"/>
+        </w:rPr>
+      </w:pPr>
+      <w:r>
+        <w:rPr>
+          <w:szCs w:val="28"/>
+        </w:rPr>
+        <w:t>Почему клиентская проверка прав не защита</w:t>
+      </w:r>
+      <w:r>
+        <w:rPr>
+          <w:szCs w:val="28"/>
+        </w:rPr>
+        <w:t>:</w:t>
+      </w:r>
+    </w:p>
+    <w:p>
+      <w:pPr>
+        <w:rPr>
+          <w:szCs w:val="28"/>
+        </w:rPr>
+      </w:pPr>
+      <w:r>
+        <w:rPr>
+          <w:szCs w:val="28"/>
+        </w:rPr>
+        <w:t xml:space="preserve">Скрытие кнопок и проверка роли на клиенте удобны, но не защищают данные: </w:t>
       </w:r>
       <w:proofErr w:type="spellStart"/>
       <w:r>
         <w:rPr>
           <w:szCs w:val="28"/>
         </w:rPr>
-        <w:t>refresh</w:t>
+        <w:t>localStorage</w:t>
       </w:r>
       <w:proofErr w:type="spellEnd"/>
       <w:r>
         <w:rPr>
           <w:szCs w:val="28"/>
         </w:rPr>
-        <w:t xml:space="preserve"> аннулируется на сервере.</w:t>
-      </w:r>
-    </w:p>
-    <w:p>
-      <w:pPr>
+        <w:t xml:space="preserve"> можно изменить в </w:t>
+      </w:r>
+      <w:proofErr w:type="spellStart"/>
+      <w:r>
         <w:rPr>
           <w:szCs w:val="28"/>
         </w:rPr>
-      </w:pPr>
+        <w:t>DevTools</w:t>
+      </w:r>
+      <w:proofErr w:type="spellEnd"/>
       <w:r>
         <w:rPr>
           <w:szCs w:val="28"/>
         </w:rPr>
-        <w:t>Почему клиентская проверка прав не защита</w:t>
+        <w:t>, и интерфейс покажет чужие пункты. Access-токен при этом остаётся прежним. Сервер смотрит на токен и роль в своей базе и при запрете отвечает 403. Наст</w:t>
       </w:r>
       <w:r>
         <w:rPr>
           <w:szCs w:val="28"/>
         </w:rPr>
+        <w:t>оящая защита только на сервере.</w:t>
+      </w:r>
+    </w:p>
+    <w:p>
+      <w:pPr>
+        <w:spacing w:before="0" w:after="0"/>
+      </w:pPr>
+      <w:r>
+        <w:t>Вывод:</w:t>
+      </w:r>
+      <w:r>
+        <w:t xml:space="preserve"> в данной практической работе реализовали вход в систему, разграничение прав по ролям и защиту маршрутов на клиенте. Поняли, где проходит граница между удобством интерфейса и настоящей защитой.</w:t>
+      </w:r>
+    </w:p>
+    <w:p>
+      <w:pPr>
+        <w:spacing w:before="0" w:after="0" w:line="240" w:lineRule="auto"/>
+        <w:ind w:firstLine="0"/>
+        <w:jc w:val="left"/>
+      </w:pPr>
+      <w:r>
+        <w:br w:type="page"/>
+      </w:r>
+    </w:p>
+    <w:p>
+      <w:pPr>
+        <w:pStyle w:val="af4"/>
+      </w:pPr>
+      <w:bookmarkStart w:id="5" w:name="_Toc242314004"/>
+      <w:r>
+        <w:lastRenderedPageBreak/>
+        <w:t>Практическая работа №</w:t>
+      </w:r>
+      <w:r>
+        <w:t>6</w:t>
+      </w:r>
+      <w:bookmarkEnd w:id="5"/>
+    </w:p>
+    <w:p>
+      <w:pPr>
+        <w:spacing w:before="0" w:after="0"/>
+      </w:pPr>
+      <w:r>
+        <w:t xml:space="preserve">Цель работы: </w:t>
+      </w:r>
+      <w:r>
+        <w:t>д</w:t>
+      </w:r>
+      <w:r>
+        <w:t>овести приложение до состояния, в котором его можно показать: привести</w:t>
+      </w:r>
+      <w:r>
+        <w:t xml:space="preserve"> </w:t>
+      </w:r>
+      <w:r>
+        <w:t>интерфейс в работоспособный вид на экранах любой ширины, собрать</w:t>
+      </w:r>
+      <w:r>
+        <w:t xml:space="preserve"> </w:t>
+      </w:r>
+      <w:r>
+        <w:t>релизную версию, опубликовать её и покрыть тестами.</w:t>
+      </w:r>
+    </w:p>
+    <w:p>
+      <w:pPr>
+        <w:pStyle w:val="af1"/>
+      </w:pPr>
+      <w:r>
+        <w:rPr>
+          <w:lang w:val="en-US"/>
+        </w:rPr>
+        <w:drawing>
+          <wp:inline distT="0" distB="0" distL="0" distR="0" wp14:anchorId="6183BF95" wp14:editId="2A638628">
+            <wp:extent cx="1895136" cy="2821738"/>
+            <wp:effectExtent l="0" t="0" r="0" b="0"/>
+            <wp:docPr id="1374443616" name="Рисунок 1"/>
+            <wp:cNvGraphicFramePr>
+              <a:graphicFrameLocks xmlns:a="http://schemas.openxmlformats.org/drawingml/2006/main" noChangeAspect="1"/>
+            </wp:cNvGraphicFramePr>
+            <a:graphic xmlns:a="http://schemas.openxmlformats.org/drawingml/2006/main">
+              <a:graphicData uri="http://schemas.openxmlformats.org/drawingml/2006/picture">
+                <pic:pic xmlns:pic="http://schemas.openxmlformats.org/drawingml/2006/picture">
+                  <pic:nvPicPr>
+                    <pic:cNvPr id="1374443616" name=""/>
+                    <pic:cNvPicPr/>
+                  </pic:nvPicPr>
+                  <pic:blipFill>
+                    <a:blip r:embed="rId56"/>
+                    <a:stretch>
+                      <a:fillRect/>
+                    </a:stretch>
+                  </pic:blipFill>
+                  <pic:spPr>
+                    <a:xfrm>
+                      <a:off x="0" y="0"/>
+                      <a:ext cx="1898749" cy="2827117"/>
+                    </a:xfrm>
+                    <a:prstGeom prst="rect">
+                      <a:avLst/>
+                    </a:prstGeom>
+                  </pic:spPr>
+                </pic:pic>
+              </a:graphicData>
+            </a:graphic>
+          </wp:inline>
+        </w:drawing>
+      </w:r>
+    </w:p>
+    <w:p>
+      <w:pPr>
+        <w:pStyle w:val="af1"/>
+        <w:rPr>
+          <w:lang w:val="en-US"/>
+        </w:rPr>
+      </w:pPr>
+      <w:r>
+        <w:t xml:space="preserve">Рисунок </w:t>
+      </w:r>
+      <w:r>
+        <w:fldChar w:fldCharType="begin"/>
+      </w:r>
+      <w:r>
+        <w:instrText xml:space="preserve"> SEQ Рисунок \* ARABIC </w:instrText>
+      </w:r>
+      <w:r>
+        <w:fldChar w:fldCharType="separate"/>
+      </w:r>
+      <w:r>
+        <w:rPr>
+          <w:noProof/>
+        </w:rPr>
+        <w:t>52</w:t>
+      </w:r>
+      <w:r>
+        <w:fldChar w:fldCharType="end"/>
+      </w:r>
+      <w:r>
+        <w:rPr>
+          <w:lang w:val="en-US"/>
+        </w:rPr>
+        <w:t xml:space="preserve"> - </w:t>
+      </w:r>
+      <w:r>
+        <w:t>Ширина 360</w:t>
+      </w:r>
+      <w:proofErr w:type="spellStart"/>
+      <w:r>
+        <w:rPr>
+          <w:lang w:val="en-US"/>
+        </w:rPr>
+        <w:t>px</w:t>
+      </w:r>
+      <w:proofErr w:type="spellEnd"/>
+      <w:r>
+        <w:rPr>
+          <w:lang w:val="en-US"/>
+        </w:rPr>
+        <w:t>.</w:t>
+      </w:r>
+    </w:p>
+    <w:p>
+      <w:pPr>
+        <w:pStyle w:val="af1"/>
+      </w:pPr>
+      <w:r>
+        <w:rPr>
+          <w:lang w:val="en-US"/>
+        </w:rPr>
+        <w:drawing>
+          <wp:inline distT="0" distB="0" distL="0" distR="0" wp14:anchorId="79B05A96" wp14:editId="11D3CF81">
+            <wp:extent cx="2568926" cy="2729020"/>
+            <wp:effectExtent l="0" t="0" r="3175" b="0"/>
+            <wp:docPr id="726884945" name="Рисунок 1"/>
+            <wp:cNvGraphicFramePr>
+              <a:graphicFrameLocks xmlns:a="http://schemas.openxmlformats.org/drawingml/2006/main" noChangeAspect="1"/>
+            </wp:cNvGraphicFramePr>
+            <a:graphic xmlns:a="http://schemas.openxmlformats.org/drawingml/2006/main">
+              <a:graphicData uri="http://schemas.openxmlformats.org/drawingml/2006/picture">
+                <pic:pic xmlns:pic="http://schemas.openxmlformats.org/drawingml/2006/picture">
+                  <pic:nvPicPr>
+                    <pic:cNvPr id="726884945" name=""/>
+                    <pic:cNvPicPr/>
+                  </pic:nvPicPr>
+                  <pic:blipFill>
+                    <a:blip r:embed="rId57"/>
+                    <a:stretch>
+                      <a:fillRect/>
+                    </a:stretch>
+                  </pic:blipFill>
+                  <pic:spPr>
+                    <a:xfrm>
+                      <a:off x="0" y="0"/>
+                      <a:ext cx="2573287" cy="2733653"/>
+                    </a:xfrm>
+                    <a:prstGeom prst="rect">
+                      <a:avLst/>
+                    </a:prstGeom>
+                  </pic:spPr>
+                </pic:pic>
+              </a:graphicData>
+            </a:graphic>
+          </wp:inline>
+        </w:drawing>
+      </w:r>
+    </w:p>
+    <w:p>
+      <w:pPr>
+        <w:pStyle w:val="af1"/>
+        <w:rPr>
+          <w:lang w:val="en-US"/>
+        </w:rPr>
+      </w:pPr>
+      <w:r>
+        <w:t xml:space="preserve">Рисунок </w:t>
+      </w:r>
+      <w:r>
+        <w:fldChar w:fldCharType="begin"/>
+      </w:r>
+      <w:r>
+        <w:instrText xml:space="preserve"> SEQ Рисунок \* ARABIC </w:instrText>
+      </w:r>
+      <w:r>
+        <w:fldChar w:fldCharType="separate"/>
+      </w:r>
+      <w:r>
+        <w:rPr>
+          <w:noProof/>
+        </w:rPr>
+        <w:t>53</w:t>
+      </w:r>
+      <w:r>
+        <w:fldChar w:fldCharType="end"/>
+      </w:r>
+      <w:r>
+        <w:rPr>
+          <w:lang w:val="en-US"/>
+        </w:rPr>
+        <w:t xml:space="preserve"> - </w:t>
+      </w:r>
+      <w:r>
+        <w:rPr>
+          <w:lang w:val="en-US"/>
+        </w:rPr>
+        <w:t xml:space="preserve">Ширина </w:t>
+      </w:r>
+      <w:r>
+        <w:rPr>
+          <w:lang w:val="en-US"/>
+        </w:rPr>
+        <w:t>768</w:t>
+      </w:r>
+      <w:r>
+        <w:rPr>
+          <w:lang w:val="en-US"/>
+        </w:rPr>
+        <w:t>px.</w:t>
+      </w:r>
+    </w:p>
+    <w:p>
+      <w:pPr>
+        <w:rPr>
+          <w:lang w:val="en-US"/>
+        </w:rPr>
+      </w:pPr>
+    </w:p>
+    <w:p>
+      <w:pPr>
+        <w:pStyle w:val="af1"/>
+      </w:pPr>
+      <w:r>
+        <w:rPr>
+          <w:lang w:val="en-US"/>
+        </w:rPr>
+        <w:lastRenderedPageBreak/>
+        <w:drawing>
+          <wp:inline distT="0" distB="0" distL="0" distR="0" wp14:anchorId="2C90C87D" wp14:editId="7874D0CC">
+            <wp:extent cx="3539424" cy="2599613"/>
+            <wp:effectExtent l="0" t="0" r="4445" b="0"/>
+            <wp:docPr id="1308107075" name="Рисунок 1"/>
+            <wp:cNvGraphicFramePr>
+              <a:graphicFrameLocks xmlns:a="http://schemas.openxmlformats.org/drawingml/2006/main" noChangeAspect="1"/>
+            </wp:cNvGraphicFramePr>
+            <a:graphic xmlns:a="http://schemas.openxmlformats.org/drawingml/2006/main">
+              <a:graphicData uri="http://schemas.openxmlformats.org/drawingml/2006/picture">
+                <pic:pic xmlns:pic="http://schemas.openxmlformats.org/drawingml/2006/picture">
+                  <pic:nvPicPr>
+                    <pic:cNvPr id="1308107075" name=""/>
+                    <pic:cNvPicPr/>
+                  </pic:nvPicPr>
+                  <pic:blipFill>
+                    <a:blip r:embed="rId58"/>
+                    <a:stretch>
+                      <a:fillRect/>
+                    </a:stretch>
+                  </pic:blipFill>
+                  <pic:spPr>
+                    <a:xfrm>
+                      <a:off x="0" y="0"/>
+                      <a:ext cx="3542829" cy="2602114"/>
+                    </a:xfrm>
+                    <a:prstGeom prst="rect">
+                      <a:avLst/>
+                    </a:prstGeom>
+                  </pic:spPr>
+                </pic:pic>
+              </a:graphicData>
+            </a:graphic>
+          </wp:inline>
+        </w:drawing>
+      </w:r>
+    </w:p>
+    <w:p>
+      <w:pPr>
+        <w:pStyle w:val="af1"/>
+        <w:rPr>
+          <w:lang w:val="en-US"/>
+        </w:rPr>
+      </w:pPr>
+      <w:r>
+        <w:t xml:space="preserve">Рисунок </w:t>
+      </w:r>
+      <w:r>
+        <w:fldChar w:fldCharType="begin"/>
+      </w:r>
+      <w:r>
+        <w:instrText xml:space="preserve"> SEQ Рисунок \* ARABIC </w:instrText>
+      </w:r>
+      <w:r>
+        <w:fldChar w:fldCharType="separate"/>
+      </w:r>
+      <w:r>
+        <w:rPr>
+          <w:noProof/>
+        </w:rPr>
+        <w:t>54</w:t>
+      </w:r>
+      <w:r>
+        <w:fldChar w:fldCharType="end"/>
+      </w:r>
+      <w:r>
+        <w:rPr>
+          <w:lang w:val="en-US"/>
+        </w:rPr>
+        <w:t xml:space="preserve"> - </w:t>
+      </w:r>
+      <w:r>
+        <w:rPr>
+          <w:lang w:val="en-US"/>
+        </w:rPr>
+        <w:t xml:space="preserve">Ширина </w:t>
+      </w:r>
+      <w:r>
+        <w:rPr>
+          <w:lang w:val="en-US"/>
+        </w:rPr>
+        <w:t>1280</w:t>
+      </w:r>
+      <w:r>
+        <w:rPr>
+          <w:lang w:val="en-US"/>
+        </w:rPr>
+        <w:t>px.</w:t>
+      </w:r>
+    </w:p>
+    <w:p>
+      <w:pPr>
+        <w:pStyle w:val="af1"/>
+      </w:pPr>
+      <w:r>
+        <w:rPr>
+          <w:lang w:val="en-US"/>
+        </w:rPr>
+        <w:drawing>
+          <wp:inline distT="0" distB="0" distL="0" distR="0" wp14:anchorId="2C56CD9A" wp14:editId="792154B1">
+            <wp:extent cx="5940425" cy="3305810"/>
+            <wp:effectExtent l="0" t="0" r="3175" b="8890"/>
+            <wp:docPr id="990087137" name="Рисунок 1"/>
+            <wp:cNvGraphicFramePr>
+              <a:graphicFrameLocks xmlns:a="http://schemas.openxmlformats.org/drawingml/2006/main" noChangeAspect="1"/>
+            </wp:cNvGraphicFramePr>
+            <a:graphic xmlns:a="http://schemas.openxmlformats.org/drawingml/2006/main">
+              <a:graphicData uri="http://schemas.openxmlformats.org/drawingml/2006/picture">
+                <pic:pic xmlns:pic="http://schemas.openxmlformats.org/drawingml/2006/picture">
+                  <pic:nvPicPr>
+                    <pic:cNvPr id="990087137" name=""/>
+                    <pic:cNvPicPr/>
+                  </pic:nvPicPr>
+                  <pic:blipFill>
+                    <a:blip r:embed="rId59"/>
+                    <a:stretch>
+                      <a:fillRect/>
+                    </a:stretch>
+                  </pic:blipFill>
+                  <pic:spPr>
+                    <a:xfrm>
+                      <a:off x="0" y="0"/>
+                      <a:ext cx="5940425" cy="3305810"/>
+                    </a:xfrm>
+                    <a:prstGeom prst="rect">
+                      <a:avLst/>
+                    </a:prstGeom>
+                  </pic:spPr>
+                </pic:pic>
+              </a:graphicData>
+            </a:graphic>
+          </wp:inline>
+        </w:drawing>
+      </w:r>
+    </w:p>
+    <w:p>
+      <w:pPr>
+        <w:pStyle w:val="af1"/>
+        <w:rPr>
+          <w:lang w:val="en-US"/>
+        </w:rPr>
+      </w:pPr>
+      <w:r>
+        <w:t xml:space="preserve">Рисунок </w:t>
+      </w:r>
+      <w:r>
+        <w:fldChar w:fldCharType="begin"/>
+      </w:r>
+      <w:r>
+        <w:instrText xml:space="preserve"> SEQ Рисунок \* ARABIC </w:instrText>
+      </w:r>
+      <w:r>
+        <w:fldChar w:fldCharType="separate"/>
+      </w:r>
+      <w:r>
+        <w:rPr>
+          <w:noProof/>
+        </w:rPr>
+        <w:t>55</w:t>
+      </w:r>
+      <w:r>
+        <w:fldChar w:fldCharType="end"/>
+      </w:r>
+      <w:r>
+        <w:rPr>
+          <w:lang w:val="en-US"/>
+        </w:rPr>
+        <w:t xml:space="preserve"> - </w:t>
+      </w:r>
+      <w:r>
+        <w:rPr>
+          <w:lang w:val="en-US"/>
+        </w:rPr>
+        <w:t xml:space="preserve">Ширина </w:t>
+      </w:r>
+      <w:r>
+        <w:rPr>
+          <w:lang w:val="en-US"/>
+        </w:rPr>
+        <w:t>1920</w:t>
+      </w:r>
+      <w:r>
+        <w:rPr>
+          <w:lang w:val="en-US"/>
+        </w:rPr>
+        <w:t>px.</w:t>
+      </w:r>
+    </w:p>
+    <w:p>
+      <w:pPr>
+        <w:pStyle w:val="af1"/>
+      </w:pPr>
+      <w:r>
+        <w:rPr>
+          <w:lang w:val="en-US"/>
+        </w:rPr>
+        <w:drawing>
+          <wp:inline distT="0" distB="0" distL="0" distR="0" wp14:anchorId="1AE373EE" wp14:editId="22E324DD">
+            <wp:extent cx="5458587" cy="590632"/>
+            <wp:effectExtent l="0" t="0" r="8890" b="0"/>
+            <wp:docPr id="1516240262" name="Рисунок 1"/>
+            <wp:cNvGraphicFramePr>
+              <a:graphicFrameLocks xmlns:a="http://schemas.openxmlformats.org/drawingml/2006/main" noChangeAspect="1"/>
+            </wp:cNvGraphicFramePr>
+            <a:graphic xmlns:a="http://schemas.openxmlformats.org/drawingml/2006/main">
+              <a:graphicData uri="http://schemas.openxmlformats.org/drawingml/2006/picture">
+                <pic:pic xmlns:pic="http://schemas.openxmlformats.org/drawingml/2006/picture">
+                  <pic:nvPicPr>
+                    <pic:cNvPr id="1516240262" name=""/>
+                    <pic:cNvPicPr/>
+                  </pic:nvPicPr>
+                  <pic:blipFill>
+                    <a:blip r:embed="rId60"/>
+                    <a:stretch>
+                      <a:fillRect/>
+                    </a:stretch>
+                  </pic:blipFill>
+                  <pic:spPr>
+                    <a:xfrm>
+                      <a:off x="0" y="0"/>
+                      <a:ext cx="5458587" cy="590632"/>
+                    </a:xfrm>
+                    <a:prstGeom prst="rect">
+                      <a:avLst/>
+                    </a:prstGeom>
+                  </pic:spPr>
+                </pic:pic>
+              </a:graphicData>
+            </a:graphic>
+          </wp:inline>
+        </w:drawing>
+      </w:r>
+    </w:p>
+    <w:p>
+      <w:pPr>
+        <w:pStyle w:val="af1"/>
+      </w:pPr>
+      <w:r>
+        <w:t xml:space="preserve">Рисунок </w:t>
+      </w:r>
+      <w:r>
+        <w:fldChar w:fldCharType="begin"/>
+      </w:r>
+      <w:r>
+        <w:instrText xml:space="preserve"> SEQ Рисунок \* ARABIC </w:instrText>
+      </w:r>
+      <w:r>
+        <w:fldChar w:fldCharType="separate"/>
+      </w:r>
+      <w:r>
+        <w:rPr>
+          <w:noProof/>
+        </w:rPr>
+        <w:t>56</w:t>
+      </w:r>
+      <w:r>
+        <w:fldChar w:fldCharType="end"/>
+      </w:r>
+      <w:r>
+        <w:t xml:space="preserve"> - Анализ.</w:t>
+      </w:r>
+    </w:p>
+    <w:p>
+      <w:pPr>
+        <w:pStyle w:val="af1"/>
+      </w:pPr>
+      <w:r>
+        <w:lastRenderedPageBreak/>
+        <w:drawing>
+          <wp:inline distT="0" distB="0" distL="0" distR="0" wp14:anchorId="56744E90" wp14:editId="639EB42F">
+            <wp:extent cx="5940425" cy="2631440"/>
+            <wp:effectExtent l="0" t="0" r="3175" b="0"/>
+            <wp:docPr id="2026634695" name="Рисунок 1"/>
+            <wp:cNvGraphicFramePr>
+              <a:graphicFrameLocks xmlns:a="http://schemas.openxmlformats.org/drawingml/2006/main" noChangeAspect="1"/>
+            </wp:cNvGraphicFramePr>
+            <a:graphic xmlns:a="http://schemas.openxmlformats.org/drawingml/2006/main">
+              <a:graphicData uri="http://schemas.openxmlformats.org/drawingml/2006/picture">
+                <pic:pic xmlns:pic="http://schemas.openxmlformats.org/drawingml/2006/picture">
+                  <pic:nvPicPr>
+                    <pic:cNvPr id="2026634695" name=""/>
+                    <pic:cNvPicPr/>
+                  </pic:nvPicPr>
+                  <pic:blipFill>
+                    <a:blip r:embed="rId61"/>
+                    <a:stretch>
+                      <a:fillRect/>
+                    </a:stretch>
+                  </pic:blipFill>
+                  <pic:spPr>
+                    <a:xfrm>
+                      <a:off x="0" y="0"/>
+                      <a:ext cx="5940425" cy="2631440"/>
+                    </a:xfrm>
+                    <a:prstGeom prst="rect">
+                      <a:avLst/>
+                    </a:prstGeom>
+                  </pic:spPr>
+                </pic:pic>
+              </a:graphicData>
+            </a:graphic>
+          </wp:inline>
+        </w:drawing>
+      </w:r>
+    </w:p>
+    <w:p>
+      <w:pPr>
+        <w:pStyle w:val="af1"/>
+      </w:pPr>
+      <w:r>
+        <w:t xml:space="preserve">Рисунок </w:t>
+      </w:r>
+      <w:r>
+        <w:fldChar w:fldCharType="begin"/>
+      </w:r>
+      <w:r>
+        <w:instrText xml:space="preserve"> SEQ Рисунок \* ARABIC </w:instrText>
+      </w:r>
+      <w:r>
+        <w:fldChar w:fldCharType="separate"/>
+      </w:r>
+      <w:r>
+        <w:rPr>
+          <w:noProof/>
+        </w:rPr>
+        <w:t>57</w:t>
+      </w:r>
+      <w:r>
+        <w:fldChar w:fldCharType="end"/>
+      </w:r>
+      <w:r>
+        <w:t xml:space="preserve"> - Тесты пройдены.</w:t>
+      </w:r>
+    </w:p>
+    <w:p>
+      <w:pPr>
+        <w:pStyle w:val="a5"/>
+        <w:keepNext/>
+        <w:ind w:firstLine="0"/>
+        <w:rPr>
+          <w:b w:val="0"/>
+          <w:bCs/>
+          <w:sz w:val="24"/>
+          <w:szCs w:val="24"/>
+        </w:rPr>
+      </w:pPr>
+      <w:r>
+        <w:rPr>
+          <w:b w:val="0"/>
+          <w:bCs/>
+          <w:sz w:val="24"/>
+          <w:szCs w:val="24"/>
+        </w:rPr>
+        <w:t xml:space="preserve">Таблица </w:t>
+      </w:r>
+      <w:r>
+        <w:rPr>
+          <w:b w:val="0"/>
+          <w:bCs/>
+          <w:sz w:val="24"/>
+          <w:szCs w:val="24"/>
+        </w:rPr>
+        <w:fldChar w:fldCharType="begin"/>
+      </w:r>
+      <w:r>
+        <w:rPr>
+          <w:b w:val="0"/>
+          <w:bCs/>
+          <w:sz w:val="24"/>
+          <w:szCs w:val="24"/>
+        </w:rPr>
+        <w:instrText xml:space="preserve"> SEQ Таблица \* ARABIC </w:instrText>
+      </w:r>
+      <w:r>
+        <w:rPr>
+          <w:b w:val="0"/>
+          <w:bCs/>
+          <w:sz w:val="24"/>
+          <w:szCs w:val="24"/>
+        </w:rPr>
+        <w:fldChar w:fldCharType="separate"/>
+      </w:r>
+      <w:r>
+        <w:rPr>
+          <w:b w:val="0"/>
+          <w:bCs/>
+          <w:noProof/>
+          <w:sz w:val="24"/>
+          <w:szCs w:val="24"/>
+        </w:rPr>
+        <w:t>4</w:t>
+      </w:r>
+      <w:r>
+        <w:rPr>
+          <w:b w:val="0"/>
+          <w:bCs/>
+          <w:sz w:val="24"/>
+          <w:szCs w:val="24"/>
+        </w:rPr>
+        <w:fldChar w:fldCharType="end"/>
+      </w:r>
+      <w:r>
+        <w:rPr>
+          <w:b w:val="0"/>
+          <w:bCs/>
+          <w:sz w:val="24"/>
+          <w:szCs w:val="24"/>
+        </w:rPr>
+        <w:t xml:space="preserve"> - Таблица сравнения размеров сборки.</w:t>
+      </w:r>
+    </w:p>
+    <w:tbl>
+      <w:tblPr>
+        <w:tblStyle w:val="af7"/>
+        <w:tblW w:w="0" w:type="auto"/>
+        <w:tblLook w:val="04A0" w:firstRow="1" w:lastRow="0" w:firstColumn="1" w:lastColumn="0" w:noHBand="0" w:noVBand="1"/>
+      </w:tblPr>
+      <w:tblGrid>
+        <w:gridCol w:w="2336"/>
+        <w:gridCol w:w="2336"/>
+        <w:gridCol w:w="2336"/>
+        <w:gridCol w:w="2337"/>
+      </w:tblGrid>
+      <w:tr>
+        <w:trPr>
+          <w:tblHeader/>
+        </w:trPr>
+        <w:tc>
+          <w:tcPr>
+            <w:tcW w:w="2336" w:type="dxa"/>
+            <w:vAlign w:val="center"/>
+          </w:tcPr>
+          <w:p>
+            <w:pPr>
+              <w:ind w:firstLine="0"/>
+              <w:jc w:val="center"/>
+              <w:rPr>
+                <w:b/>
+                <w:bCs/>
+                <w:sz w:val="24"/>
+                <w:szCs w:val="24"/>
+              </w:rPr>
+            </w:pPr>
+            <w:r>
+              <w:rPr>
+                <w:b/>
+                <w:bCs/>
+                <w:sz w:val="24"/>
+                <w:szCs w:val="24"/>
+              </w:rPr>
+              <w:t>Что сравниваем</w:t>
+            </w:r>
+          </w:p>
+        </w:tc>
+        <w:tc>
+          <w:tcPr>
+            <w:tcW w:w="2336" w:type="dxa"/>
+            <w:vAlign w:val="center"/>
+          </w:tcPr>
+          <w:p>
+            <w:pPr>
+              <w:ind w:firstLine="0"/>
+              <w:jc w:val="center"/>
+              <w:rPr>
+                <w:b/>
+                <w:bCs/>
+                <w:sz w:val="24"/>
+                <w:szCs w:val="24"/>
+              </w:rPr>
+            </w:pPr>
+            <w:r>
+              <w:rPr>
+                <w:b/>
+                <w:bCs/>
+                <w:sz w:val="24"/>
+                <w:szCs w:val="24"/>
+              </w:rPr>
+              <w:t>Обычная сборка</w:t>
+            </w:r>
+          </w:p>
+        </w:tc>
+        <w:tc>
+          <w:tcPr>
+            <w:tcW w:w="2336" w:type="dxa"/>
+            <w:vAlign w:val="center"/>
+          </w:tcPr>
+          <w:p>
+            <w:pPr>
+              <w:ind w:firstLine="0"/>
+              <w:jc w:val="center"/>
+              <w:rPr>
+                <w:b/>
+                <w:bCs/>
+                <w:sz w:val="24"/>
+                <w:szCs w:val="24"/>
+              </w:rPr>
+            </w:pPr>
+            <w:r>
+              <w:rPr>
+                <w:b/>
+                <w:bCs/>
+                <w:sz w:val="24"/>
+                <w:szCs w:val="24"/>
+              </w:rPr>
+              <w:t>Сборка с --</w:t>
+            </w:r>
+            <w:proofErr w:type="spellStart"/>
+            <w:r>
+              <w:rPr>
+                <w:b/>
+                <w:bCs/>
+                <w:sz w:val="24"/>
+                <w:szCs w:val="24"/>
+              </w:rPr>
+              <w:t>wasm</w:t>
+            </w:r>
+            <w:proofErr w:type="spellEnd"/>
+          </w:p>
+        </w:tc>
+        <w:tc>
+          <w:tcPr>
+            <w:tcW w:w="2337" w:type="dxa"/>
+            <w:vAlign w:val="center"/>
+          </w:tcPr>
+          <w:p>
+            <w:pPr>
+              <w:ind w:firstLine="0"/>
+              <w:jc w:val="center"/>
+              <w:rPr>
+                <w:b/>
+                <w:bCs/>
+                <w:sz w:val="24"/>
+                <w:szCs w:val="24"/>
+              </w:rPr>
+            </w:pPr>
+            <w:r>
+              <w:rPr>
+                <w:b/>
+                <w:bCs/>
+                <w:sz w:val="24"/>
+                <w:szCs w:val="24"/>
+              </w:rPr>
+              <w:t>После оптимизации</w:t>
+            </w:r>
+          </w:p>
+        </w:tc>
+      </w:tr>
+      <w:tr>
+        <w:tc>
+          <w:tcPr>
+            <w:tcW w:w="2336" w:type="dxa"/>
+            <w:vAlign w:val="center"/>
+          </w:tcPr>
+          <w:p>
+            <w:pPr>
+              <w:ind w:firstLine="0"/>
+              <w:jc w:val="center"/>
+              <w:rPr>
+                <w:sz w:val="24"/>
+                <w:szCs w:val="24"/>
+              </w:rPr>
+            </w:pPr>
+            <w:r>
+              <w:rPr>
+                <w:sz w:val="24"/>
+                <w:szCs w:val="24"/>
+              </w:rPr>
+              <w:t>main.dart.js</w:t>
+            </w:r>
+          </w:p>
+        </w:tc>
+        <w:tc>
+          <w:tcPr>
+            <w:tcW w:w="2336" w:type="dxa"/>
+            <w:vAlign w:val="center"/>
+          </w:tcPr>
+          <w:p>
+            <w:pPr>
+              <w:ind w:firstLine="0"/>
+              <w:jc w:val="center"/>
+              <w:rPr>
+                <w:sz w:val="24"/>
+                <w:szCs w:val="24"/>
+              </w:rPr>
+            </w:pPr>
+            <w:r>
+              <w:rPr>
+                <w:sz w:val="24"/>
+                <w:szCs w:val="24"/>
+              </w:rPr>
+              <w:t>2 746 513 байт (2,75 МБ)</w:t>
+            </w:r>
+          </w:p>
+        </w:tc>
+        <w:tc>
+          <w:tcPr>
+            <w:tcW w:w="2336" w:type="dxa"/>
+            <w:vAlign w:val="center"/>
+          </w:tcPr>
+          <w:p>
+            <w:pPr>
+              <w:ind w:firstLine="0"/>
+              <w:jc w:val="center"/>
+              <w:rPr>
+                <w:sz w:val="24"/>
+                <w:szCs w:val="24"/>
+              </w:rPr>
+            </w:pPr>
+            <w:r>
+              <w:rPr>
+                <w:sz w:val="24"/>
+                <w:szCs w:val="24"/>
+              </w:rPr>
+              <w:t>2,75 МБ</w:t>
+            </w:r>
+          </w:p>
+        </w:tc>
+        <w:tc>
+          <w:tcPr>
+            <w:tcW w:w="2337" w:type="dxa"/>
+            <w:vAlign w:val="center"/>
+          </w:tcPr>
+          <w:p>
+            <w:pPr>
+              <w:ind w:firstLine="0"/>
+              <w:jc w:val="center"/>
+              <w:rPr>
+                <w:sz w:val="24"/>
+                <w:szCs w:val="24"/>
+              </w:rPr>
+            </w:pPr>
+            <w:r>
+              <w:rPr>
+                <w:sz w:val="24"/>
+                <w:szCs w:val="24"/>
+              </w:rPr>
+              <w:t>справочники вынесены в отложенные части</w:t>
+            </w:r>
+          </w:p>
+        </w:tc>
+      </w:tr>
+      <w:tr>
+        <w:tc>
+          <w:tcPr>
+            <w:tcW w:w="2336" w:type="dxa"/>
+            <w:vAlign w:val="center"/>
+          </w:tcPr>
+          <w:p>
+            <w:pPr>
+              <w:ind w:firstLine="0"/>
+              <w:jc w:val="center"/>
+              <w:rPr>
+                <w:sz w:val="24"/>
+                <w:szCs w:val="24"/>
+              </w:rPr>
+            </w:pPr>
+            <w:proofErr w:type="spellStart"/>
+            <w:proofErr w:type="gramStart"/>
+            <w:r>
+              <w:rPr>
+                <w:sz w:val="24"/>
+                <w:szCs w:val="24"/>
+              </w:rPr>
+              <w:t>main.dart</w:t>
+            </w:r>
+            <w:proofErr w:type="gramEnd"/>
+            <w:r>
+              <w:rPr>
+                <w:sz w:val="24"/>
+                <w:szCs w:val="24"/>
+              </w:rPr>
+              <w:t>.wasm</w:t>
+            </w:r>
+            <w:proofErr w:type="spellEnd"/>
+          </w:p>
+        </w:tc>
+        <w:tc>
+          <w:tcPr>
+            <w:tcW w:w="2336" w:type="dxa"/>
+            <w:vAlign w:val="center"/>
+          </w:tcPr>
+          <w:p>
+            <w:pPr>
+              <w:ind w:firstLine="0"/>
+              <w:jc w:val="center"/>
+              <w:rPr>
+                <w:sz w:val="24"/>
+                <w:szCs w:val="24"/>
+              </w:rPr>
+            </w:pPr>
+            <w:r>
+              <w:rPr>
+                <w:sz w:val="24"/>
+                <w:szCs w:val="24"/>
+              </w:rPr>
+              <w:t>нет</w:t>
+            </w:r>
+          </w:p>
+        </w:tc>
+        <w:tc>
+          <w:tcPr>
+            <w:tcW w:w="2336" w:type="dxa"/>
+            <w:vAlign w:val="center"/>
+          </w:tcPr>
+          <w:p>
+            <w:pPr>
+              <w:ind w:firstLine="0"/>
+              <w:jc w:val="center"/>
+              <w:rPr>
+                <w:sz w:val="24"/>
+                <w:szCs w:val="24"/>
+              </w:rPr>
+            </w:pPr>
+            <w:r>
+              <w:rPr>
+                <w:sz w:val="24"/>
+                <w:szCs w:val="24"/>
+              </w:rPr>
+              <w:t>2 791 627 байт (2,79 МБ)</w:t>
+            </w:r>
+          </w:p>
+        </w:tc>
+        <w:tc>
+          <w:tcPr>
+            <w:tcW w:w="2337" w:type="dxa"/>
+            <w:vAlign w:val="center"/>
+          </w:tcPr>
+          <w:p>
+            <w:pPr>
+              <w:ind w:firstLine="0"/>
+              <w:jc w:val="center"/>
+              <w:rPr>
+                <w:sz w:val="24"/>
+                <w:szCs w:val="24"/>
+              </w:rPr>
+            </w:pPr>
+            <w:r>
+              <w:rPr>
+                <w:sz w:val="24"/>
+                <w:szCs w:val="24"/>
+              </w:rPr>
+              <w:t xml:space="preserve">браузер сам выбирает </w:t>
+            </w:r>
+            <w:proofErr w:type="spellStart"/>
+            <w:r>
+              <w:rPr>
+                <w:sz w:val="24"/>
+                <w:szCs w:val="24"/>
+              </w:rPr>
+              <w:t>wasm</w:t>
+            </w:r>
+            <w:proofErr w:type="spellEnd"/>
+            <w:r>
+              <w:rPr>
+                <w:sz w:val="24"/>
+                <w:szCs w:val="24"/>
+              </w:rPr>
+              <w:t xml:space="preserve"> или </w:t>
+            </w:r>
+            <w:proofErr w:type="spellStart"/>
+            <w:r>
+              <w:rPr>
+                <w:sz w:val="24"/>
+                <w:szCs w:val="24"/>
+              </w:rPr>
+              <w:t>js</w:t>
+            </w:r>
+            <w:proofErr w:type="spellEnd"/>
+          </w:p>
+        </w:tc>
+      </w:tr>
+      <w:tr>
+        <w:tc>
+          <w:tcPr>
+            <w:tcW w:w="2336" w:type="dxa"/>
+            <w:vAlign w:val="center"/>
+          </w:tcPr>
+          <w:p>
+            <w:pPr>
+              <w:ind w:firstLine="0"/>
+              <w:jc w:val="center"/>
+              <w:rPr>
+                <w:sz w:val="24"/>
+                <w:szCs w:val="24"/>
+              </w:rPr>
+            </w:pPr>
+            <w:proofErr w:type="spellStart"/>
+            <w:r>
+              <w:rPr>
+                <w:sz w:val="24"/>
+                <w:szCs w:val="24"/>
+              </w:rPr>
+              <w:t>CanvasKit</w:t>
+            </w:r>
+            <w:proofErr w:type="spellEnd"/>
+            <w:r>
+              <w:rPr>
+                <w:sz w:val="24"/>
+                <w:szCs w:val="24"/>
+              </w:rPr>
+              <w:t xml:space="preserve"> / движок</w:t>
+            </w:r>
+          </w:p>
+        </w:tc>
+        <w:tc>
+          <w:tcPr>
+            <w:tcW w:w="2336" w:type="dxa"/>
+            <w:vAlign w:val="center"/>
+          </w:tcPr>
+          <w:p>
+            <w:pPr>
+              <w:ind w:firstLine="0"/>
+              <w:jc w:val="center"/>
+              <w:rPr>
+                <w:sz w:val="24"/>
+                <w:szCs w:val="24"/>
+              </w:rPr>
+            </w:pPr>
+            <w:r>
+              <w:rPr>
+                <w:sz w:val="24"/>
+                <w:szCs w:val="24"/>
+              </w:rPr>
+              <w:t>25,0 МБ</w:t>
+            </w:r>
+          </w:p>
+        </w:tc>
+        <w:tc>
+          <w:tcPr>
+            <w:tcW w:w="2336" w:type="dxa"/>
+            <w:vAlign w:val="center"/>
+          </w:tcPr>
+          <w:p>
+            <w:pPr>
+              <w:ind w:firstLine="0"/>
+              <w:jc w:val="center"/>
+              <w:rPr>
+                <w:sz w:val="24"/>
+                <w:szCs w:val="24"/>
+              </w:rPr>
+            </w:pPr>
+            <w:proofErr w:type="gramStart"/>
+            <w:r>
+              <w:rPr>
+                <w:sz w:val="24"/>
+                <w:szCs w:val="24"/>
+              </w:rPr>
+              <w:t>файлы .</w:t>
+            </w:r>
+            <w:proofErr w:type="spellStart"/>
+            <w:r>
+              <w:rPr>
+                <w:sz w:val="24"/>
+                <w:szCs w:val="24"/>
+              </w:rPr>
+              <w:t>wasm</w:t>
+            </w:r>
+            <w:proofErr w:type="spellEnd"/>
+            <w:proofErr w:type="gramEnd"/>
+            <w:r>
+              <w:rPr>
+                <w:sz w:val="24"/>
+                <w:szCs w:val="24"/>
+              </w:rPr>
+              <w:t xml:space="preserve"> вместе 22,1 МБ</w:t>
+            </w:r>
+          </w:p>
+        </w:tc>
+        <w:tc>
+          <w:tcPr>
+            <w:tcW w:w="2337" w:type="dxa"/>
+            <w:vAlign w:val="center"/>
+          </w:tcPr>
+          <w:p>
+            <w:pPr>
+              <w:ind w:firstLine="0"/>
+              <w:jc w:val="center"/>
+              <w:rPr>
+                <w:sz w:val="24"/>
+                <w:szCs w:val="24"/>
+              </w:rPr>
+            </w:pPr>
+            <w:r>
+              <w:rPr>
+                <w:sz w:val="24"/>
+                <w:szCs w:val="24"/>
+              </w:rPr>
+              <w:t>основной вес остаётся у движка</w:t>
+            </w:r>
+          </w:p>
+        </w:tc>
+      </w:tr>
+      <w:tr>
+        <w:tc>
+          <w:tcPr>
+            <w:tcW w:w="2336" w:type="dxa"/>
+            <w:vAlign w:val="center"/>
+          </w:tcPr>
+          <w:p>
+            <w:pPr>
+              <w:ind w:firstLine="0"/>
+              <w:jc w:val="center"/>
+              <w:rPr>
+                <w:sz w:val="24"/>
+                <w:szCs w:val="24"/>
+              </w:rPr>
+            </w:pPr>
+            <w:r>
+              <w:rPr>
+                <w:sz w:val="24"/>
+                <w:szCs w:val="24"/>
+              </w:rPr>
+              <w:t>отложенные части *.part.js</w:t>
+            </w:r>
+          </w:p>
+        </w:tc>
+        <w:tc>
+          <w:tcPr>
+            <w:tcW w:w="2336" w:type="dxa"/>
+            <w:vAlign w:val="center"/>
+          </w:tcPr>
+          <w:p>
+            <w:pPr>
+              <w:ind w:firstLine="0"/>
+              <w:jc w:val="center"/>
+              <w:rPr>
+                <w:sz w:val="24"/>
+                <w:szCs w:val="24"/>
+              </w:rPr>
+            </w:pPr>
+            <w:r>
+              <w:rPr>
+                <w:sz w:val="24"/>
+                <w:szCs w:val="24"/>
+              </w:rPr>
+              <w:t>около 126 КБ</w:t>
+            </w:r>
+          </w:p>
+        </w:tc>
+        <w:tc>
+          <w:tcPr>
+            <w:tcW w:w="2336" w:type="dxa"/>
+            <w:vAlign w:val="center"/>
+          </w:tcPr>
+          <w:p>
+            <w:pPr>
+              <w:ind w:firstLine="0"/>
+              <w:jc w:val="center"/>
+              <w:rPr>
+                <w:sz w:val="24"/>
+                <w:szCs w:val="24"/>
+              </w:rPr>
+            </w:pPr>
+            <w:r>
+              <w:rPr>
+                <w:sz w:val="24"/>
+                <w:szCs w:val="24"/>
+              </w:rPr>
+              <w:t>около 126 КБ</w:t>
+            </w:r>
+          </w:p>
+        </w:tc>
+        <w:tc>
+          <w:tcPr>
+            <w:tcW w:w="2337" w:type="dxa"/>
+            <w:vAlign w:val="center"/>
+          </w:tcPr>
+          <w:p>
+            <w:pPr>
+              <w:ind w:firstLine="0"/>
+              <w:jc w:val="center"/>
+              <w:rPr>
+                <w:sz w:val="24"/>
+                <w:szCs w:val="24"/>
+              </w:rPr>
+            </w:pPr>
+            <w:r>
+              <w:rPr>
+                <w:sz w:val="24"/>
+                <w:szCs w:val="24"/>
+              </w:rPr>
+              <w:t>грузятся только при открытии раздела</w:t>
+            </w:r>
+          </w:p>
+        </w:tc>
+      </w:tr>
+      <w:tr>
+        <w:tc>
+          <w:tcPr>
+            <w:tcW w:w="2336" w:type="dxa"/>
+            <w:vAlign w:val="center"/>
+          </w:tcPr>
+          <w:p>
+            <w:pPr>
+              <w:ind w:firstLine="0"/>
+              <w:jc w:val="center"/>
+              <w:rPr>
+                <w:sz w:val="24"/>
+                <w:szCs w:val="24"/>
+              </w:rPr>
+            </w:pPr>
+            <w:r>
+              <w:rPr>
+                <w:sz w:val="24"/>
+                <w:szCs w:val="24"/>
+              </w:rPr>
+              <w:t xml:space="preserve">весь каталог </w:t>
+            </w:r>
+            <w:proofErr w:type="spellStart"/>
+            <w:r>
+              <w:rPr>
+                <w:sz w:val="24"/>
+                <w:szCs w:val="24"/>
+              </w:rPr>
+              <w:t>build</w:t>
+            </w:r>
+            <w:proofErr w:type="spellEnd"/>
+            <w:r>
+              <w:rPr>
+                <w:sz w:val="24"/>
+                <w:szCs w:val="24"/>
+              </w:rPr>
+              <w:t>/</w:t>
+            </w:r>
+            <w:proofErr w:type="spellStart"/>
+            <w:r>
+              <w:rPr>
+                <w:sz w:val="24"/>
+                <w:szCs w:val="24"/>
+              </w:rPr>
+              <w:t>web</w:t>
+            </w:r>
+            <w:proofErr w:type="spellEnd"/>
+          </w:p>
+        </w:tc>
+        <w:tc>
+          <w:tcPr>
+            <w:tcW w:w="2336" w:type="dxa"/>
+            <w:vAlign w:val="center"/>
+          </w:tcPr>
+          <w:p>
+            <w:pPr>
+              <w:ind w:firstLine="0"/>
+              <w:jc w:val="center"/>
+              <w:rPr>
+                <w:sz w:val="24"/>
+                <w:szCs w:val="24"/>
+              </w:rPr>
+            </w:pPr>
+            <w:r>
+              <w:rPr>
+                <w:sz w:val="24"/>
+                <w:szCs w:val="24"/>
+              </w:rPr>
+              <w:t>29,8 МБ</w:t>
+            </w:r>
+          </w:p>
+        </w:tc>
+        <w:tc>
+          <w:tcPr>
+            <w:tcW w:w="2336" w:type="dxa"/>
+            <w:vAlign w:val="center"/>
+          </w:tcPr>
+          <w:p>
+            <w:pPr>
+              <w:ind w:firstLine="0"/>
+              <w:jc w:val="center"/>
+              <w:rPr>
+                <w:sz w:val="24"/>
+                <w:szCs w:val="24"/>
+              </w:rPr>
+            </w:pPr>
+            <w:r>
+              <w:rPr>
+                <w:sz w:val="24"/>
+                <w:szCs w:val="24"/>
+              </w:rPr>
+              <w:t>оба варианта лежат рядом</w:t>
+            </w:r>
+          </w:p>
+        </w:tc>
+        <w:tc>
+          <w:tcPr>
+            <w:tcW w:w="2337" w:type="dxa"/>
+            <w:vAlign w:val="center"/>
+          </w:tcPr>
+          <w:p>
+            <w:pPr>
+              <w:ind w:firstLine="0"/>
+              <w:jc w:val="center"/>
+              <w:rPr>
+                <w:sz w:val="24"/>
+                <w:szCs w:val="24"/>
+              </w:rPr>
+            </w:pPr>
+            <w:r>
+              <w:rPr>
+                <w:sz w:val="24"/>
+                <w:szCs w:val="24"/>
+              </w:rPr>
+              <w:t>первый экран не тянет все справочники сразу</w:t>
+            </w:r>
+          </w:p>
+        </w:tc>
+      </w:tr>
+      <w:tr>
+        <w:tc>
+          <w:tcPr>
+            <w:tcW w:w="2336" w:type="dxa"/>
+            <w:vAlign w:val="center"/>
+          </w:tcPr>
+          <w:p>
+            <w:pPr>
+              <w:ind w:firstLine="0"/>
+              <w:jc w:val="center"/>
+              <w:rPr>
+                <w:sz w:val="24"/>
+                <w:szCs w:val="24"/>
+              </w:rPr>
+            </w:pPr>
+            <w:r>
+              <w:rPr>
+                <w:sz w:val="24"/>
+                <w:szCs w:val="24"/>
+              </w:rPr>
+              <w:t xml:space="preserve">значки </w:t>
+            </w:r>
+            <w:proofErr w:type="spellStart"/>
+            <w:r>
+              <w:rPr>
+                <w:sz w:val="24"/>
+                <w:szCs w:val="24"/>
+              </w:rPr>
+              <w:t>Material</w:t>
+            </w:r>
+            <w:proofErr w:type="spellEnd"/>
+          </w:p>
+        </w:tc>
+        <w:tc>
+          <w:tcPr>
+            <w:tcW w:w="2336" w:type="dxa"/>
+            <w:vAlign w:val="center"/>
+          </w:tcPr>
+          <w:p>
+            <w:pPr>
+              <w:ind w:firstLine="0"/>
+              <w:jc w:val="center"/>
+              <w:rPr>
+                <w:sz w:val="24"/>
+                <w:szCs w:val="24"/>
+              </w:rPr>
+            </w:pPr>
+            <w:r>
+              <w:rPr>
+                <w:sz w:val="24"/>
+                <w:szCs w:val="24"/>
+              </w:rPr>
+              <w:t xml:space="preserve">до </w:t>
+            </w:r>
+            <w:proofErr w:type="spellStart"/>
+            <w:r>
+              <w:rPr>
+                <w:sz w:val="24"/>
+                <w:szCs w:val="24"/>
+              </w:rPr>
+              <w:t>tree-shaking</w:t>
+            </w:r>
+            <w:proofErr w:type="spellEnd"/>
+            <w:r>
+              <w:rPr>
+                <w:sz w:val="24"/>
+                <w:szCs w:val="24"/>
+              </w:rPr>
+              <w:t xml:space="preserve"> 1,65 МБ</w:t>
+            </w:r>
+          </w:p>
+        </w:tc>
+        <w:tc>
+          <w:tcPr>
+            <w:tcW w:w="2336" w:type="dxa"/>
+            <w:vAlign w:val="center"/>
+          </w:tcPr>
+          <w:p>
+            <w:pPr>
+              <w:ind w:firstLine="0"/>
+              <w:jc w:val="center"/>
+              <w:rPr>
+                <w:sz w:val="24"/>
+                <w:szCs w:val="24"/>
+              </w:rPr>
+            </w:pPr>
+            <w:r>
+              <w:rPr>
+                <w:sz w:val="24"/>
+                <w:szCs w:val="24"/>
+              </w:rPr>
+              <w:t>то же</w:t>
+            </w:r>
+          </w:p>
+        </w:tc>
+        <w:tc>
+          <w:tcPr>
+            <w:tcW w:w="2337" w:type="dxa"/>
+            <w:vAlign w:val="center"/>
+          </w:tcPr>
+          <w:p>
+            <w:pPr>
+              <w:ind w:firstLine="0"/>
+              <w:jc w:val="center"/>
+              <w:rPr>
+                <w:sz w:val="24"/>
+                <w:szCs w:val="24"/>
+              </w:rPr>
+            </w:pPr>
+            <w:r>
+              <w:rPr>
+                <w:sz w:val="24"/>
+                <w:szCs w:val="24"/>
+              </w:rPr>
+              <w:t xml:space="preserve">после </w:t>
+            </w:r>
+            <w:proofErr w:type="spellStart"/>
+            <w:r>
+              <w:rPr>
+                <w:sz w:val="24"/>
+                <w:szCs w:val="24"/>
+              </w:rPr>
+              <w:t>tree-shaking</w:t>
+            </w:r>
+            <w:proofErr w:type="spellEnd"/>
+            <w:r>
+              <w:rPr>
+                <w:sz w:val="24"/>
+                <w:szCs w:val="24"/>
+              </w:rPr>
+              <w:t xml:space="preserve"> 11,7 КБ</w:t>
+            </w:r>
+          </w:p>
+        </w:tc>
+      </w:tr>
+      <w:tr>
+        <w:tc>
+          <w:tcPr>
+            <w:tcW w:w="2336" w:type="dxa"/>
+            <w:vAlign w:val="center"/>
+          </w:tcPr>
+          <w:p>
+            <w:pPr>
+              <w:ind w:firstLine="0"/>
+              <w:jc w:val="center"/>
+              <w:rPr>
+                <w:sz w:val="24"/>
+                <w:szCs w:val="24"/>
+              </w:rPr>
+            </w:pPr>
+            <w:proofErr w:type="spellStart"/>
+            <w:r>
+              <w:rPr>
+                <w:sz w:val="24"/>
+                <w:szCs w:val="24"/>
+              </w:rPr>
+              <w:lastRenderedPageBreak/>
+              <w:t>CupertinoIcons</w:t>
+            </w:r>
+            <w:proofErr w:type="spellEnd"/>
+          </w:p>
+        </w:tc>
+        <w:tc>
+          <w:tcPr>
+            <w:tcW w:w="2336" w:type="dxa"/>
+            <w:vAlign w:val="center"/>
+          </w:tcPr>
+          <w:p>
+            <w:pPr>
+              <w:ind w:firstLine="0"/>
+              <w:jc w:val="center"/>
+              <w:rPr>
+                <w:sz w:val="24"/>
+                <w:szCs w:val="24"/>
+              </w:rPr>
+            </w:pPr>
+            <w:r>
+              <w:rPr>
+                <w:sz w:val="24"/>
+                <w:szCs w:val="24"/>
+              </w:rPr>
+              <w:t xml:space="preserve">до </w:t>
+            </w:r>
+            <w:proofErr w:type="spellStart"/>
+            <w:r>
+              <w:rPr>
+                <w:sz w:val="24"/>
+                <w:szCs w:val="24"/>
+              </w:rPr>
+              <w:t>tree-shaking</w:t>
+            </w:r>
+            <w:proofErr w:type="spellEnd"/>
+            <w:r>
+              <w:rPr>
+                <w:sz w:val="24"/>
+                <w:szCs w:val="24"/>
+              </w:rPr>
+              <w:t xml:space="preserve"> 258 КБ</w:t>
+            </w:r>
+          </w:p>
+        </w:tc>
+        <w:tc>
+          <w:tcPr>
+            <w:tcW w:w="2336" w:type="dxa"/>
+            <w:vAlign w:val="center"/>
+          </w:tcPr>
+          <w:p>
+            <w:pPr>
+              <w:ind w:firstLine="0"/>
+              <w:jc w:val="center"/>
+              <w:rPr>
+                <w:sz w:val="24"/>
+                <w:szCs w:val="24"/>
+              </w:rPr>
+            </w:pPr>
+            <w:r>
+              <w:rPr>
+                <w:sz w:val="24"/>
+                <w:szCs w:val="24"/>
+              </w:rPr>
+              <w:t>то же</w:t>
+            </w:r>
+          </w:p>
+        </w:tc>
+        <w:tc>
+          <w:tcPr>
+            <w:tcW w:w="2337" w:type="dxa"/>
+            <w:vAlign w:val="center"/>
+          </w:tcPr>
+          <w:p>
+            <w:pPr>
+              <w:ind w:firstLine="0"/>
+              <w:jc w:val="center"/>
+              <w:rPr>
+                <w:sz w:val="24"/>
+                <w:szCs w:val="24"/>
+              </w:rPr>
+            </w:pPr>
+            <w:r>
+              <w:rPr>
+                <w:sz w:val="24"/>
+                <w:szCs w:val="24"/>
+              </w:rPr>
+              <w:t xml:space="preserve">после </w:t>
+            </w:r>
+            <w:proofErr w:type="spellStart"/>
+            <w:r>
+              <w:rPr>
+                <w:sz w:val="24"/>
+                <w:szCs w:val="24"/>
+              </w:rPr>
+              <w:t>tree-shaking</w:t>
+            </w:r>
+            <w:proofErr w:type="spellEnd"/>
+            <w:r>
+              <w:rPr>
+                <w:sz w:val="24"/>
+                <w:szCs w:val="24"/>
+              </w:rPr>
+              <w:t xml:space="preserve"> 1,5 КБ</w:t>
+            </w:r>
+          </w:p>
+        </w:tc>
+      </w:tr>
+    </w:tbl>
+    <w:p>
+      <w:r>
+        <w:t xml:space="preserve">Время первой загрузки на сайте снято в браузере с выключенным кэшем. Документ разобрался за 204 мс. Страница и основные файлы загрузились за 1,78 с. Вся сеть, включая тяжёлые файлы </w:t>
+      </w:r>
+      <w:proofErr w:type="spellStart"/>
+      <w:r>
+        <w:t>Flutter</w:t>
+      </w:r>
+      <w:proofErr w:type="spellEnd"/>
+      <w:r>
+        <w:t>, затихла за 3,64 с.</w:t>
+      </w:r>
+    </w:p>
+    <w:p>
+      <w:r>
+        <w:t>Как собирали проект. Обычная сборка на компьютере:</w:t>
+      </w:r>
+    </w:p>
+    <w:p>
+      <w:pPr>
+        <w:rPr>
+          <w:lang w:val="en-US"/>
+        </w:rPr>
+      </w:pPr>
+      <w:proofErr w:type="gramStart"/>
+      <w:r>
+        <w:rPr>
+          <w:lang w:val="en-US"/>
+        </w:rPr>
+        <w:t>flutter</w:t>
+      </w:r>
+      <w:proofErr w:type="gramEnd"/>
+      <w:r>
+        <w:rPr>
+          <w:lang w:val="en-US"/>
+        </w:rPr>
+        <w:t xml:space="preserve"> build web --release</w:t>
+      </w:r>
+    </w:p>
+    <w:p>
+      <w:r>
+        <w:t>Сборка</w:t>
+      </w:r>
+      <w:r>
+        <w:rPr>
+          <w:lang w:val="en-US"/>
+        </w:rPr>
+        <w:t xml:space="preserve"> </w:t>
+      </w:r>
+      <w:r>
+        <w:t>для</w:t>
+      </w:r>
+      <w:r>
+        <w:rPr>
+          <w:lang w:val="en-US"/>
+        </w:rPr>
+        <w:t xml:space="preserve"> </w:t>
+      </w:r>
+      <w:r>
+        <w:t>сайта</w:t>
+      </w:r>
+      <w:r>
+        <w:rPr>
+          <w:lang w:val="en-US"/>
+        </w:rPr>
+        <w:t xml:space="preserve"> </w:t>
+      </w:r>
+      <w:r>
+        <w:t>на</w:t>
+      </w:r>
+      <w:r>
+        <w:rPr>
+          <w:lang w:val="en-US"/>
+        </w:rPr>
+        <w:t xml:space="preserve"> GitHub Pages. </w:t>
+      </w:r>
+      <w:r>
+        <w:t>Здесь указан подкаталог репозитория и адрес API. Адрес API в код не вписан, его передают при сборке:</w:t>
+      </w:r>
+    </w:p>
+    <w:p>
+      <w:pPr>
+        <w:rPr>
+          <w:lang w:val="en-US"/>
+        </w:rPr>
+      </w:pPr>
+      <w:r>
+        <w:rPr>
+          <w:lang w:val="en-US"/>
+        </w:rPr>
+        <w:t>flutter build web --release --base-</w:t>
+      </w:r>
+      <w:proofErr w:type="spellStart"/>
+      <w:r>
+        <w:rPr>
+          <w:lang w:val="en-US"/>
+        </w:rPr>
+        <w:t>href</w:t>
+      </w:r>
+      <w:proofErr w:type="spellEnd"/>
+      <w:r>
+        <w:rPr>
+          <w:lang w:val="en-US"/>
+        </w:rPr>
+        <w:t xml:space="preserve"> /</w:t>
+      </w:r>
+      <w:proofErr w:type="spellStart"/>
+      <w:r>
+        <w:rPr>
+          <w:lang w:val="en-US"/>
+        </w:rPr>
+        <w:t>itogovaia_pr</w:t>
+      </w:r>
+      <w:proofErr w:type="spellEnd"/>
+      <w:r>
+        <w:rPr>
+          <w:lang w:val="en-US"/>
+        </w:rPr>
+        <w:t>/ --dart-define=</w:t>
+      </w:r>
+      <w:proofErr w:type="spellStart"/>
+      <w:r>
+        <w:rPr>
+          <w:lang w:val="en-US"/>
+        </w:rPr>
+        <w:t>api_base_url</w:t>
+      </w:r>
+      <w:proofErr w:type="spellEnd"/>
+      <w:r>
+        <w:rPr>
+          <w:lang w:val="en-US"/>
+        </w:rPr>
+        <w:t>=https://</w:t>
+      </w:r>
+      <w:r>
+        <w:t>адрес</w:t>
+      </w:r>
+      <w:r>
+        <w:rPr>
+          <w:lang w:val="en-US"/>
+        </w:rPr>
+        <w:t>-</w:t>
+      </w:r>
+      <w:r>
+        <w:t>туннеля</w:t>
+      </w:r>
+      <w:r>
+        <w:rPr>
+          <w:lang w:val="en-US"/>
+        </w:rPr>
+        <w:t>.trycloudflare.com/</w:t>
+      </w:r>
+      <w:proofErr w:type="spellStart"/>
+      <w:r>
+        <w:rPr>
+          <w:lang w:val="en-US"/>
+        </w:rPr>
+        <w:t>api</w:t>
+      </w:r>
+      <w:proofErr w:type="spellEnd"/>
+    </w:p>
+    <w:p>
+      <w:r>
+        <w:t xml:space="preserve">После этого файл index.html копируют в 404.html. Это нужно, чтобы прямые ссылки на экраны не давали ошибку 404 на </w:t>
+      </w:r>
+      <w:proofErr w:type="spellStart"/>
+      <w:r>
+        <w:t>GitHub</w:t>
+      </w:r>
+      <w:proofErr w:type="spellEnd"/>
+      <w:r>
+        <w:t xml:space="preserve"> </w:t>
+      </w:r>
+      <w:proofErr w:type="spellStart"/>
+      <w:r>
+        <w:t>Pages</w:t>
+      </w:r>
+      <w:proofErr w:type="spellEnd"/>
+      <w:r>
+        <w:t>.</w:t>
+      </w:r>
+    </w:p>
+    <w:p>
+      <w:pPr>
+        <w:rPr>
+          <w:lang w:val="en-US"/>
+        </w:rPr>
+      </w:pPr>
+      <w:r>
+        <w:t>Сборка</w:t>
+      </w:r>
+      <w:r>
+        <w:rPr>
+          <w:lang w:val="en-US"/>
+        </w:rPr>
+        <w:t xml:space="preserve"> </w:t>
+      </w:r>
+      <w:r>
+        <w:t>с</w:t>
+      </w:r>
+      <w:r>
+        <w:rPr>
+          <w:lang w:val="en-US"/>
+        </w:rPr>
+        <w:t xml:space="preserve"> </w:t>
+      </w:r>
+      <w:proofErr w:type="spellStart"/>
+      <w:r>
+        <w:rPr>
+          <w:lang w:val="en-US"/>
+        </w:rPr>
+        <w:t>Wasm</w:t>
+      </w:r>
+      <w:proofErr w:type="spellEnd"/>
+      <w:r>
+        <w:rPr>
+          <w:lang w:val="en-US"/>
+        </w:rPr>
         <w:t>:</w:t>
       </w:r>
     </w:p>
     <w:p>
       <w:pPr>
         <w:rPr>
-          <w:szCs w:val="28"/>
-        </w:rPr>
-      </w:pPr>
-      <w:r>
-        <w:rPr>
-          <w:szCs w:val="28"/>
-        </w:rPr>
-        <w:t xml:space="preserve">Скрытие кнопок и проверка роли на клиенте удобны, но не защищают данные: </w:t>
+          <w:lang w:val="en-US"/>
+        </w:rPr>
+      </w:pPr>
+      <w:r>
+        <w:rPr>
+          <w:lang w:val="en-US"/>
+        </w:rPr>
+        <w:t>flutter build web --release --</w:t>
       </w:r>
       <w:proofErr w:type="spellStart"/>
       <w:r>
         <w:rPr>
-          <w:szCs w:val="28"/>
-        </w:rPr>
-        <w:t>localStorage</w:t>
+          <w:lang w:val="en-US"/>
+        </w:rPr>
+        <w:t>wasm</w:t>
       </w:r>
       <w:proofErr w:type="spellEnd"/>
-      <w:r>
-        <w:rPr>
-          <w:szCs w:val="28"/>
-        </w:rPr>
-        <w:t xml:space="preserve"> можно изменить в </w:t>
+    </w:p>
+    <w:p>
+      <w:r>
+        <w:t>На</w:t>
+      </w:r>
+      <w:r>
+        <w:rPr>
+          <w:lang w:val="en-US"/>
+        </w:rPr>
+        <w:t xml:space="preserve"> GitHub </w:t>
+      </w:r>
+      <w:r>
+        <w:t>всё</w:t>
+      </w:r>
+      <w:r>
+        <w:rPr>
+          <w:lang w:val="en-US"/>
+        </w:rPr>
+        <w:t xml:space="preserve"> </w:t>
+      </w:r>
+      <w:r>
+        <w:t>это</w:t>
+      </w:r>
+      <w:r>
+        <w:rPr>
+          <w:lang w:val="en-US"/>
+        </w:rPr>
+        <w:t xml:space="preserve"> </w:t>
+      </w:r>
+      <w:r>
+        <w:t>делает</w:t>
+      </w:r>
+      <w:r>
+        <w:rPr>
+          <w:lang w:val="en-US"/>
+        </w:rPr>
+        <w:t xml:space="preserve"> </w:t>
+      </w:r>
+      <w:r>
+        <w:t>сценарий</w:t>
+      </w:r>
+      <w:r>
+        <w:rPr>
+          <w:lang w:val="en-US"/>
+        </w:rPr>
+        <w:t> .</w:t>
       </w:r>
       <w:proofErr w:type="spellStart"/>
       <w:r>
         <w:rPr>
-          <w:szCs w:val="28"/>
-        </w:rPr>
-        <w:t>DevTools</w:t>
+          <w:lang w:val="en-US"/>
+        </w:rPr>
+        <w:t>github</w:t>
       </w:r>
       <w:proofErr w:type="spellEnd"/>
       <w:r>
         <w:rPr>
-          <w:szCs w:val="28"/>
-        </w:rPr>
-        <w:t xml:space="preserve">, и интерфейс покажет чужие пункты. </w:t>
+          <w:lang w:val="en-US"/>
+        </w:rPr>
+        <w:t>/workflows/deploy-</w:t>
       </w:r>
       <w:proofErr w:type="spellStart"/>
       <w:r>
         <w:rPr>
-          <w:szCs w:val="28"/>
-        </w:rPr>
-        <w:t>Access-токен</w:t>
+          <w:lang w:val="en-US"/>
+        </w:rPr>
+        <w:t>web.yml</w:t>
       </w:r>
       <w:proofErr w:type="spellEnd"/>
       <w:r>
         <w:rPr>
-          <w:szCs w:val="28"/>
-        </w:rPr>
-        <w:t xml:space="preserve"> при этом остаётся прежним. Сервер смотрит на </w:t>
+          <w:lang w:val="en-US"/>
+        </w:rPr>
+        <w:t xml:space="preserve">. </w:t>
+      </w:r>
+      <w:r>
+        <w:t>Он</w:t>
+      </w:r>
+      <w:r>
+        <w:rPr>
+          <w:lang w:val="en-US"/>
+        </w:rPr>
+        <w:t xml:space="preserve"> </w:t>
+      </w:r>
+      <w:r>
+        <w:t>ставит</w:t>
+      </w:r>
+      <w:r>
+        <w:rPr>
+          <w:lang w:val="en-US"/>
+        </w:rPr>
+        <w:t xml:space="preserve"> Flutter 3.29.2, </w:t>
+      </w:r>
+      <w:r>
+        <w:t>проверяет</w:t>
+      </w:r>
+      <w:r>
+        <w:rPr>
+          <w:lang w:val="en-US"/>
+        </w:rPr>
+        <w:t xml:space="preserve"> </w:t>
+      </w:r>
+      <w:r>
+        <w:t>код</w:t>
+      </w:r>
+      <w:r>
+        <w:rPr>
+          <w:lang w:val="en-US"/>
+        </w:rPr>
+        <w:t xml:space="preserve"> </w:t>
+      </w:r>
+      <w:r>
+        <w:t>командами</w:t>
+      </w:r>
+      <w:r>
+        <w:rPr>
+          <w:lang w:val="en-US"/>
+        </w:rPr>
+        <w:t xml:space="preserve"> analyze </w:t>
+      </w:r>
+      <w:r>
+        <w:t>и</w:t>
+      </w:r>
+      <w:r>
+        <w:rPr>
+          <w:lang w:val="en-US"/>
+        </w:rPr>
+        <w:t xml:space="preserve"> test, </w:t>
+      </w:r>
+      <w:r>
+        <w:t>собирает</w:t>
+      </w:r>
+      <w:r>
+        <w:rPr>
+          <w:lang w:val="en-US"/>
+        </w:rPr>
+        <w:t xml:space="preserve"> </w:t>
+      </w:r>
+      <w:r>
+        <w:t>сайт</w:t>
+      </w:r>
+      <w:r>
+        <w:rPr>
+          <w:lang w:val="en-US"/>
+        </w:rPr>
+        <w:t xml:space="preserve"> </w:t>
+      </w:r>
+      <w:r>
+        <w:t>с</w:t>
+      </w:r>
+      <w:r>
+        <w:rPr>
+          <w:lang w:val="en-US"/>
+        </w:rPr>
+        <w:t xml:space="preserve"> </w:t>
+      </w:r>
+      <w:r>
+        <w:t>нужными</w:t>
+      </w:r>
+      <w:r>
+        <w:rPr>
+          <w:lang w:val="en-US"/>
+        </w:rPr>
+        <w:t xml:space="preserve"> </w:t>
+      </w:r>
+      <w:r>
+        <w:t>флагами</w:t>
+      </w:r>
+      <w:r>
+        <w:rPr>
+          <w:lang w:val="en-US"/>
+        </w:rPr>
+        <w:t xml:space="preserve"> </w:t>
+      </w:r>
+      <w:r>
+        <w:t>и</w:t>
+      </w:r>
+      <w:r>
+        <w:rPr>
+          <w:lang w:val="en-US"/>
+        </w:rPr>
+        <w:t xml:space="preserve"> </w:t>
+      </w:r>
+      <w:r>
+        <w:t>выкладывает</w:t>
+      </w:r>
+      <w:r>
+        <w:rPr>
+          <w:lang w:val="en-US"/>
+        </w:rPr>
+        <w:t xml:space="preserve"> </w:t>
+      </w:r>
+      <w:r>
+        <w:t>папку</w:t>
+      </w:r>
+      <w:r>
+        <w:rPr>
+          <w:lang w:val="en-US"/>
+        </w:rPr>
+        <w:t> build/web </w:t>
+      </w:r>
+      <w:r>
+        <w:t>в</w:t>
+      </w:r>
+      <w:r>
+        <w:rPr>
+          <w:lang w:val="en-US"/>
+        </w:rPr>
+        <w:t xml:space="preserve"> </w:t>
+      </w:r>
+      <w:r>
+        <w:t>ветку</w:t>
+      </w:r>
+      <w:r>
+        <w:rPr>
+          <w:lang w:val="en-US"/>
+        </w:rPr>
+        <w:t> </w:t>
       </w:r>
       <w:proofErr w:type="spellStart"/>
       <w:r>
         <w:rPr>
-          <w:szCs w:val="28"/>
-        </w:rPr>
-        <w:t>токен</w:t>
+          <w:lang w:val="en-US"/>
+        </w:rPr>
+        <w:t>gh</w:t>
       </w:r>
       <w:proofErr w:type="spellEnd"/>
       <w:r>
         <w:rPr>
-          <w:szCs w:val="28"/>
-        </w:rPr>
-        <w:t xml:space="preserve"> и роль в своей базе и при запрете отвечает 403. Наст</w:t>
-      </w:r>
-      <w:r>
-        <w:rPr>
-          <w:szCs w:val="28"/>
-        </w:rPr>
-        <w:t>оящая защита только на сервере.</w:t>
-      </w:r>
-    </w:p>
-    <w:p>
-      <w:pPr>
+          <w:lang w:val="en-US"/>
+        </w:rPr>
+        <w:t>-pages.</w:t>
+      </w:r>
+    </w:p>
+    <w:p>
+      <w:pPr>
+        <w:pStyle w:val="a5"/>
+        <w:keepNext/>
         <w:spacing w:before="0" w:after="0"/>
-      </w:pPr>
-      <w:r>
-        <w:t>Вывод:</w:t>
-      </w:r>
-      <w:r>
-        <w:t xml:space="preserve"> в данной практической работе реализовали вход в систему, разграничение прав по ролям и защиту маршрутов на клиенте. Поняли, где проходит граница между удобством интерфейса и настоящей защитой.</w:t>
-      </w:r>
-    </w:p>
-    <w:p>
-      <w:bookmarkStart w:id="5" w:name="_GoBack"/>
-      <w:bookmarkEnd w:id="5"/>
-    </w:p>
+        <w:ind w:firstLine="0"/>
+        <w:rPr>
+          <w:b w:val="0"/>
+          <w:bCs/>
+          <w:sz w:val="24"/>
+          <w:szCs w:val="24"/>
+        </w:rPr>
+      </w:pPr>
+      <w:r>
+        <w:rPr>
+          <w:b w:val="0"/>
+          <w:bCs/>
+          <w:sz w:val="24"/>
+          <w:szCs w:val="24"/>
+        </w:rPr>
+        <w:t xml:space="preserve">Таблица </w:t>
+      </w:r>
+      <w:r>
+        <w:rPr>
+          <w:b w:val="0"/>
+          <w:bCs/>
+          <w:sz w:val="24"/>
+          <w:szCs w:val="24"/>
+        </w:rPr>
+        <w:fldChar w:fldCharType="begin"/>
+      </w:r>
+      <w:r>
+        <w:rPr>
+          <w:b w:val="0"/>
+          <w:bCs/>
+          <w:sz w:val="24"/>
+          <w:szCs w:val="24"/>
+        </w:rPr>
+        <w:instrText xml:space="preserve"> SEQ Таблица \* ARABIC </w:instrText>
+      </w:r>
+      <w:r>
+        <w:rPr>
+          <w:b w:val="0"/>
+          <w:bCs/>
+          <w:sz w:val="24"/>
+          <w:szCs w:val="24"/>
+        </w:rPr>
+        <w:fldChar w:fldCharType="separate"/>
+      </w:r>
+      <w:r>
+        <w:rPr>
+          <w:b w:val="0"/>
+          <w:bCs/>
+          <w:noProof/>
+          <w:sz w:val="24"/>
+          <w:szCs w:val="24"/>
+        </w:rPr>
+        <w:t>5</w:t>
+      </w:r>
+      <w:r>
+        <w:rPr>
+          <w:b w:val="0"/>
+          <w:bCs/>
+          <w:sz w:val="24"/>
+          <w:szCs w:val="24"/>
+        </w:rPr>
+        <w:fldChar w:fldCharType="end"/>
+      </w:r>
+      <w:r>
+        <w:rPr>
+          <w:b w:val="0"/>
+          <w:bCs/>
+          <w:sz w:val="24"/>
+          <w:szCs w:val="24"/>
+        </w:rPr>
+        <w:t xml:space="preserve"> - Настройки хостинга.</w:t>
+      </w:r>
+    </w:p>
+    <w:tbl>
+      <w:tblPr>
+        <w:tblStyle w:val="af7"/>
+        <w:tblW w:w="0" w:type="auto"/>
+        <w:tblLook w:val="04A0" w:firstRow="1" w:lastRow="0" w:firstColumn="1" w:lastColumn="0" w:noHBand="0" w:noVBand="1"/>
+      </w:tblPr>
+      <w:tblGrid>
+        <w:gridCol w:w="4672"/>
+        <w:gridCol w:w="4673"/>
+      </w:tblGrid>
+      <w:tr>
+        <w:trPr>
+          <w:tblHeader/>
+        </w:trPr>
+        <w:tc>
+          <w:tcPr>
+            <w:tcW w:w="4672" w:type="dxa"/>
+          </w:tcPr>
+          <w:p>
+            <w:pPr>
+              <w:spacing w:before="0" w:after="0"/>
+              <w:ind w:firstLine="0"/>
+              <w:rPr>
+                <w:color w:val="auto"/>
+                <w:sz w:val="24"/>
+                <w:szCs w:val="24"/>
+              </w:rPr>
+            </w:pPr>
+            <w:r>
+              <w:rPr>
+                <w:b/>
+                <w:bCs/>
+                <w:color w:val="auto"/>
+                <w:sz w:val="24"/>
+                <w:szCs w:val="24"/>
+              </w:rPr>
+              <w:t>Параметр</w:t>
+            </w:r>
+          </w:p>
+        </w:tc>
+        <w:tc>
+          <w:tcPr>
+            <w:tcW w:w="4673" w:type="dxa"/>
+          </w:tcPr>
+          <w:p>
+            <w:pPr>
+              <w:spacing w:before="0" w:after="0"/>
+              <w:ind w:firstLine="0"/>
+              <w:rPr>
+                <w:color w:val="auto"/>
+                <w:sz w:val="24"/>
+                <w:szCs w:val="24"/>
+              </w:rPr>
+            </w:pPr>
+            <w:r>
+              <w:rPr>
+                <w:b/>
+                <w:bCs/>
+                <w:color w:val="auto"/>
+                <w:sz w:val="24"/>
+                <w:szCs w:val="24"/>
+              </w:rPr>
+              <w:t>Значение</w:t>
+            </w:r>
+          </w:p>
+        </w:tc>
+      </w:tr>
+      <w:tr>
+        <w:tc>
+          <w:tcPr>
+            <w:tcW w:w="4672" w:type="dxa"/>
+          </w:tcPr>
+          <w:p>
+            <w:pPr>
+              <w:spacing w:before="0" w:after="0"/>
+              <w:ind w:firstLine="0"/>
+              <w:rPr>
+                <w:color w:val="auto"/>
+                <w:sz w:val="24"/>
+                <w:szCs w:val="24"/>
+              </w:rPr>
+            </w:pPr>
+            <w:r>
+              <w:rPr>
+                <w:color w:val="auto"/>
+                <w:sz w:val="24"/>
+                <w:szCs w:val="24"/>
+              </w:rPr>
+              <w:t xml:space="preserve">Источник </w:t>
+            </w:r>
+            <w:proofErr w:type="spellStart"/>
+            <w:r>
+              <w:rPr>
+                <w:color w:val="auto"/>
+                <w:sz w:val="24"/>
+                <w:szCs w:val="24"/>
+              </w:rPr>
+              <w:t>Pages</w:t>
+            </w:r>
+            <w:proofErr w:type="spellEnd"/>
+          </w:p>
+        </w:tc>
+        <w:tc>
+          <w:tcPr>
+            <w:tcW w:w="4673" w:type="dxa"/>
+          </w:tcPr>
+          <w:p>
+            <w:pPr>
+              <w:spacing w:before="0" w:after="0"/>
+              <w:ind w:firstLine="0"/>
+              <w:rPr>
+                <w:color w:val="auto"/>
+                <w:sz w:val="24"/>
+                <w:szCs w:val="24"/>
+              </w:rPr>
+            </w:pPr>
+            <w:r>
+              <w:rPr>
+                <w:color w:val="auto"/>
+                <w:sz w:val="24"/>
+                <w:szCs w:val="24"/>
+              </w:rPr>
+              <w:t>ветка </w:t>
+            </w:r>
+            <w:proofErr w:type="spellStart"/>
+            <w:r>
+              <w:rPr>
+                <w:rStyle w:val="HTML"/>
+                <w:rFonts w:ascii="Times New Roman" w:hAnsi="Times New Roman" w:cs="Times New Roman"/>
+                <w:color w:val="auto"/>
+                <w:sz w:val="24"/>
+                <w:szCs w:val="24"/>
+              </w:rPr>
+              <w:t>gh-pages</w:t>
+            </w:r>
+            <w:proofErr w:type="spellEnd"/>
+            <w:r>
+              <w:rPr>
+                <w:color w:val="auto"/>
+                <w:sz w:val="24"/>
+                <w:szCs w:val="24"/>
+              </w:rPr>
+              <w:t>, папка </w:t>
+            </w:r>
+            <w:r>
+              <w:rPr>
+                <w:rStyle w:val="ui-markdowninline-path-prefix"/>
+                <w:color w:val="auto"/>
+                <w:sz w:val="24"/>
+                <w:szCs w:val="24"/>
+              </w:rPr>
+              <w:t>/</w:t>
+            </w:r>
+            <w:r>
+              <w:rPr>
+                <w:rStyle w:val="ui-markdowninline-path-filename"/>
+                <w:color w:val="auto"/>
+                <w:sz w:val="24"/>
+                <w:szCs w:val="24"/>
+              </w:rPr>
+              <w:t> (</w:t>
+            </w:r>
+            <w:proofErr w:type="spellStart"/>
+            <w:r>
+              <w:rPr>
+                <w:rStyle w:val="ui-markdowninline-path-filename"/>
+                <w:color w:val="auto"/>
+                <w:sz w:val="24"/>
+                <w:szCs w:val="24"/>
+              </w:rPr>
+              <w:t>root</w:t>
+            </w:r>
+            <w:proofErr w:type="spellEnd"/>
+            <w:r>
+              <w:rPr>
+                <w:rStyle w:val="ui-markdowninline-path-filename"/>
+                <w:color w:val="auto"/>
+                <w:sz w:val="24"/>
+                <w:szCs w:val="24"/>
+              </w:rPr>
+              <w:t>)</w:t>
+            </w:r>
+          </w:p>
+        </w:tc>
+      </w:tr>
+      <w:tr>
+        <w:tc>
+          <w:tcPr>
+            <w:tcW w:w="4672" w:type="dxa"/>
+          </w:tcPr>
+          <w:p>
+            <w:pPr>
+              <w:spacing w:before="0" w:after="0"/>
+              <w:ind w:firstLine="0"/>
+              <w:rPr>
+                <w:color w:val="auto"/>
+                <w:sz w:val="24"/>
+                <w:szCs w:val="24"/>
+              </w:rPr>
+            </w:pPr>
+            <w:r>
+              <w:rPr>
+                <w:color w:val="auto"/>
+                <w:sz w:val="24"/>
+                <w:szCs w:val="24"/>
+              </w:rPr>
+              <w:t>Адрес сайта</w:t>
+            </w:r>
+          </w:p>
+        </w:tc>
+        <w:tc>
+          <w:tcPr>
+            <w:tcW w:w="4673" w:type="dxa"/>
+          </w:tcPr>
+          <w:p>
+            <w:pPr>
+              <w:spacing w:before="0" w:after="0"/>
+              <w:ind w:firstLine="0"/>
+              <w:rPr>
+                <w:color w:val="auto"/>
+                <w:sz w:val="24"/>
+                <w:szCs w:val="24"/>
+              </w:rPr>
+            </w:pPr>
+            <w:hyperlink r:id="rId62" w:tgtFrame="_blank" w:history="1">
+              <w:r>
+                <w:rPr>
+                  <w:rStyle w:val="a7"/>
+                  <w:color w:val="auto"/>
+                  <w:sz w:val="24"/>
+                  <w:szCs w:val="24"/>
+                  <w:u w:val="none"/>
+                </w:rPr>
+                <w:t>https://nunii-murmiay.github.io/itogovaia_pr/</w:t>
+              </w:r>
+            </w:hyperlink>
+          </w:p>
+        </w:tc>
+      </w:tr>
+      <w:tr>
+        <w:tc>
+          <w:tcPr>
+            <w:tcW w:w="4672" w:type="dxa"/>
+          </w:tcPr>
+          <w:p>
+            <w:pPr>
+              <w:spacing w:before="0" w:after="0"/>
+              <w:ind w:firstLine="0"/>
+              <w:rPr>
+                <w:color w:val="auto"/>
+                <w:sz w:val="24"/>
+                <w:szCs w:val="24"/>
+              </w:rPr>
+            </w:pPr>
+            <w:r>
+              <w:rPr>
+                <w:color w:val="auto"/>
+                <w:sz w:val="24"/>
+                <w:szCs w:val="24"/>
+              </w:rPr>
+              <w:t>HTTPS</w:t>
+            </w:r>
+          </w:p>
+        </w:tc>
+        <w:tc>
+          <w:tcPr>
+            <w:tcW w:w="4673" w:type="dxa"/>
+          </w:tcPr>
+          <w:p>
+            <w:pPr>
+              <w:spacing w:before="0" w:after="0"/>
+              <w:ind w:firstLine="0"/>
+              <w:rPr>
+                <w:color w:val="auto"/>
+                <w:sz w:val="24"/>
+                <w:szCs w:val="24"/>
+              </w:rPr>
+            </w:pPr>
+            <w:r>
+              <w:rPr>
+                <w:color w:val="auto"/>
+                <w:sz w:val="24"/>
+                <w:szCs w:val="24"/>
+              </w:rPr>
+              <w:t xml:space="preserve">включён, </w:t>
+            </w:r>
+            <w:proofErr w:type="spellStart"/>
+            <w:r>
+              <w:rPr>
+                <w:color w:val="auto"/>
+                <w:sz w:val="24"/>
+                <w:szCs w:val="24"/>
+              </w:rPr>
+              <w:t>Custom</w:t>
+            </w:r>
+            <w:proofErr w:type="spellEnd"/>
+            <w:r>
+              <w:rPr>
+                <w:color w:val="auto"/>
+                <w:sz w:val="24"/>
+                <w:szCs w:val="24"/>
+              </w:rPr>
+              <w:t xml:space="preserve"> </w:t>
+            </w:r>
+            <w:proofErr w:type="spellStart"/>
+            <w:r>
+              <w:rPr>
+                <w:color w:val="auto"/>
+                <w:sz w:val="24"/>
+                <w:szCs w:val="24"/>
+              </w:rPr>
+              <w:t>domain</w:t>
+            </w:r>
+            <w:proofErr w:type="spellEnd"/>
+            <w:r>
+              <w:rPr>
+                <w:color w:val="auto"/>
+                <w:sz w:val="24"/>
+                <w:szCs w:val="24"/>
+              </w:rPr>
+              <w:t xml:space="preserve"> пустой</w:t>
+            </w:r>
+          </w:p>
+        </w:tc>
+      </w:tr>
+      <w:tr>
+        <w:tc>
+          <w:tcPr>
+            <w:tcW w:w="4672" w:type="dxa"/>
+          </w:tcPr>
+          <w:p>
+            <w:pPr>
+              <w:spacing w:before="0" w:after="0"/>
+              <w:ind w:firstLine="0"/>
+              <w:rPr>
+                <w:color w:val="auto"/>
+                <w:sz w:val="24"/>
+                <w:szCs w:val="24"/>
+              </w:rPr>
+            </w:pPr>
+            <w:r>
+              <w:rPr>
+                <w:color w:val="auto"/>
+                <w:sz w:val="24"/>
+                <w:szCs w:val="24"/>
+              </w:rPr>
+              <w:t xml:space="preserve">Переменная </w:t>
+            </w:r>
+            <w:proofErr w:type="spellStart"/>
+            <w:r>
+              <w:rPr>
+                <w:color w:val="auto"/>
+                <w:sz w:val="24"/>
+                <w:szCs w:val="24"/>
+              </w:rPr>
+              <w:t>Actions</w:t>
+            </w:r>
+            <w:proofErr w:type="spellEnd"/>
+          </w:p>
+        </w:tc>
+        <w:tc>
+          <w:tcPr>
+            <w:tcW w:w="4673" w:type="dxa"/>
+          </w:tcPr>
+          <w:p>
+            <w:pPr>
+              <w:spacing w:before="0" w:after="0"/>
+              <w:ind w:firstLine="0"/>
+              <w:rPr>
+                <w:color w:val="auto"/>
+                <w:sz w:val="24"/>
+                <w:szCs w:val="24"/>
+                <w:lang w:val="en-US"/>
+              </w:rPr>
+            </w:pPr>
+            <w:r>
+              <w:rPr>
+                <w:rStyle w:val="HTML"/>
+                <w:rFonts w:ascii="Times New Roman" w:hAnsi="Times New Roman" w:cs="Times New Roman"/>
+                <w:color w:val="auto"/>
+                <w:sz w:val="24"/>
+                <w:szCs w:val="24"/>
+                <w:lang w:val="en-US"/>
+              </w:rPr>
+              <w:t>API_BASE_URL</w:t>
+            </w:r>
+            <w:r>
+              <w:rPr>
+                <w:color w:val="auto"/>
+                <w:sz w:val="24"/>
+                <w:szCs w:val="24"/>
+                <w:lang w:val="en-US"/>
+              </w:rPr>
+              <w:t xml:space="preserve"> = </w:t>
+            </w:r>
+            <w:r>
+              <w:rPr>
+                <w:color w:val="auto"/>
+                <w:sz w:val="24"/>
+                <w:szCs w:val="24"/>
+              </w:rPr>
+              <w:t>адрес</w:t>
+            </w:r>
+            <w:r>
+              <w:rPr>
+                <w:color w:val="auto"/>
+                <w:sz w:val="24"/>
+                <w:szCs w:val="24"/>
+                <w:lang w:val="en-US"/>
+              </w:rPr>
+              <w:t xml:space="preserve"> HTTPS API </w:t>
+            </w:r>
+            <w:r>
+              <w:rPr>
+                <w:color w:val="auto"/>
+                <w:sz w:val="24"/>
+                <w:szCs w:val="24"/>
+              </w:rPr>
+              <w:t>с</w:t>
+            </w:r>
+            <w:r>
+              <w:rPr>
+                <w:color w:val="auto"/>
+                <w:sz w:val="24"/>
+                <w:szCs w:val="24"/>
+                <w:lang w:val="en-US"/>
+              </w:rPr>
+              <w:t> </w:t>
+            </w:r>
+            <w:r>
+              <w:rPr>
+                <w:rStyle w:val="ui-markdowninline-path-prefix"/>
+                <w:color w:val="auto"/>
+                <w:sz w:val="24"/>
+                <w:szCs w:val="24"/>
+                <w:lang w:val="en-US"/>
+              </w:rPr>
+              <w:t>/</w:t>
+            </w:r>
+            <w:proofErr w:type="spellStart"/>
+            <w:r>
+              <w:rPr>
+                <w:rStyle w:val="ui-markdowninline-path-filename"/>
+                <w:color w:val="auto"/>
+                <w:sz w:val="24"/>
+                <w:szCs w:val="24"/>
+                <w:lang w:val="en-US"/>
+              </w:rPr>
+              <w:t>api</w:t>
+            </w:r>
+            <w:proofErr w:type="spellEnd"/>
+          </w:p>
+        </w:tc>
+      </w:tr>
+      <w:tr>
+        <w:tc>
+          <w:tcPr>
+            <w:tcW w:w="4672" w:type="dxa"/>
+          </w:tcPr>
+          <w:p>
+            <w:pPr>
+              <w:spacing w:before="0" w:after="0"/>
+              <w:ind w:firstLine="0"/>
+              <w:rPr>
+                <w:color w:val="auto"/>
+                <w:sz w:val="24"/>
+                <w:szCs w:val="24"/>
+              </w:rPr>
+            </w:pPr>
+            <w:r>
+              <w:rPr>
+                <w:color w:val="auto"/>
+                <w:sz w:val="24"/>
+                <w:szCs w:val="24"/>
+              </w:rPr>
+              <w:t>CORS на сервере</w:t>
+            </w:r>
+          </w:p>
+        </w:tc>
+        <w:tc>
+          <w:tcPr>
+            <w:tcW w:w="4673" w:type="dxa"/>
+          </w:tcPr>
+          <w:p>
+            <w:pPr>
+              <w:spacing w:before="0" w:after="0"/>
+              <w:ind w:firstLine="0"/>
+              <w:rPr>
+                <w:color w:val="auto"/>
+                <w:sz w:val="24"/>
+                <w:szCs w:val="24"/>
+                <w:lang w:val="en-US"/>
+              </w:rPr>
+            </w:pPr>
+            <w:r>
+              <w:rPr>
+                <w:rStyle w:val="HTML"/>
+                <w:rFonts w:ascii="Times New Roman" w:hAnsi="Times New Roman" w:cs="Times New Roman"/>
+                <w:color w:val="auto"/>
+                <w:sz w:val="24"/>
+                <w:szCs w:val="24"/>
+                <w:lang w:val="en-US"/>
+              </w:rPr>
+              <w:t xml:space="preserve">node </w:t>
+            </w:r>
+            <w:proofErr w:type="spellStart"/>
+            <w:r>
+              <w:rPr>
+                <w:rStyle w:val="HTML"/>
+                <w:rFonts w:ascii="Times New Roman" w:hAnsi="Times New Roman" w:cs="Times New Roman"/>
+                <w:color w:val="auto"/>
+                <w:sz w:val="24"/>
+                <w:szCs w:val="24"/>
+                <w:lang w:val="en-US"/>
+              </w:rPr>
+              <w:t>api</w:t>
+            </w:r>
+            <w:proofErr w:type="spellEnd"/>
+            <w:r>
+              <w:rPr>
+                <w:rStyle w:val="HTML"/>
+                <w:rFonts w:ascii="Times New Roman" w:hAnsi="Times New Roman" w:cs="Times New Roman"/>
+                <w:color w:val="auto"/>
+                <w:sz w:val="24"/>
+                <w:szCs w:val="24"/>
+                <w:lang w:val="en-US"/>
+              </w:rPr>
+              <w:t>/mock-server.js --origin https://nunii-murmiay.github.io</w:t>
+            </w:r>
+          </w:p>
+        </w:tc>
+      </w:tr>
+      <w:tr>
+        <w:tc>
+          <w:tcPr>
+            <w:tcW w:w="4672" w:type="dxa"/>
+          </w:tcPr>
+          <w:p>
+            <w:pPr>
+              <w:spacing w:before="0" w:after="0"/>
+              <w:ind w:firstLine="0"/>
+              <w:rPr>
+                <w:color w:val="auto"/>
+                <w:sz w:val="24"/>
+                <w:szCs w:val="24"/>
+              </w:rPr>
+            </w:pPr>
+            <w:r>
+              <w:rPr>
+                <w:color w:val="auto"/>
+                <w:sz w:val="24"/>
+                <w:szCs w:val="24"/>
+              </w:rPr>
+              <w:lastRenderedPageBreak/>
+              <w:t>Публичный API</w:t>
+            </w:r>
+          </w:p>
+        </w:tc>
+        <w:tc>
+          <w:tcPr>
+            <w:tcW w:w="4673" w:type="dxa"/>
+          </w:tcPr>
+          <w:p>
+            <w:pPr>
+              <w:spacing w:before="0" w:after="0"/>
+              <w:ind w:firstLine="0"/>
+              <w:rPr>
+                <w:color w:val="auto"/>
+                <w:sz w:val="24"/>
+                <w:szCs w:val="24"/>
+                <w:lang w:val="en-US"/>
+              </w:rPr>
+            </w:pPr>
+            <w:proofErr w:type="spellStart"/>
+            <w:r>
+              <w:rPr>
+                <w:rStyle w:val="HTML"/>
+                <w:rFonts w:ascii="Times New Roman" w:hAnsi="Times New Roman" w:cs="Times New Roman"/>
+                <w:color w:val="auto"/>
+                <w:sz w:val="24"/>
+                <w:szCs w:val="24"/>
+                <w:lang w:val="en-US"/>
+              </w:rPr>
+              <w:t>npx</w:t>
+            </w:r>
+            <w:proofErr w:type="spellEnd"/>
+            <w:r>
+              <w:rPr>
+                <w:rStyle w:val="HTML"/>
+                <w:rFonts w:ascii="Times New Roman" w:hAnsi="Times New Roman" w:cs="Times New Roman"/>
+                <w:color w:val="auto"/>
+                <w:sz w:val="24"/>
+                <w:szCs w:val="24"/>
+                <w:lang w:val="en-US"/>
+              </w:rPr>
+              <w:t xml:space="preserve"> --yes </w:t>
+            </w:r>
+            <w:proofErr w:type="spellStart"/>
+            <w:r>
+              <w:rPr>
+                <w:rStyle w:val="HTML"/>
+                <w:rFonts w:ascii="Times New Roman" w:hAnsi="Times New Roman" w:cs="Times New Roman"/>
+                <w:color w:val="auto"/>
+                <w:sz w:val="24"/>
+                <w:szCs w:val="24"/>
+                <w:lang w:val="en-US"/>
+              </w:rPr>
+              <w:t>cloudflared</w:t>
+            </w:r>
+            <w:proofErr w:type="spellEnd"/>
+            <w:r>
+              <w:rPr>
+                <w:rStyle w:val="HTML"/>
+                <w:rFonts w:ascii="Times New Roman" w:hAnsi="Times New Roman" w:cs="Times New Roman"/>
+                <w:color w:val="auto"/>
+                <w:sz w:val="24"/>
+                <w:szCs w:val="24"/>
+                <w:lang w:val="en-US"/>
+              </w:rPr>
+              <w:t xml:space="preserve"> tunnel --</w:t>
+            </w:r>
+            <w:proofErr w:type="spellStart"/>
+            <w:r>
+              <w:rPr>
+                <w:rStyle w:val="HTML"/>
+                <w:rFonts w:ascii="Times New Roman" w:hAnsi="Times New Roman" w:cs="Times New Roman"/>
+                <w:color w:val="auto"/>
+                <w:sz w:val="24"/>
+                <w:szCs w:val="24"/>
+                <w:lang w:val="en-US"/>
+              </w:rPr>
+              <w:t>url</w:t>
+            </w:r>
+            <w:proofErr w:type="spellEnd"/>
+            <w:r>
+              <w:rPr>
+                <w:rStyle w:val="HTML"/>
+                <w:rFonts w:ascii="Times New Roman" w:hAnsi="Times New Roman" w:cs="Times New Roman"/>
+                <w:color w:val="auto"/>
+                <w:sz w:val="24"/>
+                <w:szCs w:val="24"/>
+                <w:lang w:val="en-US"/>
+              </w:rPr>
+              <w:t xml:space="preserve"> http://localhost:8080</w:t>
+            </w:r>
+          </w:p>
+        </w:tc>
+      </w:tr>
+    </w:tbl>
+    <w:p/>
+    <w:p>
+      <w:pPr>
+        <w:pStyle w:val="a5"/>
+        <w:keepNext/>
+        <w:spacing w:before="0" w:after="0"/>
+        <w:ind w:firstLine="0"/>
+        <w:rPr>
+          <w:b w:val="0"/>
+          <w:bCs/>
+        </w:rPr>
+      </w:pPr>
+      <w:r>
+        <w:rPr>
+          <w:b w:val="0"/>
+          <w:bCs/>
+        </w:rPr>
+        <w:t xml:space="preserve">Таблица </w:t>
+      </w:r>
+      <w:r>
+        <w:rPr>
+          <w:b w:val="0"/>
+          <w:bCs/>
+        </w:rPr>
+        <w:fldChar w:fldCharType="begin"/>
+      </w:r>
+      <w:r>
+        <w:rPr>
+          <w:b w:val="0"/>
+          <w:bCs/>
+        </w:rPr>
+        <w:instrText xml:space="preserve"> SEQ Таблица \* ARABIC </w:instrText>
+      </w:r>
+      <w:r>
+        <w:rPr>
+          <w:b w:val="0"/>
+          <w:bCs/>
+        </w:rPr>
+        <w:fldChar w:fldCharType="separate"/>
+      </w:r>
+      <w:r>
+        <w:rPr>
+          <w:b w:val="0"/>
+          <w:bCs/>
+          <w:noProof/>
+        </w:rPr>
+        <w:t>6</w:t>
+      </w:r>
+      <w:r>
+        <w:rPr>
+          <w:b w:val="0"/>
+          <w:bCs/>
+        </w:rPr>
+        <w:fldChar w:fldCharType="end"/>
+      </w:r>
+      <w:r>
+        <w:rPr>
+          <w:b w:val="0"/>
+          <w:bCs/>
+        </w:rPr>
+        <w:t xml:space="preserve"> - Перечень тестов.</w:t>
+      </w:r>
+    </w:p>
+    <w:tbl>
+      <w:tblPr>
+        <w:tblStyle w:val="af7"/>
+        <w:tblW w:w="0" w:type="auto"/>
+        <w:tblLook w:val="04A0" w:firstRow="1" w:lastRow="0" w:firstColumn="1" w:lastColumn="0" w:noHBand="0" w:noVBand="1"/>
+      </w:tblPr>
+      <w:tblGrid>
+        <w:gridCol w:w="4672"/>
+        <w:gridCol w:w="4673"/>
+      </w:tblGrid>
+      <w:tr>
+        <w:trPr>
+          <w:tblHeader/>
+        </w:trPr>
+        <w:tc>
+          <w:tcPr>
+            <w:tcW w:w="4672" w:type="dxa"/>
+          </w:tcPr>
+          <w:p>
+            <w:pPr>
+              <w:spacing w:before="0" w:after="0"/>
+              <w:ind w:firstLine="0"/>
+              <w:rPr>
+                <w:sz w:val="24"/>
+                <w:szCs w:val="24"/>
+              </w:rPr>
+            </w:pPr>
+            <w:r>
+              <w:rPr>
+                <w:b/>
+                <w:bCs/>
+                <w:sz w:val="24"/>
+                <w:szCs w:val="24"/>
+              </w:rPr>
+              <w:t>Тест</w:t>
+            </w:r>
+          </w:p>
+        </w:tc>
+        <w:tc>
+          <w:tcPr>
+            <w:tcW w:w="4673" w:type="dxa"/>
+          </w:tcPr>
+          <w:p>
+            <w:pPr>
+              <w:spacing w:before="0" w:after="0"/>
+              <w:ind w:firstLine="0"/>
+              <w:rPr>
+                <w:sz w:val="24"/>
+                <w:szCs w:val="24"/>
+              </w:rPr>
+            </w:pPr>
+            <w:r>
+              <w:rPr>
+                <w:b/>
+                <w:bCs/>
+                <w:sz w:val="24"/>
+                <w:szCs w:val="24"/>
+              </w:rPr>
+              <w:t>Что проверяет</w:t>
+            </w:r>
+          </w:p>
+        </w:tc>
+      </w:tr>
+      <w:tr>
+        <w:tc>
+          <w:tcPr>
+            <w:tcW w:w="4672" w:type="dxa"/>
+          </w:tcPr>
+          <w:p>
+            <w:pPr>
+              <w:spacing w:before="0" w:after="0"/>
+              <w:ind w:firstLine="0"/>
+              <w:rPr>
+                <w:sz w:val="24"/>
+                <w:szCs w:val="24"/>
+              </w:rPr>
+            </w:pPr>
+            <w:r>
+              <w:rPr>
+                <w:sz w:val="24"/>
+                <w:szCs w:val="24"/>
+              </w:rPr>
+              <w:t>пустая строка отклоняется</w:t>
+            </w:r>
+          </w:p>
+        </w:tc>
+        <w:tc>
+          <w:tcPr>
+            <w:tcW w:w="4673" w:type="dxa"/>
+          </w:tcPr>
+          <w:p>
+            <w:pPr>
+              <w:spacing w:before="0" w:after="0"/>
+              <w:ind w:firstLine="0"/>
+              <w:rPr>
+                <w:sz w:val="24"/>
+                <w:szCs w:val="24"/>
+              </w:rPr>
+            </w:pPr>
+            <w:r>
+              <w:rPr>
+                <w:sz w:val="24"/>
+                <w:szCs w:val="24"/>
+              </w:rPr>
+              <w:t>обязательное поле нельзя оставить пустым</w:t>
+            </w:r>
+          </w:p>
+        </w:tc>
+      </w:tr>
+      <w:tr>
+        <w:tc>
+          <w:tcPr>
+            <w:tcW w:w="4672" w:type="dxa"/>
+          </w:tcPr>
+          <w:p>
+            <w:pPr>
+              <w:spacing w:before="0" w:after="0"/>
+              <w:ind w:firstLine="0"/>
+              <w:rPr>
+                <w:sz w:val="24"/>
+                <w:szCs w:val="24"/>
+              </w:rPr>
+            </w:pPr>
+            <w:r>
+              <w:rPr>
+                <w:sz w:val="24"/>
+                <w:szCs w:val="24"/>
+              </w:rPr>
+              <w:t>непустая строка принимается</w:t>
+            </w:r>
+          </w:p>
+        </w:tc>
+        <w:tc>
+          <w:tcPr>
+            <w:tcW w:w="4673" w:type="dxa"/>
+          </w:tcPr>
+          <w:p>
+            <w:pPr>
+              <w:spacing w:before="0" w:after="0"/>
+              <w:ind w:firstLine="0"/>
+              <w:rPr>
+                <w:sz w:val="24"/>
+                <w:szCs w:val="24"/>
+              </w:rPr>
+            </w:pPr>
+            <w:r>
+              <w:rPr>
+                <w:sz w:val="24"/>
+                <w:szCs w:val="24"/>
+              </w:rPr>
+              <w:t>нормальное название проходит</w:t>
+            </w:r>
+          </w:p>
+        </w:tc>
+      </w:tr>
+      <w:tr>
+        <w:tc>
+          <w:tcPr>
+            <w:tcW w:w="4672" w:type="dxa"/>
+          </w:tcPr>
+          <w:p>
+            <w:pPr>
+              <w:spacing w:before="0" w:after="0"/>
+              <w:ind w:firstLine="0"/>
+              <w:rPr>
+                <w:sz w:val="24"/>
+                <w:szCs w:val="24"/>
+              </w:rPr>
+            </w:pPr>
+            <w:r>
+              <w:rPr>
+                <w:sz w:val="24"/>
+                <w:szCs w:val="24"/>
+              </w:rPr>
+              <w:t>короткий артикул отклоняется</w:t>
+            </w:r>
+          </w:p>
+        </w:tc>
+        <w:tc>
+          <w:tcPr>
+            <w:tcW w:w="4673" w:type="dxa"/>
+          </w:tcPr>
+          <w:p>
+            <w:pPr>
+              <w:spacing w:before="0" w:after="0"/>
+              <w:ind w:firstLine="0"/>
+              <w:rPr>
+                <w:sz w:val="24"/>
+                <w:szCs w:val="24"/>
+              </w:rPr>
+            </w:pPr>
+            <w:r>
+              <w:rPr>
+                <w:sz w:val="24"/>
+                <w:szCs w:val="24"/>
+              </w:rPr>
+              <w:t>слишком короткий артикул запрещён</w:t>
+            </w:r>
+          </w:p>
+        </w:tc>
+      </w:tr>
+      <w:tr>
+        <w:tc>
+          <w:tcPr>
+            <w:tcW w:w="4672" w:type="dxa"/>
+          </w:tcPr>
+          <w:p>
+            <w:pPr>
+              <w:spacing w:before="0" w:after="0"/>
+              <w:ind w:firstLine="0"/>
+              <w:rPr>
+                <w:sz w:val="24"/>
+                <w:szCs w:val="24"/>
+              </w:rPr>
+            </w:pPr>
+            <w:r>
+              <w:rPr>
+                <w:sz w:val="24"/>
+                <w:szCs w:val="24"/>
+              </w:rPr>
+              <w:t>артикул из латиницы и цифр принимается</w:t>
+            </w:r>
+          </w:p>
+        </w:tc>
+        <w:tc>
+          <w:tcPr>
+            <w:tcW w:w="4673" w:type="dxa"/>
+          </w:tcPr>
+          <w:p>
+            <w:pPr>
+              <w:spacing w:before="0" w:after="0"/>
+              <w:ind w:firstLine="0"/>
+              <w:rPr>
+                <w:sz w:val="24"/>
+                <w:szCs w:val="24"/>
+              </w:rPr>
+            </w:pPr>
+            <w:r>
+              <w:rPr>
+                <w:sz w:val="24"/>
+                <w:szCs w:val="24"/>
+              </w:rPr>
+              <w:t>правильный артикул проходит</w:t>
+            </w:r>
+          </w:p>
+        </w:tc>
+      </w:tr>
+      <w:tr>
+        <w:tc>
+          <w:tcPr>
+            <w:tcW w:w="4672" w:type="dxa"/>
+          </w:tcPr>
+          <w:p>
+            <w:pPr>
+              <w:spacing w:before="0" w:after="0"/>
+              <w:ind w:firstLine="0"/>
+              <w:rPr>
+                <w:sz w:val="24"/>
+                <w:szCs w:val="24"/>
+              </w:rPr>
+            </w:pPr>
+            <w:r>
+              <w:rPr>
+                <w:sz w:val="24"/>
+                <w:szCs w:val="24"/>
+              </w:rPr>
+              <w:t>кириллица в артикуле отклоняется</w:t>
+            </w:r>
+          </w:p>
+        </w:tc>
+        <w:tc>
+          <w:tcPr>
+            <w:tcW w:w="4673" w:type="dxa"/>
+          </w:tcPr>
+          <w:p>
+            <w:pPr>
+              <w:spacing w:before="0" w:after="0"/>
+              <w:ind w:firstLine="0"/>
+              <w:rPr>
+                <w:sz w:val="24"/>
+                <w:szCs w:val="24"/>
+              </w:rPr>
+            </w:pPr>
+            <w:r>
+              <w:rPr>
+                <w:sz w:val="24"/>
+                <w:szCs w:val="24"/>
+              </w:rPr>
+              <w:t>русские буквы в артикуле запрещены</w:t>
+            </w:r>
+          </w:p>
+        </w:tc>
+      </w:tr>
+      <w:tr>
+        <w:tc>
+          <w:tcPr>
+            <w:tcW w:w="4672" w:type="dxa"/>
+          </w:tcPr>
+          <w:p>
+            <w:pPr>
+              <w:spacing w:before="0" w:after="0"/>
+              <w:ind w:firstLine="0"/>
+              <w:rPr>
+                <w:sz w:val="24"/>
+                <w:szCs w:val="24"/>
+              </w:rPr>
+            </w:pPr>
+            <w:r>
+              <w:rPr>
+                <w:sz w:val="24"/>
+                <w:szCs w:val="24"/>
+              </w:rPr>
+              <w:t>занятый артикул отклоняется</w:t>
+            </w:r>
+          </w:p>
+        </w:tc>
+        <w:tc>
+          <w:tcPr>
+            <w:tcW w:w="4673" w:type="dxa"/>
+          </w:tcPr>
+          <w:p>
+            <w:pPr>
+              <w:spacing w:before="0" w:after="0"/>
+              <w:ind w:firstLine="0"/>
+              <w:rPr>
+                <w:sz w:val="24"/>
+                <w:szCs w:val="24"/>
+              </w:rPr>
+            </w:pPr>
+            <w:r>
+              <w:rPr>
+                <w:sz w:val="24"/>
+                <w:szCs w:val="24"/>
+              </w:rPr>
+              <w:t>повтор артикула запрещён</w:t>
+            </w:r>
+          </w:p>
+        </w:tc>
+      </w:tr>
+      <w:tr>
+        <w:tc>
+          <w:tcPr>
+            <w:tcW w:w="4672" w:type="dxa"/>
+          </w:tcPr>
+          <w:p>
+            <w:pPr>
+              <w:spacing w:before="0" w:after="0"/>
+              <w:ind w:firstLine="0"/>
+              <w:rPr>
+                <w:sz w:val="24"/>
+                <w:szCs w:val="24"/>
+              </w:rPr>
+            </w:pPr>
+            <w:r>
+              <w:rPr>
+                <w:sz w:val="24"/>
+                <w:szCs w:val="24"/>
+              </w:rPr>
+              <w:t xml:space="preserve">некорректный </w:t>
+            </w:r>
+            <w:proofErr w:type="spellStart"/>
+            <w:r>
+              <w:rPr>
+                <w:sz w:val="24"/>
+                <w:szCs w:val="24"/>
+              </w:rPr>
+              <w:t>email</w:t>
+            </w:r>
+            <w:proofErr w:type="spellEnd"/>
+            <w:r>
+              <w:rPr>
+                <w:sz w:val="24"/>
+                <w:szCs w:val="24"/>
+              </w:rPr>
+              <w:t xml:space="preserve"> отклоняется</w:t>
+            </w:r>
+          </w:p>
+        </w:tc>
+        <w:tc>
+          <w:tcPr>
+            <w:tcW w:w="4673" w:type="dxa"/>
+          </w:tcPr>
+          <w:p>
+            <w:pPr>
+              <w:spacing w:before="0" w:after="0"/>
+              <w:ind w:firstLine="0"/>
+              <w:rPr>
+                <w:sz w:val="24"/>
+                <w:szCs w:val="24"/>
+              </w:rPr>
+            </w:pPr>
+            <w:r>
+              <w:rPr>
+                <w:sz w:val="24"/>
+                <w:szCs w:val="24"/>
+              </w:rPr>
+              <w:t>плохая почта не проходит</w:t>
+            </w:r>
+          </w:p>
+        </w:tc>
+      </w:tr>
+      <w:tr>
+        <w:tc>
+          <w:tcPr>
+            <w:tcW w:w="4672" w:type="dxa"/>
+          </w:tcPr>
+          <w:p>
+            <w:pPr>
+              <w:spacing w:before="0" w:after="0"/>
+              <w:ind w:firstLine="0"/>
+              <w:rPr>
+                <w:sz w:val="24"/>
+                <w:szCs w:val="24"/>
+              </w:rPr>
+            </w:pPr>
+            <w:r>
+              <w:rPr>
+                <w:sz w:val="24"/>
+                <w:szCs w:val="24"/>
+              </w:rPr>
+              <w:t>короткий телефон отклоняется</w:t>
+            </w:r>
+          </w:p>
+        </w:tc>
+        <w:tc>
+          <w:tcPr>
+            <w:tcW w:w="4673" w:type="dxa"/>
+          </w:tcPr>
+          <w:p>
+            <w:pPr>
+              <w:spacing w:before="0" w:after="0"/>
+              <w:ind w:firstLine="0"/>
+              <w:rPr>
+                <w:sz w:val="24"/>
+                <w:szCs w:val="24"/>
+              </w:rPr>
+            </w:pPr>
+            <w:r>
+              <w:rPr>
+                <w:sz w:val="24"/>
+                <w:szCs w:val="24"/>
+              </w:rPr>
+              <w:t>слишком короткий телефон не проходит</w:t>
+            </w:r>
+          </w:p>
+        </w:tc>
+      </w:tr>
+      <w:tr>
+        <w:tc>
+          <w:tcPr>
+            <w:tcW w:w="4672" w:type="dxa"/>
+          </w:tcPr>
+          <w:p>
+            <w:pPr>
+              <w:spacing w:before="0" w:after="0"/>
+              <w:ind w:firstLine="0"/>
+              <w:rPr>
+                <w:sz w:val="24"/>
+                <w:szCs w:val="24"/>
+              </w:rPr>
+            </w:pPr>
+            <w:r>
+              <w:rPr>
+                <w:sz w:val="24"/>
+                <w:szCs w:val="24"/>
+              </w:rPr>
+              <w:t>цена не больше нуля отклоняется</w:t>
+            </w:r>
+          </w:p>
+        </w:tc>
+        <w:tc>
+          <w:tcPr>
+            <w:tcW w:w="4673" w:type="dxa"/>
+          </w:tcPr>
+          <w:p>
+            <w:pPr>
+              <w:spacing w:before="0" w:after="0"/>
+              <w:ind w:firstLine="0"/>
+              <w:rPr>
+                <w:sz w:val="24"/>
+                <w:szCs w:val="24"/>
+              </w:rPr>
+            </w:pPr>
+            <w:r>
+              <w:rPr>
+                <w:sz w:val="24"/>
+                <w:szCs w:val="24"/>
+              </w:rPr>
+              <w:t>цена должна быть больше нуля</w:t>
+            </w:r>
+          </w:p>
+        </w:tc>
+      </w:tr>
+      <w:tr>
+        <w:tc>
+          <w:tcPr>
+            <w:tcW w:w="4672" w:type="dxa"/>
+          </w:tcPr>
+          <w:p>
+            <w:pPr>
+              <w:spacing w:before="0" w:after="0"/>
+              <w:ind w:firstLine="0"/>
+              <w:rPr>
+                <w:sz w:val="24"/>
+                <w:szCs w:val="24"/>
+              </w:rPr>
+            </w:pPr>
+            <w:r>
+              <w:rPr>
+                <w:sz w:val="24"/>
+                <w:szCs w:val="24"/>
+              </w:rPr>
+              <w:t>рейтинг вне диапазона 1–5 отклоняется</w:t>
+            </w:r>
+          </w:p>
+        </w:tc>
+        <w:tc>
+          <w:tcPr>
+            <w:tcW w:w="4673" w:type="dxa"/>
+          </w:tcPr>
+          <w:p>
+            <w:pPr>
+              <w:spacing w:before="0" w:after="0"/>
+              <w:ind w:firstLine="0"/>
+              <w:rPr>
+                <w:sz w:val="24"/>
+                <w:szCs w:val="24"/>
+              </w:rPr>
+            </w:pPr>
+            <w:r>
+              <w:rPr>
+                <w:sz w:val="24"/>
+                <w:szCs w:val="24"/>
+              </w:rPr>
+              <w:t>рейтинг только от 1 до 5</w:t>
+            </w:r>
+          </w:p>
+        </w:tc>
+      </w:tr>
+      <w:tr>
+        <w:tc>
+          <w:tcPr>
+            <w:tcW w:w="4672" w:type="dxa"/>
+          </w:tcPr>
+          <w:p>
+            <w:pPr>
+              <w:spacing w:before="0" w:after="0"/>
+              <w:ind w:firstLine="0"/>
+              <w:rPr>
+                <w:sz w:val="24"/>
+                <w:szCs w:val="24"/>
+              </w:rPr>
+            </w:pPr>
+            <w:r>
+              <w:rPr>
+                <w:sz w:val="24"/>
+                <w:szCs w:val="24"/>
+              </w:rPr>
+              <w:t>отрицательный остаток отклоняется</w:t>
+            </w:r>
+          </w:p>
+        </w:tc>
+        <w:tc>
+          <w:tcPr>
+            <w:tcW w:w="4673" w:type="dxa"/>
+          </w:tcPr>
+          <w:p>
+            <w:pPr>
+              <w:spacing w:before="0" w:after="0"/>
+              <w:ind w:firstLine="0"/>
+              <w:rPr>
+                <w:sz w:val="24"/>
+                <w:szCs w:val="24"/>
+              </w:rPr>
+            </w:pPr>
+            <w:r>
+              <w:rPr>
+                <w:sz w:val="24"/>
+                <w:szCs w:val="24"/>
+              </w:rPr>
+              <w:t>остаток не может быть меньше нуля</w:t>
+            </w:r>
+          </w:p>
+        </w:tc>
+      </w:tr>
+      <w:tr>
+        <w:tc>
+          <w:tcPr>
+            <w:tcW w:w="4672" w:type="dxa"/>
+          </w:tcPr>
+          <w:p>
+            <w:pPr>
+              <w:spacing w:before="0" w:after="0"/>
+              <w:ind w:firstLine="0"/>
+              <w:rPr>
+                <w:sz w:val="24"/>
+                <w:szCs w:val="24"/>
+              </w:rPr>
+            </w:pPr>
+            <w:r>
+              <w:rPr>
+                <w:sz w:val="24"/>
+                <w:szCs w:val="24"/>
+              </w:rPr>
+              <w:t>у товара отсутствующие поля не приводят к исключению</w:t>
+            </w:r>
+          </w:p>
+        </w:tc>
+        <w:tc>
+          <w:tcPr>
+            <w:tcW w:w="4673" w:type="dxa"/>
+          </w:tcPr>
+          <w:p>
+            <w:pPr>
+              <w:spacing w:before="0" w:after="0"/>
+              <w:ind w:firstLine="0"/>
+              <w:rPr>
+                <w:sz w:val="24"/>
+                <w:szCs w:val="24"/>
+              </w:rPr>
+            </w:pPr>
+            <w:r>
+              <w:rPr>
+                <w:sz w:val="24"/>
+                <w:szCs w:val="24"/>
+              </w:rPr>
+              <w:t>JSON товара не роняет разбор</w:t>
+            </w:r>
+          </w:p>
+        </w:tc>
+      </w:tr>
+      <w:tr>
+        <w:tc>
+          <w:tcPr>
+            <w:tcW w:w="4672" w:type="dxa"/>
+          </w:tcPr>
+          <w:p>
+            <w:pPr>
+              <w:spacing w:before="0" w:after="0"/>
+              <w:ind w:firstLine="0"/>
+              <w:rPr>
+                <w:sz w:val="24"/>
+                <w:szCs w:val="24"/>
+              </w:rPr>
+            </w:pPr>
+            <w:r>
+              <w:rPr>
+                <w:sz w:val="24"/>
+                <w:szCs w:val="24"/>
+              </w:rPr>
+              <w:t xml:space="preserve">у бренда пустой </w:t>
+            </w:r>
+            <w:proofErr w:type="spellStart"/>
+            <w:r>
+              <w:rPr>
+                <w:sz w:val="24"/>
+                <w:szCs w:val="24"/>
+              </w:rPr>
+              <w:t>json</w:t>
+            </w:r>
+            <w:proofErr w:type="spellEnd"/>
+            <w:r>
+              <w:rPr>
+                <w:sz w:val="24"/>
+                <w:szCs w:val="24"/>
+              </w:rPr>
+              <w:t xml:space="preserve"> не роняет разбор</w:t>
+            </w:r>
+          </w:p>
+        </w:tc>
+        <w:tc>
+          <w:tcPr>
+            <w:tcW w:w="4673" w:type="dxa"/>
+          </w:tcPr>
+          <w:p>
+            <w:pPr>
+              <w:spacing w:before="0" w:after="0"/>
+              <w:ind w:firstLine="0"/>
+              <w:rPr>
+                <w:sz w:val="24"/>
+                <w:szCs w:val="24"/>
+              </w:rPr>
+            </w:pPr>
+            <w:r>
+              <w:rPr>
+                <w:sz w:val="24"/>
+                <w:szCs w:val="24"/>
+              </w:rPr>
+              <w:t>бренд разбирается из почти пустого ответа</w:t>
+            </w:r>
+          </w:p>
+        </w:tc>
+      </w:tr>
+      <w:tr>
+        <w:tc>
+          <w:tcPr>
+            <w:tcW w:w="4672" w:type="dxa"/>
+          </w:tcPr>
+          <w:p>
+            <w:pPr>
+              <w:spacing w:before="0" w:after="0"/>
+              <w:ind w:firstLine="0"/>
+              <w:rPr>
+                <w:sz w:val="24"/>
+                <w:szCs w:val="24"/>
+              </w:rPr>
+            </w:pPr>
+            <w:r>
+              <w:rPr>
+                <w:sz w:val="24"/>
+                <w:szCs w:val="24"/>
+              </w:rPr>
+              <w:t>у клиента без карты поля пустые, а не исключение</w:t>
+            </w:r>
+          </w:p>
+        </w:tc>
+        <w:tc>
+          <w:tcPr>
+            <w:tcW w:w="4673" w:type="dxa"/>
+          </w:tcPr>
+          <w:p>
+            <w:pPr>
+              <w:spacing w:before="0" w:after="0"/>
+              <w:ind w:firstLine="0"/>
+              <w:rPr>
+                <w:sz w:val="24"/>
+                <w:szCs w:val="24"/>
+              </w:rPr>
+            </w:pPr>
+            <w:r>
+              <w:rPr>
+                <w:sz w:val="24"/>
+                <w:szCs w:val="24"/>
+              </w:rPr>
+              <w:t>клиент без карты лояльности не ломает модель</w:t>
+            </w:r>
+          </w:p>
+        </w:tc>
+      </w:tr>
+      <w:tr>
+        <w:tc>
+          <w:tcPr>
+            <w:tcW w:w="4672" w:type="dxa"/>
+          </w:tcPr>
+          <w:p>
+            <w:pPr>
+              <w:spacing w:before="0" w:after="0"/>
+              <w:ind w:firstLine="0"/>
+              <w:rPr>
+                <w:sz w:val="24"/>
+                <w:szCs w:val="24"/>
+              </w:rPr>
+            </w:pPr>
+            <w:r>
+              <w:rPr>
+                <w:sz w:val="24"/>
+                <w:szCs w:val="24"/>
+              </w:rPr>
+              <w:t>покупатель видит каталог, но не управляет им</w:t>
+            </w:r>
+          </w:p>
+        </w:tc>
+        <w:tc>
+          <w:tcPr>
+            <w:tcW w:w="4673" w:type="dxa"/>
+          </w:tcPr>
+          <w:p>
+            <w:pPr>
+              <w:spacing w:before="0" w:after="0"/>
+              <w:ind w:firstLine="0"/>
+              <w:rPr>
+                <w:sz w:val="24"/>
+                <w:szCs w:val="24"/>
+              </w:rPr>
+            </w:pPr>
+            <w:r>
+              <w:rPr>
+                <w:sz w:val="24"/>
+                <w:szCs w:val="24"/>
+              </w:rPr>
+              <w:t>у покупателя нет прав на правку каталога</w:t>
+            </w:r>
+          </w:p>
+        </w:tc>
+      </w:tr>
+      <w:tr>
+        <w:tc>
+          <w:tcPr>
+            <w:tcW w:w="4672" w:type="dxa"/>
+          </w:tcPr>
+          <w:p>
+            <w:pPr>
+              <w:spacing w:before="0" w:after="0"/>
+              <w:ind w:firstLine="0"/>
+              <w:rPr>
+                <w:sz w:val="24"/>
+                <w:szCs w:val="24"/>
+              </w:rPr>
+            </w:pPr>
+            <w:r>
+              <w:rPr>
+                <w:sz w:val="24"/>
+                <w:szCs w:val="24"/>
+              </w:rPr>
+              <w:t>покупатель не оформляет продажу и не удаляет навсегда</w:t>
+            </w:r>
+          </w:p>
+        </w:tc>
+        <w:tc>
+          <w:tcPr>
+            <w:tcW w:w="4673" w:type="dxa"/>
+          </w:tcPr>
+          <w:p>
+            <w:pPr>
+              <w:spacing w:before="0" w:after="0"/>
+              <w:ind w:firstLine="0"/>
+              <w:rPr>
+                <w:sz w:val="24"/>
+                <w:szCs w:val="24"/>
+              </w:rPr>
+            </w:pPr>
+            <w:r>
+              <w:rPr>
+                <w:sz w:val="24"/>
+                <w:szCs w:val="24"/>
+              </w:rPr>
+              <w:t xml:space="preserve">продажа и </w:t>
+            </w:r>
+            <w:proofErr w:type="spellStart"/>
+            <w:r>
+              <w:rPr>
+                <w:sz w:val="24"/>
+                <w:szCs w:val="24"/>
+              </w:rPr>
+              <w:t>hard</w:t>
+            </w:r>
+            <w:proofErr w:type="spellEnd"/>
+            <w:r>
+              <w:rPr>
+                <w:sz w:val="24"/>
+                <w:szCs w:val="24"/>
+              </w:rPr>
+              <w:t xml:space="preserve"> </w:t>
+            </w:r>
+            <w:proofErr w:type="spellStart"/>
+            <w:r>
+              <w:rPr>
+                <w:sz w:val="24"/>
+                <w:szCs w:val="24"/>
+              </w:rPr>
+              <w:t>delete</w:t>
+            </w:r>
+            <w:proofErr w:type="spellEnd"/>
+            <w:r>
+              <w:rPr>
+                <w:sz w:val="24"/>
+                <w:szCs w:val="24"/>
+              </w:rPr>
+              <w:t xml:space="preserve"> покупателю закрыты</w:t>
+            </w:r>
+          </w:p>
+        </w:tc>
+      </w:tr>
+      <w:tr>
+        <w:tc>
+          <w:tcPr>
+            <w:tcW w:w="4672" w:type="dxa"/>
+          </w:tcPr>
+          <w:p>
+            <w:pPr>
+              <w:spacing w:before="0" w:after="0"/>
+              <w:ind w:firstLine="0"/>
+              <w:rPr>
+                <w:sz w:val="24"/>
+                <w:szCs w:val="24"/>
+              </w:rPr>
+            </w:pPr>
+            <w:r>
+              <w:rPr>
+                <w:sz w:val="24"/>
+                <w:szCs w:val="24"/>
+              </w:rPr>
+              <w:t>менеджер ведёт каталог и продаёт, но не стирает запись</w:t>
+            </w:r>
+          </w:p>
+        </w:tc>
+        <w:tc>
+          <w:tcPr>
+            <w:tcW w:w="4673" w:type="dxa"/>
+          </w:tcPr>
+          <w:p>
+            <w:pPr>
+              <w:spacing w:before="0" w:after="0"/>
+              <w:ind w:firstLine="0"/>
+              <w:rPr>
+                <w:sz w:val="24"/>
+                <w:szCs w:val="24"/>
+              </w:rPr>
+            </w:pPr>
+            <w:r>
+              <w:rPr>
+                <w:sz w:val="24"/>
+                <w:szCs w:val="24"/>
+              </w:rPr>
+              <w:t xml:space="preserve">менеджер может продавать, но не </w:t>
+            </w:r>
+            <w:proofErr w:type="spellStart"/>
+            <w:r>
+              <w:rPr>
+                <w:sz w:val="24"/>
+                <w:szCs w:val="24"/>
+              </w:rPr>
+              <w:t>hard</w:t>
+            </w:r>
+            <w:proofErr w:type="spellEnd"/>
+            <w:r>
+              <w:rPr>
+                <w:sz w:val="24"/>
+                <w:szCs w:val="24"/>
+              </w:rPr>
+              <w:t xml:space="preserve"> </w:t>
+            </w:r>
+            <w:proofErr w:type="spellStart"/>
+            <w:r>
+              <w:rPr>
+                <w:sz w:val="24"/>
+                <w:szCs w:val="24"/>
+              </w:rPr>
+              <w:t>delete</w:t>
+            </w:r>
+            <w:proofErr w:type="spellEnd"/>
+          </w:p>
+        </w:tc>
+      </w:tr>
+      <w:tr>
+        <w:tc>
+          <w:tcPr>
+            <w:tcW w:w="4672" w:type="dxa"/>
+          </w:tcPr>
+          <w:p>
+            <w:pPr>
+              <w:spacing w:before="0" w:after="0"/>
+              <w:ind w:firstLine="0"/>
+              <w:rPr>
+                <w:sz w:val="24"/>
+                <w:szCs w:val="24"/>
+              </w:rPr>
+            </w:pPr>
+            <w:r>
+              <w:rPr>
+                <w:sz w:val="24"/>
+                <w:szCs w:val="24"/>
+              </w:rPr>
+              <w:t>только администратор удаляет навсегда и восстанавливает</w:t>
+            </w:r>
+          </w:p>
+        </w:tc>
+        <w:tc>
+          <w:tcPr>
+            <w:tcW w:w="4673" w:type="dxa"/>
+          </w:tcPr>
+          <w:p>
+            <w:pPr>
+              <w:spacing w:before="0" w:after="0"/>
+              <w:ind w:firstLine="0"/>
+              <w:rPr>
+                <w:sz w:val="24"/>
+                <w:szCs w:val="24"/>
+                <w:lang w:val="en-US"/>
+              </w:rPr>
+            </w:pPr>
+            <w:r>
+              <w:rPr>
+                <w:sz w:val="24"/>
+                <w:szCs w:val="24"/>
+                <w:lang w:val="en-US"/>
+              </w:rPr>
+              <w:t xml:space="preserve">restore </w:t>
+            </w:r>
+            <w:r>
+              <w:rPr>
+                <w:sz w:val="24"/>
+                <w:szCs w:val="24"/>
+              </w:rPr>
+              <w:t>и</w:t>
+            </w:r>
+            <w:r>
+              <w:rPr>
+                <w:sz w:val="24"/>
+                <w:szCs w:val="24"/>
+                <w:lang w:val="en-US"/>
+              </w:rPr>
+              <w:t xml:space="preserve"> hard delete </w:t>
+            </w:r>
+            <w:r>
+              <w:rPr>
+                <w:sz w:val="24"/>
+                <w:szCs w:val="24"/>
+              </w:rPr>
+              <w:t>только</w:t>
+            </w:r>
+            <w:r>
+              <w:rPr>
+                <w:sz w:val="24"/>
+                <w:szCs w:val="24"/>
+                <w:lang w:val="en-US"/>
+              </w:rPr>
+              <w:t xml:space="preserve"> </w:t>
+            </w:r>
+            <w:r>
+              <w:rPr>
+                <w:sz w:val="24"/>
+                <w:szCs w:val="24"/>
+              </w:rPr>
+              <w:t>у</w:t>
+            </w:r>
+            <w:r>
+              <w:rPr>
+                <w:sz w:val="24"/>
+                <w:szCs w:val="24"/>
+                <w:lang w:val="en-US"/>
+              </w:rPr>
+              <w:t xml:space="preserve"> admin</w:t>
+            </w:r>
+          </w:p>
+        </w:tc>
+      </w:tr>
+      <w:tr>
+        <w:tc>
+          <w:tcPr>
+            <w:tcW w:w="4672" w:type="dxa"/>
+          </w:tcPr>
+          <w:p>
+            <w:pPr>
+              <w:spacing w:before="0" w:after="0"/>
+              <w:ind w:firstLine="0"/>
+              <w:rPr>
+                <w:sz w:val="24"/>
+                <w:szCs w:val="24"/>
+              </w:rPr>
+            </w:pPr>
+            <w:r>
+              <w:rPr>
+                <w:sz w:val="24"/>
+                <w:szCs w:val="24"/>
+              </w:rPr>
+              <w:t>гость уходит на вход с обратным адресом</w:t>
+            </w:r>
+          </w:p>
+        </w:tc>
+        <w:tc>
+          <w:tcPr>
+            <w:tcW w:w="4673" w:type="dxa"/>
+          </w:tcPr>
+          <w:p>
+            <w:pPr>
+              <w:spacing w:before="0" w:after="0"/>
+              <w:ind w:firstLine="0"/>
+              <w:rPr>
+                <w:sz w:val="24"/>
+                <w:szCs w:val="24"/>
+              </w:rPr>
+            </w:pPr>
+            <w:r>
+              <w:rPr>
+                <w:sz w:val="24"/>
+                <w:szCs w:val="24"/>
+              </w:rPr>
+              <w:t>неавторизованный уводится на /</w:t>
+            </w:r>
+            <w:proofErr w:type="spellStart"/>
+            <w:r>
+              <w:rPr>
+                <w:sz w:val="24"/>
+                <w:szCs w:val="24"/>
+              </w:rPr>
+              <w:t>login</w:t>
+            </w:r>
+            <w:proofErr w:type="spellEnd"/>
+          </w:p>
+        </w:tc>
+      </w:tr>
+      <w:tr>
+        <w:tc>
+          <w:tcPr>
+            <w:tcW w:w="4672" w:type="dxa"/>
+          </w:tcPr>
+          <w:p>
+            <w:pPr>
+              <w:spacing w:before="0" w:after="0"/>
+              <w:ind w:firstLine="0"/>
+              <w:rPr>
+                <w:sz w:val="24"/>
+                <w:szCs w:val="24"/>
+              </w:rPr>
+            </w:pPr>
+            <w:r>
+              <w:rPr>
+                <w:sz w:val="24"/>
+                <w:szCs w:val="24"/>
+              </w:rPr>
+              <w:t>покупатель не открывает форму клиента</w:t>
+            </w:r>
+          </w:p>
+        </w:tc>
+        <w:tc>
+          <w:tcPr>
+            <w:tcW w:w="4673" w:type="dxa"/>
+          </w:tcPr>
+          <w:p>
+            <w:pPr>
+              <w:spacing w:before="0" w:after="0"/>
+              <w:ind w:firstLine="0"/>
+              <w:rPr>
+                <w:sz w:val="24"/>
+                <w:szCs w:val="24"/>
+              </w:rPr>
+            </w:pPr>
+            <w:r>
+              <w:rPr>
+                <w:sz w:val="24"/>
+                <w:szCs w:val="24"/>
+              </w:rPr>
+              <w:t>форма клиента покупателю закрыта</w:t>
+            </w:r>
+          </w:p>
+        </w:tc>
+      </w:tr>
+      <w:tr>
+        <w:tc>
+          <w:tcPr>
+            <w:tcW w:w="4672" w:type="dxa"/>
+          </w:tcPr>
+          <w:p>
+            <w:pPr>
+              <w:spacing w:before="0" w:after="0"/>
+              <w:ind w:firstLine="0"/>
+              <w:rPr>
+                <w:sz w:val="24"/>
+                <w:szCs w:val="24"/>
+              </w:rPr>
+            </w:pPr>
+            <w:r>
+              <w:rPr>
+                <w:sz w:val="24"/>
+                <w:szCs w:val="24"/>
+              </w:rPr>
+              <w:t>менеджер остаётся в каталоге брендов</w:t>
+            </w:r>
+          </w:p>
+        </w:tc>
+        <w:tc>
+          <w:tcPr>
+            <w:tcW w:w="4673" w:type="dxa"/>
+          </w:tcPr>
+          <w:p>
+            <w:pPr>
+              <w:spacing w:before="0" w:after="0"/>
+              <w:ind w:firstLine="0"/>
+              <w:rPr>
+                <w:sz w:val="24"/>
+                <w:szCs w:val="24"/>
+              </w:rPr>
+            </w:pPr>
+            <w:r>
+              <w:rPr>
+                <w:sz w:val="24"/>
+                <w:szCs w:val="24"/>
+              </w:rPr>
+              <w:t>менеджеру бренды разрешены</w:t>
+            </w:r>
+          </w:p>
+        </w:tc>
+      </w:tr>
+      <w:tr>
+        <w:tc>
+          <w:tcPr>
+            <w:tcW w:w="4672" w:type="dxa"/>
+          </w:tcPr>
+          <w:p>
+            <w:pPr>
+              <w:spacing w:before="0" w:after="0"/>
+              <w:ind w:firstLine="0"/>
+              <w:rPr>
+                <w:sz w:val="24"/>
+                <w:szCs w:val="24"/>
+              </w:rPr>
+            </w:pPr>
+            <w:proofErr w:type="spellStart"/>
+            <w:r>
+              <w:rPr>
+                <w:sz w:val="24"/>
+                <w:szCs w:val="24"/>
+              </w:rPr>
+              <w:lastRenderedPageBreak/>
+              <w:t>find</w:t>
+            </w:r>
+            <w:proofErr w:type="spellEnd"/>
+            <w:r>
+              <w:rPr>
+                <w:sz w:val="24"/>
+                <w:szCs w:val="24"/>
+              </w:rPr>
+              <w:t xml:space="preserve"> разбирает страницу товаров с сервера</w:t>
+            </w:r>
+          </w:p>
+        </w:tc>
+        <w:tc>
+          <w:tcPr>
+            <w:tcW w:w="4673" w:type="dxa"/>
+          </w:tcPr>
+          <w:p>
+            <w:pPr>
+              <w:spacing w:before="0" w:after="0"/>
+              <w:ind w:firstLine="0"/>
+              <w:rPr>
+                <w:sz w:val="24"/>
+                <w:szCs w:val="24"/>
+              </w:rPr>
+            </w:pPr>
+            <w:r>
+              <w:rPr>
+                <w:sz w:val="24"/>
+                <w:szCs w:val="24"/>
+              </w:rPr>
+              <w:t>список товаров превращается в объекты</w:t>
+            </w:r>
+          </w:p>
+        </w:tc>
+      </w:tr>
+      <w:tr>
+        <w:tc>
+          <w:tcPr>
+            <w:tcW w:w="4672" w:type="dxa"/>
+          </w:tcPr>
+          <w:p>
+            <w:pPr>
+              <w:spacing w:before="0" w:after="0"/>
+              <w:ind w:firstLine="0"/>
+              <w:rPr>
+                <w:sz w:val="24"/>
+                <w:szCs w:val="24"/>
+              </w:rPr>
+            </w:pPr>
+            <w:proofErr w:type="spellStart"/>
+            <w:r>
+              <w:rPr>
+                <w:sz w:val="24"/>
+                <w:szCs w:val="24"/>
+              </w:rPr>
+              <w:t>create</w:t>
+            </w:r>
+            <w:proofErr w:type="spellEnd"/>
+            <w:r>
+              <w:rPr>
+                <w:sz w:val="24"/>
+                <w:szCs w:val="24"/>
+              </w:rPr>
+              <w:t xml:space="preserve"> отправляет </w:t>
+            </w:r>
+            <w:proofErr w:type="spellStart"/>
+            <w:r>
+              <w:rPr>
+                <w:sz w:val="24"/>
+                <w:szCs w:val="24"/>
+              </w:rPr>
+              <w:t>write-json</w:t>
+            </w:r>
+            <w:proofErr w:type="spellEnd"/>
+            <w:r>
+              <w:rPr>
+                <w:sz w:val="24"/>
+                <w:szCs w:val="24"/>
+              </w:rPr>
+              <w:t xml:space="preserve"> и возвращает созданный объект</w:t>
+            </w:r>
+          </w:p>
+        </w:tc>
+        <w:tc>
+          <w:tcPr>
+            <w:tcW w:w="4673" w:type="dxa"/>
+          </w:tcPr>
+          <w:p>
+            <w:pPr>
+              <w:spacing w:before="0" w:after="0"/>
+              <w:ind w:firstLine="0"/>
+              <w:rPr>
+                <w:sz w:val="24"/>
+                <w:szCs w:val="24"/>
+              </w:rPr>
+            </w:pPr>
+            <w:r>
+              <w:rPr>
+                <w:sz w:val="24"/>
+                <w:szCs w:val="24"/>
+              </w:rPr>
+              <w:t>создание товара уходит правильно</w:t>
+            </w:r>
+          </w:p>
+        </w:tc>
+      </w:tr>
+      <w:tr>
+        <w:tc>
+          <w:tcPr>
+            <w:tcW w:w="4672" w:type="dxa"/>
+          </w:tcPr>
+          <w:p>
+            <w:pPr>
+              <w:spacing w:before="0" w:after="0"/>
+              <w:ind w:firstLine="0"/>
+              <w:rPr>
+                <w:sz w:val="24"/>
+                <w:szCs w:val="24"/>
+              </w:rPr>
+            </w:pPr>
+            <w:r>
+              <w:rPr>
+                <w:sz w:val="24"/>
+                <w:szCs w:val="24"/>
+              </w:rPr>
+              <w:t xml:space="preserve">ответ 422 превращается в </w:t>
+            </w:r>
+            <w:proofErr w:type="spellStart"/>
+            <w:r>
+              <w:rPr>
+                <w:sz w:val="24"/>
+                <w:szCs w:val="24"/>
+              </w:rPr>
+              <w:t>ValidationException</w:t>
+            </w:r>
+            <w:proofErr w:type="spellEnd"/>
+          </w:p>
+        </w:tc>
+        <w:tc>
+          <w:tcPr>
+            <w:tcW w:w="4673" w:type="dxa"/>
+          </w:tcPr>
+          <w:p>
+            <w:pPr>
+              <w:spacing w:before="0" w:after="0"/>
+              <w:ind w:firstLine="0"/>
+              <w:rPr>
+                <w:sz w:val="24"/>
+                <w:szCs w:val="24"/>
+              </w:rPr>
+            </w:pPr>
+            <w:r>
+              <w:rPr>
+                <w:sz w:val="24"/>
+                <w:szCs w:val="24"/>
+              </w:rPr>
+              <w:t>ошибки полей с сервера доходят до формы</w:t>
+            </w:r>
+          </w:p>
+        </w:tc>
+      </w:tr>
+      <w:tr>
+        <w:tc>
+          <w:tcPr>
+            <w:tcW w:w="4672" w:type="dxa"/>
+          </w:tcPr>
+          <w:p>
+            <w:pPr>
+              <w:spacing w:before="0" w:after="0"/>
+              <w:ind w:firstLine="0"/>
+              <w:rPr>
+                <w:sz w:val="24"/>
+                <w:szCs w:val="24"/>
+              </w:rPr>
+            </w:pPr>
+            <w:r>
+              <w:rPr>
+                <w:sz w:val="24"/>
+                <w:szCs w:val="24"/>
+              </w:rPr>
+              <w:t xml:space="preserve">недоступность сервера даёт </w:t>
+            </w:r>
+            <w:proofErr w:type="spellStart"/>
+            <w:r>
+              <w:rPr>
+                <w:sz w:val="24"/>
+                <w:szCs w:val="24"/>
+              </w:rPr>
+              <w:t>NetworkException</w:t>
+            </w:r>
+            <w:proofErr w:type="spellEnd"/>
+          </w:p>
+        </w:tc>
+        <w:tc>
+          <w:tcPr>
+            <w:tcW w:w="4673" w:type="dxa"/>
+          </w:tcPr>
+          <w:p>
+            <w:pPr>
+              <w:spacing w:before="0" w:after="0"/>
+              <w:ind w:firstLine="0"/>
+              <w:rPr>
+                <w:sz w:val="24"/>
+                <w:szCs w:val="24"/>
+              </w:rPr>
+            </w:pPr>
+            <w:r>
+              <w:rPr>
+                <w:sz w:val="24"/>
+                <w:szCs w:val="24"/>
+              </w:rPr>
+              <w:t>обрыв связи даёт понятную ошибку</w:t>
+            </w:r>
+          </w:p>
+        </w:tc>
+      </w:tr>
+      <w:tr>
+        <w:tc>
+          <w:tcPr>
+            <w:tcW w:w="4672" w:type="dxa"/>
+          </w:tcPr>
+          <w:p>
+            <w:pPr>
+              <w:spacing w:before="0" w:after="0"/>
+              <w:ind w:firstLine="0"/>
+              <w:rPr>
+                <w:sz w:val="24"/>
+                <w:szCs w:val="24"/>
+              </w:rPr>
+            </w:pPr>
+            <w:proofErr w:type="spellStart"/>
+            <w:r>
+              <w:rPr>
+                <w:sz w:val="24"/>
+                <w:szCs w:val="24"/>
+              </w:rPr>
+              <w:t>findById</w:t>
+            </w:r>
+            <w:proofErr w:type="spellEnd"/>
+            <w:r>
+              <w:rPr>
+                <w:sz w:val="24"/>
+                <w:szCs w:val="24"/>
+              </w:rPr>
+              <w:t xml:space="preserve"> при 404 возвращает </w:t>
+            </w:r>
+            <w:proofErr w:type="spellStart"/>
+            <w:r>
+              <w:rPr>
+                <w:sz w:val="24"/>
+                <w:szCs w:val="24"/>
+              </w:rPr>
+              <w:t>null</w:t>
+            </w:r>
+            <w:proofErr w:type="spellEnd"/>
+          </w:p>
+        </w:tc>
+        <w:tc>
+          <w:tcPr>
+            <w:tcW w:w="4673" w:type="dxa"/>
+          </w:tcPr>
+          <w:p>
+            <w:pPr>
+              <w:spacing w:before="0" w:after="0"/>
+              <w:ind w:firstLine="0"/>
+              <w:rPr>
+                <w:sz w:val="24"/>
+                <w:szCs w:val="24"/>
+              </w:rPr>
+            </w:pPr>
+            <w:r>
+              <w:rPr>
+                <w:sz w:val="24"/>
+                <w:szCs w:val="24"/>
+              </w:rPr>
+              <w:t>отсутствующий товар не роняет клиент</w:t>
+            </w:r>
+          </w:p>
+        </w:tc>
+      </w:tr>
+      <w:tr>
+        <w:tc>
+          <w:tcPr>
+            <w:tcW w:w="4672" w:type="dxa"/>
+          </w:tcPr>
+          <w:p>
+            <w:pPr>
+              <w:spacing w:before="0" w:after="0"/>
+              <w:ind w:firstLine="0"/>
+              <w:rPr>
+                <w:sz w:val="24"/>
+                <w:szCs w:val="24"/>
+                <w:lang w:val="en-US"/>
+              </w:rPr>
+            </w:pPr>
+            <w:proofErr w:type="spellStart"/>
+            <w:r>
+              <w:rPr>
+                <w:sz w:val="24"/>
+                <w:szCs w:val="24"/>
+                <w:lang w:val="en-US"/>
+              </w:rPr>
+              <w:t>softDelete</w:t>
+            </w:r>
+            <w:proofErr w:type="spellEnd"/>
+            <w:r>
+              <w:rPr>
+                <w:sz w:val="24"/>
+                <w:szCs w:val="24"/>
+                <w:lang w:val="en-US"/>
+              </w:rPr>
+              <w:t xml:space="preserve"> </w:t>
+            </w:r>
+            <w:r>
+              <w:rPr>
+                <w:sz w:val="24"/>
+                <w:szCs w:val="24"/>
+              </w:rPr>
+              <w:t>вызывает</w:t>
+            </w:r>
+            <w:r>
+              <w:rPr>
+                <w:sz w:val="24"/>
+                <w:szCs w:val="24"/>
+                <w:lang w:val="en-US"/>
+              </w:rPr>
+              <w:t xml:space="preserve"> DELETE </w:t>
+            </w:r>
+            <w:r>
+              <w:rPr>
+                <w:sz w:val="24"/>
+                <w:szCs w:val="24"/>
+              </w:rPr>
+              <w:t>без</w:t>
+            </w:r>
+            <w:r>
+              <w:rPr>
+                <w:sz w:val="24"/>
+                <w:szCs w:val="24"/>
+                <w:lang w:val="en-US"/>
+              </w:rPr>
+              <w:t xml:space="preserve"> hard</w:t>
+            </w:r>
+          </w:p>
+        </w:tc>
+        <w:tc>
+          <w:tcPr>
+            <w:tcW w:w="4673" w:type="dxa"/>
+          </w:tcPr>
+          <w:p>
+            <w:pPr>
+              <w:spacing w:before="0" w:after="0"/>
+              <w:ind w:firstLine="0"/>
+              <w:rPr>
+                <w:sz w:val="24"/>
+                <w:szCs w:val="24"/>
+              </w:rPr>
+            </w:pPr>
+            <w:r>
+              <w:rPr>
+                <w:sz w:val="24"/>
+                <w:szCs w:val="24"/>
+              </w:rPr>
+              <w:t>логическое удаление идёт обычным DELETE</w:t>
+            </w:r>
+          </w:p>
+        </w:tc>
+      </w:tr>
+      <w:tr>
+        <w:tc>
+          <w:tcPr>
+            <w:tcW w:w="4672" w:type="dxa"/>
+          </w:tcPr>
+          <w:p>
+            <w:pPr>
+              <w:spacing w:before="0" w:after="0"/>
+              <w:ind w:firstLine="0"/>
+              <w:rPr>
+                <w:sz w:val="24"/>
+                <w:szCs w:val="24"/>
+              </w:rPr>
+            </w:pPr>
+            <w:r>
+              <w:rPr>
+                <w:sz w:val="24"/>
+                <w:szCs w:val="24"/>
+              </w:rPr>
+              <w:t>список показывает индикатор загрузки</w:t>
+            </w:r>
+          </w:p>
+        </w:tc>
+        <w:tc>
+          <w:tcPr>
+            <w:tcW w:w="4673" w:type="dxa"/>
+          </w:tcPr>
+          <w:p>
+            <w:pPr>
+              <w:spacing w:before="0" w:after="0"/>
+              <w:ind w:firstLine="0"/>
+              <w:rPr>
+                <w:sz w:val="24"/>
+                <w:szCs w:val="24"/>
+              </w:rPr>
+            </w:pPr>
+            <w:r>
+              <w:rPr>
+                <w:sz w:val="24"/>
+                <w:szCs w:val="24"/>
+              </w:rPr>
+              <w:t>пока данные грузятся, виден индикатор</w:t>
+            </w:r>
+          </w:p>
+        </w:tc>
+      </w:tr>
+      <w:tr>
+        <w:tc>
+          <w:tcPr>
+            <w:tcW w:w="4672" w:type="dxa"/>
+          </w:tcPr>
+          <w:p>
+            <w:pPr>
+              <w:spacing w:before="0" w:after="0"/>
+              <w:ind w:firstLine="0"/>
+              <w:rPr>
+                <w:sz w:val="24"/>
+                <w:szCs w:val="24"/>
+              </w:rPr>
+            </w:pPr>
+            <w:r>
+              <w:rPr>
+                <w:sz w:val="24"/>
+                <w:szCs w:val="24"/>
+              </w:rPr>
+              <w:t>список показывает сообщение при пустом результате</w:t>
+            </w:r>
+          </w:p>
+        </w:tc>
+        <w:tc>
+          <w:tcPr>
+            <w:tcW w:w="4673" w:type="dxa"/>
+          </w:tcPr>
+          <w:p>
+            <w:pPr>
+              <w:spacing w:before="0" w:after="0"/>
+              <w:ind w:firstLine="0"/>
+              <w:rPr>
+                <w:sz w:val="24"/>
+                <w:szCs w:val="24"/>
+              </w:rPr>
+            </w:pPr>
+            <w:r>
+              <w:rPr>
+                <w:sz w:val="24"/>
+                <w:szCs w:val="24"/>
+              </w:rPr>
+              <w:t>пустой каталог пишет «Товары не найдены»</w:t>
+            </w:r>
+          </w:p>
+        </w:tc>
+      </w:tr>
+      <w:tr>
+        <w:tc>
+          <w:tcPr>
+            <w:tcW w:w="4672" w:type="dxa"/>
+          </w:tcPr>
+          <w:p>
+            <w:pPr>
+              <w:spacing w:before="0" w:after="0"/>
+              <w:ind w:firstLine="0"/>
+              <w:rPr>
+                <w:sz w:val="24"/>
+                <w:szCs w:val="24"/>
+              </w:rPr>
+            </w:pPr>
+            <w:r>
+              <w:rPr>
+                <w:sz w:val="24"/>
+                <w:szCs w:val="24"/>
+              </w:rPr>
+              <w:t>ошибка связи показывает текст и кнопку повтора</w:t>
+            </w:r>
+          </w:p>
+        </w:tc>
+        <w:tc>
+          <w:tcPr>
+            <w:tcW w:w="4673" w:type="dxa"/>
+          </w:tcPr>
+          <w:p>
+            <w:pPr>
+              <w:spacing w:before="0" w:after="0"/>
+              <w:ind w:firstLine="0"/>
+              <w:rPr>
+                <w:sz w:val="24"/>
+                <w:szCs w:val="24"/>
+              </w:rPr>
+            </w:pPr>
+            <w:r>
+              <w:rPr>
+                <w:sz w:val="24"/>
+                <w:szCs w:val="24"/>
+              </w:rPr>
+              <w:t>при обрыве есть «Повторить»</w:t>
+            </w:r>
+          </w:p>
+        </w:tc>
+      </w:tr>
+      <w:tr>
+        <w:tc>
+          <w:tcPr>
+            <w:tcW w:w="4672" w:type="dxa"/>
+          </w:tcPr>
+          <w:p>
+            <w:pPr>
+              <w:spacing w:before="0" w:after="0"/>
+              <w:ind w:firstLine="0"/>
+              <w:rPr>
+                <w:sz w:val="24"/>
+                <w:szCs w:val="24"/>
+              </w:rPr>
+            </w:pPr>
+            <w:r>
+              <w:rPr>
+                <w:sz w:val="24"/>
+                <w:szCs w:val="24"/>
+              </w:rPr>
+              <w:t>форма товара не сохраняется с пустым названием</w:t>
+            </w:r>
+          </w:p>
+        </w:tc>
+        <w:tc>
+          <w:tcPr>
+            <w:tcW w:w="4673" w:type="dxa"/>
+          </w:tcPr>
+          <w:p>
+            <w:pPr>
+              <w:spacing w:before="0" w:after="0"/>
+              <w:ind w:firstLine="0"/>
+              <w:rPr>
+                <w:sz w:val="24"/>
+                <w:szCs w:val="24"/>
+              </w:rPr>
+            </w:pPr>
+            <w:r>
+              <w:rPr>
+                <w:sz w:val="24"/>
+                <w:szCs w:val="24"/>
+              </w:rPr>
+              <w:t>пустое имя не сохраняется</w:t>
+            </w:r>
+          </w:p>
+        </w:tc>
+      </w:tr>
+      <w:tr>
+        <w:tc>
+          <w:tcPr>
+            <w:tcW w:w="4672" w:type="dxa"/>
+          </w:tcPr>
+          <w:p>
+            <w:pPr>
+              <w:spacing w:before="0" w:after="0"/>
+              <w:ind w:firstLine="0"/>
+              <w:rPr>
+                <w:sz w:val="24"/>
+                <w:szCs w:val="24"/>
+              </w:rPr>
+            </w:pPr>
+            <w:r>
+              <w:rPr>
+                <w:sz w:val="24"/>
+                <w:szCs w:val="24"/>
+              </w:rPr>
+              <w:t>покупатель не видит удаление навсегда</w:t>
+            </w:r>
+          </w:p>
+        </w:tc>
+        <w:tc>
+          <w:tcPr>
+            <w:tcW w:w="4673" w:type="dxa"/>
+          </w:tcPr>
+          <w:p>
+            <w:pPr>
+              <w:spacing w:before="0" w:after="0"/>
+              <w:ind w:firstLine="0"/>
+              <w:rPr>
+                <w:sz w:val="24"/>
+                <w:szCs w:val="24"/>
+              </w:rPr>
+            </w:pPr>
+            <w:r>
+              <w:rPr>
+                <w:sz w:val="24"/>
+                <w:szCs w:val="24"/>
+              </w:rPr>
+              <w:t xml:space="preserve">у покупателя нет кнопки </w:t>
+            </w:r>
+            <w:proofErr w:type="spellStart"/>
+            <w:r>
+              <w:rPr>
+                <w:sz w:val="24"/>
+                <w:szCs w:val="24"/>
+              </w:rPr>
+              <w:t>hard</w:t>
+            </w:r>
+            <w:proofErr w:type="spellEnd"/>
+            <w:r>
+              <w:rPr>
+                <w:sz w:val="24"/>
+                <w:szCs w:val="24"/>
+              </w:rPr>
+              <w:t xml:space="preserve"> </w:t>
+            </w:r>
+            <w:proofErr w:type="spellStart"/>
+            <w:r>
+              <w:rPr>
+                <w:sz w:val="24"/>
+                <w:szCs w:val="24"/>
+              </w:rPr>
+              <w:t>delete</w:t>
+            </w:r>
+            <w:proofErr w:type="spellEnd"/>
+          </w:p>
+        </w:tc>
+      </w:tr>
+      <w:tr>
+        <w:tc>
+          <w:tcPr>
+            <w:tcW w:w="4672" w:type="dxa"/>
+          </w:tcPr>
+          <w:p>
+            <w:pPr>
+              <w:spacing w:before="0" w:after="0"/>
+              <w:ind w:firstLine="0"/>
+              <w:rPr>
+                <w:sz w:val="24"/>
+                <w:szCs w:val="24"/>
+              </w:rPr>
+            </w:pPr>
+            <w:r>
+              <w:rPr>
+                <w:sz w:val="24"/>
+                <w:szCs w:val="24"/>
+              </w:rPr>
+              <w:t>администратор видит удаление навсегда</w:t>
+            </w:r>
+          </w:p>
+        </w:tc>
+        <w:tc>
+          <w:tcPr>
+            <w:tcW w:w="4673" w:type="dxa"/>
+          </w:tcPr>
+          <w:p>
+            <w:pPr>
+              <w:spacing w:before="0" w:after="0"/>
+              <w:ind w:firstLine="0"/>
+              <w:rPr>
+                <w:sz w:val="24"/>
+                <w:szCs w:val="24"/>
+              </w:rPr>
+            </w:pPr>
+            <w:r>
+              <w:rPr>
+                <w:sz w:val="24"/>
+                <w:szCs w:val="24"/>
+              </w:rPr>
+              <w:t xml:space="preserve">у администратора кнопка </w:t>
+            </w:r>
+            <w:proofErr w:type="spellStart"/>
+            <w:r>
+              <w:rPr>
+                <w:sz w:val="24"/>
+                <w:szCs w:val="24"/>
+              </w:rPr>
+              <w:t>hard</w:t>
+            </w:r>
+            <w:proofErr w:type="spellEnd"/>
+            <w:r>
+              <w:rPr>
+                <w:sz w:val="24"/>
+                <w:szCs w:val="24"/>
+              </w:rPr>
+              <w:t xml:space="preserve"> </w:t>
+            </w:r>
+            <w:proofErr w:type="spellStart"/>
+            <w:r>
+              <w:rPr>
+                <w:sz w:val="24"/>
+                <w:szCs w:val="24"/>
+              </w:rPr>
+              <w:t>delete</w:t>
+            </w:r>
+            <w:proofErr w:type="spellEnd"/>
+            <w:r>
+              <w:rPr>
+                <w:sz w:val="24"/>
+                <w:szCs w:val="24"/>
+              </w:rPr>
+              <w:t xml:space="preserve"> есть</w:t>
+            </w:r>
+          </w:p>
+        </w:tc>
+      </w:tr>
+      <w:tr>
+        <w:tc>
+          <w:tcPr>
+            <w:tcW w:w="4672" w:type="dxa"/>
+          </w:tcPr>
+          <w:p>
+            <w:pPr>
+              <w:spacing w:before="0" w:after="0"/>
+              <w:ind w:firstLine="0"/>
+              <w:rPr>
+                <w:sz w:val="24"/>
+                <w:szCs w:val="24"/>
+              </w:rPr>
+            </w:pPr>
+            <w:r>
+              <w:rPr>
+                <w:sz w:val="24"/>
+                <w:szCs w:val="24"/>
+              </w:rPr>
+              <w:t>ширина 360: одна колонка и нижняя навигация</w:t>
+            </w:r>
+          </w:p>
+        </w:tc>
+        <w:tc>
+          <w:tcPr>
+            <w:tcW w:w="4673" w:type="dxa"/>
+          </w:tcPr>
+          <w:p>
+            <w:pPr>
+              <w:spacing w:before="0" w:after="0"/>
+              <w:ind w:firstLine="0"/>
+              <w:rPr>
+                <w:sz w:val="24"/>
+                <w:szCs w:val="24"/>
+              </w:rPr>
+            </w:pPr>
+            <w:r>
+              <w:rPr>
+                <w:sz w:val="24"/>
+                <w:szCs w:val="24"/>
+              </w:rPr>
+              <w:t>на телефоне карточки и меню снизу</w:t>
+            </w:r>
+          </w:p>
+        </w:tc>
+      </w:tr>
+      <w:tr>
+        <w:tc>
+          <w:tcPr>
+            <w:tcW w:w="4672" w:type="dxa"/>
+          </w:tcPr>
+          <w:p>
+            <w:pPr>
+              <w:spacing w:before="0" w:after="0"/>
+              <w:ind w:firstLine="0"/>
+              <w:rPr>
+                <w:sz w:val="24"/>
+                <w:szCs w:val="24"/>
+              </w:rPr>
+            </w:pPr>
+            <w:r>
+              <w:rPr>
+                <w:sz w:val="24"/>
+                <w:szCs w:val="24"/>
+              </w:rPr>
+              <w:t>ширина 768: боковая навигация без подписей</w:t>
+            </w:r>
+          </w:p>
+        </w:tc>
+        <w:tc>
+          <w:tcPr>
+            <w:tcW w:w="4673" w:type="dxa"/>
+          </w:tcPr>
+          <w:p>
+            <w:pPr>
+              <w:spacing w:before="0" w:after="0"/>
+              <w:ind w:firstLine="0"/>
+              <w:rPr>
+                <w:sz w:val="24"/>
+                <w:szCs w:val="24"/>
+              </w:rPr>
+            </w:pPr>
+            <w:r>
+              <w:rPr>
+                <w:sz w:val="24"/>
+                <w:szCs w:val="24"/>
+              </w:rPr>
+              <w:t>на планшете слева только значки</w:t>
+            </w:r>
+          </w:p>
+        </w:tc>
+      </w:tr>
+      <w:tr>
+        <w:tc>
+          <w:tcPr>
+            <w:tcW w:w="4672" w:type="dxa"/>
+          </w:tcPr>
+          <w:p>
+            <w:pPr>
+              <w:spacing w:before="0" w:after="0"/>
+              <w:ind w:firstLine="0"/>
+              <w:rPr>
+                <w:sz w:val="24"/>
+                <w:szCs w:val="24"/>
+              </w:rPr>
+            </w:pPr>
+            <w:r>
+              <w:rPr>
+                <w:sz w:val="24"/>
+                <w:szCs w:val="24"/>
+              </w:rPr>
+              <w:t>ширина 1280: развёрнутая навигация с подписями</w:t>
+            </w:r>
+          </w:p>
+        </w:tc>
+        <w:tc>
+          <w:tcPr>
+            <w:tcW w:w="4673" w:type="dxa"/>
+          </w:tcPr>
+          <w:p>
+            <w:pPr>
+              <w:spacing w:before="0" w:after="0"/>
+              <w:ind w:firstLine="0"/>
+              <w:rPr>
+                <w:sz w:val="24"/>
+                <w:szCs w:val="24"/>
+              </w:rPr>
+            </w:pPr>
+            <w:r>
+              <w:rPr>
+                <w:sz w:val="24"/>
+                <w:szCs w:val="24"/>
+              </w:rPr>
+              <w:t>на широком экране есть подписи меню</w:t>
+            </w:r>
+          </w:p>
+        </w:tc>
+      </w:tr>
+      <w:tr>
+        <w:tc>
+          <w:tcPr>
+            <w:tcW w:w="4672" w:type="dxa"/>
+          </w:tcPr>
+          <w:p>
+            <w:pPr>
+              <w:spacing w:before="0" w:after="0"/>
+              <w:ind w:firstLine="0"/>
+              <w:rPr>
+                <w:sz w:val="24"/>
+                <w:szCs w:val="24"/>
+              </w:rPr>
+            </w:pPr>
+            <w:r>
+              <w:rPr>
+                <w:sz w:val="24"/>
+                <w:szCs w:val="24"/>
+              </w:rPr>
+              <w:t>ширина 1920: содержимое ограничено по ширине</w:t>
+            </w:r>
+          </w:p>
+        </w:tc>
+        <w:tc>
+          <w:tcPr>
+            <w:tcW w:w="4673" w:type="dxa"/>
+          </w:tcPr>
+          <w:p>
+            <w:pPr>
+              <w:spacing w:before="0" w:after="0"/>
+              <w:ind w:firstLine="0"/>
+              <w:rPr>
+                <w:sz w:val="24"/>
+                <w:szCs w:val="24"/>
+              </w:rPr>
+            </w:pPr>
+            <w:r>
+              <w:rPr>
+                <w:sz w:val="24"/>
+                <w:szCs w:val="24"/>
+              </w:rPr>
+              <w:t xml:space="preserve">блок не шире 1440 </w:t>
+            </w:r>
+            <w:proofErr w:type="spellStart"/>
+            <w:r>
+              <w:rPr>
+                <w:sz w:val="24"/>
+                <w:szCs w:val="24"/>
+              </w:rPr>
+              <w:t>px</w:t>
+            </w:r>
+            <w:proofErr w:type="spellEnd"/>
+          </w:p>
+        </w:tc>
+      </w:tr>
+      <w:tr>
+        <w:tc>
+          <w:tcPr>
+            <w:tcW w:w="4672" w:type="dxa"/>
+          </w:tcPr>
+          <w:p>
+            <w:pPr>
+              <w:spacing w:before="0" w:after="0"/>
+              <w:ind w:firstLine="0"/>
+              <w:rPr>
+                <w:sz w:val="24"/>
+                <w:szCs w:val="24"/>
+              </w:rPr>
+            </w:pPr>
+            <w:r>
+              <w:rPr>
+                <w:sz w:val="24"/>
+                <w:szCs w:val="24"/>
+              </w:rPr>
+              <w:t>узкое окно показывает карточки, широкое — таблицу</w:t>
+            </w:r>
+          </w:p>
+        </w:tc>
+        <w:tc>
+          <w:tcPr>
+            <w:tcW w:w="4673" w:type="dxa"/>
+          </w:tcPr>
+          <w:p>
+            <w:pPr>
+              <w:spacing w:before="0" w:after="0"/>
+              <w:ind w:firstLine="0"/>
+              <w:rPr>
+                <w:sz w:val="24"/>
+                <w:szCs w:val="24"/>
+              </w:rPr>
+            </w:pPr>
+            <w:r>
+              <w:rPr>
+                <w:sz w:val="24"/>
+                <w:szCs w:val="24"/>
+              </w:rPr>
+              <w:t>при расширении окна таблица сменяет карточки</w:t>
+            </w:r>
+          </w:p>
+        </w:tc>
+      </w:tr>
+    </w:tbl>
+    <w:p>
+      <w:pPr>
+        <w:spacing w:before="0" w:after="0"/>
+        <w:ind w:firstLine="708"/>
+      </w:pPr>
+      <w:r>
+        <w:t xml:space="preserve">Вывод: в данной практической работе </w:t>
+      </w:r>
+      <w:r>
+        <w:t>дове</w:t>
+      </w:r>
+      <w:r>
+        <w:t>ли</w:t>
+      </w:r>
+      <w:r>
+        <w:t xml:space="preserve"> приложение до состояния, в котором его можно показать: прив</w:t>
+      </w:r>
+      <w:r>
+        <w:t>ели</w:t>
+      </w:r>
+      <w:r>
+        <w:t xml:space="preserve"> интерфейс в работоспособный вид на экранах любой ширины, собра</w:t>
+      </w:r>
+      <w:r>
+        <w:t>ли</w:t>
+      </w:r>
+      <w:r>
+        <w:t xml:space="preserve"> релизную версию, опубликова</w:t>
+      </w:r>
+      <w:r>
+        <w:t>ли её.</w:t>
+      </w:r>
+    </w:p>
+    <w:p>
+      <w:pPr>
+        <w:spacing w:before="0" w:after="0"/>
+      </w:pPr>
+    </w:p>
+    <w:p/>
     <w:p>
       <w:pPr>
         <w:ind w:firstLine="0"/>
@@ -13189,7 +18313,7 @@
 </file>
 
 <file path=word/styles.xml><?xml version="1.0" encoding="utf-8"?>
-<w:styles xmlns:mc="http://schemas.openxmlformats.org/markup-compatibility/2006" xmlns:r="http://schemas.openxmlformats.org/officeDocument/2006/relationships" xmlns:w="http://schemas.openxmlformats.org/wordprocessingml/2006/main" xmlns:w14="http://schemas.microsoft.com/office/word/2010/wordml" xmlns:w15="http://schemas.microsoft.com/office/word/2012/wordml" xmlns:w16se="http://schemas.microsoft.com/office/word/2015/wordml/symex" mc:Ignorable="w14 w15 w16se">
+<w:styles xmlns:mc="http://schemas.openxmlformats.org/markup-compatibility/2006" xmlns:r="http://schemas.openxmlformats.org/officeDocument/2006/relationships" xmlns:w="http://schemas.openxmlformats.org/wordprocessingml/2006/main" xmlns:w14="http://schemas.microsoft.com/office/word/2010/wordml" xmlns:w15="http://schemas.microsoft.com/office/word/2012/wordml" xmlns:w16cex="http://schemas.microsoft.com/office/word/2018/wordml/cex" xmlns:w16cid="http://schemas.microsoft.com/office/word/2016/wordml/cid" xmlns:w16="http://schemas.microsoft.com/office/word/2018/wordml" xmlns:w16du="http://schemas.microsoft.com/office/word/2023/wordml/word16du" xmlns:w16sdtdh="http://schemas.microsoft.com/office/word/2020/wordml/sdtdatahash" xmlns:w16sdtfl="http://schemas.microsoft.com/office/word/2024/wordml/sdtformatlock" xmlns:w16se="http://schemas.microsoft.com/office/word/2015/wordml/symex" mc:Ignorable="w14 w15 w16se w16cid w16 w16cex w16sdtdh w16sdtfl w16du">
   <w:docDefaults>
     <w:rPrDefault>
       <w:rPr>
@@ -13200,7 +18324,7 @@
     </w:rPrDefault>
     <w:pPrDefault/>
   </w:docDefaults>
-  <w:latentStyles w:defLockedState="0" w:defUIPriority="99" w:defSemiHidden="0" w:defUnhideWhenUsed="0" w:defQFormat="0" w:count="371">
+  <w:latentStyles w:defLockedState="0" w:defUIPriority="99" w:defSemiHidden="0" w:defUnhideWhenUsed="0" w:defQFormat="0" w:count="376">
     <w:lsdException w:name="Normal" w:uiPriority="0" w:qFormat="1"/>
     <w:lsdException w:name="heading 1" w:uiPriority="9" w:qFormat="1"/>
     <w:lsdException w:name="heading 2" w:uiPriority="9" w:qFormat="1"/>
@@ -13571,11 +18695,16 @@
     <w:lsdException w:name="List Table 5 Dark Accent 6" w:uiPriority="50"/>
     <w:lsdException w:name="List Table 6 Colorful Accent 6" w:uiPriority="51"/>
     <w:lsdException w:name="List Table 7 Colorful Accent 6" w:uiPriority="52"/>
+    <w:lsdException w:name="Mention" w:semiHidden="1" w:unhideWhenUsed="1"/>
+    <w:lsdException w:name="Smart Hyperlink" w:semiHidden="1" w:unhideWhenUsed="1"/>
+    <w:lsdException w:name="Hashtag" w:semiHidden="1" w:unhideWhenUsed="1"/>
+    <w:lsdException w:name="Unresolved Mention" w:semiHidden="1" w:unhideWhenUsed="1"/>
+    <w:lsdException w:name="Smart Link" w:semiHidden="1" w:unhideWhenUsed="1"/>
   </w:latentStyles>
   <w:style w:type="paragraph" w:default="1" w:styleId="a">
     <w:name w:val="Normal"/>
     <w:qFormat/>
-    <w:rsid w:val="003B1B0C"/>
+    <w:rsid w:val="0083241E"/>
     <w:pPr>
       <w:spacing w:before="120" w:after="120" w:line="360" w:lineRule="auto"/>
       <w:ind w:firstLine="709"/>
@@ -13672,7 +18801,6 @@
   <w:style w:type="character" w:default="1" w:styleId="a0">
     <w:name w:val="Default Paragraph Font"/>
     <w:uiPriority w:val="1"/>
-    <w:semiHidden/>
     <w:unhideWhenUsed/>
   </w:style>
   <w:style w:type="table" w:default="1" w:styleId="a1">
